--- a/generated_study_plan.docx
+++ b/generated_study_plan.docx
@@ -16,7 +16,7 @@
         <w:pStyle w:val="Heading1"/>
       </w:pPr>
       <w:r>
-        <w:t>📚 IELTS Complete Preparation Guide</w:t>
+        <w:t>🎯 PMP Exam Complete Preparation Guide</w:t>
       </w:r>
     </w:p>
     <w:p>
@@ -29,186 +29,138 @@
     </w:p>
     <w:p>
       <w:pPr>
-        <w:pStyle w:val="ListBullet"/>
-      </w:pPr>
+        <w:pStyle w:val="ListNumber"/>
+      </w:pPr>
+      <w:r>
+        <w:t xml:space="preserve">1. </w:t>
+      </w:r>
       <w:r>
         <w:rPr>
           <w:b/>
         </w:rPr>
-        <w:t>Topic 1: IELTS Writing</w:t>
-      </w:r>
-      <w:r>
-        <w:t xml:space="preserve"> (⏱️ 25 hrs, 🎯 25% of Overall Score)</w:t>
-      </w:r>
-    </w:p>
-    <w:p>
-      <w:pPr>
-        <w:pStyle w:val="ListBullet"/>
-      </w:pPr>
+        <w:t>People Domain: Leadership &amp; Team Management</w:t>
+      </w:r>
+      <w:r>
+        <w:t xml:space="preserve"> (⏱️ 30 hrs, 🎯 42% of Exam)</w:t>
+      </w:r>
+    </w:p>
+    <w:p>
+      <w:pPr>
+        <w:pStyle w:val="ListNumber"/>
+      </w:pPr>
+      <w:r>
+        <w:t xml:space="preserve">2. </w:t>
+      </w:r>
       <w:r>
         <w:rPr>
           <w:b/>
         </w:rPr>
-        <w:t>Topic 2: IELTS Reading</w:t>
-      </w:r>
-      <w:r>
-        <w:t xml:space="preserve"> (⏱️ 20 hrs, 🎯 25% of Overall Score)</w:t>
-      </w:r>
-    </w:p>
-    <w:p>
-      <w:pPr>
-        <w:pStyle w:val="ListBullet"/>
-      </w:pPr>
+        <w:t>Process Domain: Project Management Fundamentals</w:t>
+      </w:r>
+      <w:r>
+        <w:t xml:space="preserve"> (⏱️ 35 hrs, 🎯 50% of Exam)</w:t>
+      </w:r>
+    </w:p>
+    <w:p>
+      <w:pPr>
+        <w:pStyle w:val="ListNumber"/>
+      </w:pPr>
+      <w:r>
+        <w:t xml:space="preserve">3. </w:t>
+      </w:r>
       <w:r>
         <w:rPr>
           <w:b/>
         </w:rPr>
-        <w:t>Topic 3: IELTS Listening</w:t>
-      </w:r>
-      <w:r>
-        <w:t xml:space="preserve"> (⏱️ 15 hrs, 🎯 25% of Overall Score)</w:t>
-      </w:r>
-    </w:p>
-    <w:p>
-      <w:pPr>
-        <w:pStyle w:val="ListBullet"/>
-      </w:pPr>
+        <w:t>Business Environment Domain: Organizational Context</w:t>
+      </w:r>
+      <w:r>
+        <w:t xml:space="preserve"> (⏱️ 8 hrs, 🎯 8% of Exam)</w:t>
+      </w:r>
+    </w:p>
+    <w:p>
+      <w:pPr>
+        <w:pStyle w:val="ListNumber"/>
+      </w:pPr>
+      <w:r>
+        <w:t xml:space="preserve">4. </w:t>
+      </w:r>
       <w:r>
         <w:rPr>
           <w:b/>
         </w:rPr>
-        <w:t>Topic 4: IELTS Speaking</w:t>
-      </w:r>
-      <w:r>
-        <w:t xml:space="preserve"> (⏱️ 20 hrs, 🎯 25% of Overall Score)</w:t>
-      </w:r>
-    </w:p>
-    <w:p>
-      <w:pPr>
-        <w:pStyle w:val="ListBullet"/>
-      </w:pPr>
-      <w:r>
-        <w:t>--</w:t>
-      </w:r>
-    </w:p>
-    <w:p>
-      <w:pPr>
-        <w:pStyle w:val="Heading2"/>
-      </w:pPr>
-      <w:r>
-        <w:t>🧭 Study Plan &amp; Timeline</w:t>
-      </w:r>
-    </w:p>
-    <w:p>
-      <w:pPr>
-        <w:pStyle w:val="ListBullet"/>
-      </w:pPr>
+        <w:t>Agile &amp; Hybrid Approaches</w:t>
+      </w:r>
+      <w:r>
+        <w:t xml:space="preserve"> (⏱️ 25 hrs, 🎯 50% integrated across domains)</w:t>
+      </w:r>
+    </w:p>
+    <w:p>
+      <w:pPr>
+        <w:pStyle w:val="ListNumber"/>
+      </w:pPr>
+      <w:r>
+        <w:t xml:space="preserve">5. </w:t>
+      </w:r>
       <w:r>
         <w:rPr>
           <w:b/>
         </w:rPr>
-        <w:t>Total Preparation Time:</w:t>
-      </w:r>
-      <w:r>
-        <w:t xml:space="preserve"> 6-8 weeks (1.5-2 hours daily)</w:t>
-      </w:r>
-    </w:p>
-    <w:p>
-      <w:pPr>
-        <w:pStyle w:val="Heading3"/>
-      </w:pPr>
-      <w:r>
-        <w:t>Recommended Study Sequence:</w:t>
-      </w:r>
-    </w:p>
-    <w:p>
-      <w:pPr>
-        <w:pStyle w:val="ListBullet"/>
-      </w:pPr>
+        <w:t>Earned Value Management &amp; Calculations</w:t>
+      </w:r>
+      <w:r>
+        <w:t xml:space="preserve"> (⏱️ 10 hrs, 🎯 5-10% of Exam)</w:t>
+      </w:r>
+    </w:p>
+    <w:p>
+      <w:pPr>
+        <w:pStyle w:val="ListNumber"/>
+      </w:pPr>
+      <w:r>
+        <w:t xml:space="preserve">6. </w:t>
+      </w:r>
       <w:r>
         <w:rPr>
           <w:b/>
         </w:rPr>
-        <w:t>Week 1-2: Foundation &amp; Writing Focus</w:t>
-      </w:r>
-      <w:r>
-        <w:t xml:space="preserve"> (⏱️ 20 hrs)</w:t>
-      </w:r>
-    </w:p>
-    <w:p>
-      <w:pPr>
-        <w:pStyle w:val="ListBullet"/>
-      </w:pPr>
-      <w:r>
-        <w:t>Day 1-3: IELTS overview, test format, scoring criteria</w:t>
-      </w:r>
-    </w:p>
-    <w:p>
-      <w:pPr>
-        <w:pStyle w:val="ListBullet"/>
-      </w:pPr>
-      <w:r>
-        <w:t>Day 4-10: Writing Task 2 essay types and structures</w:t>
-      </w:r>
-    </w:p>
-    <w:p>
-      <w:pPr>
-        <w:pStyle w:val="ListBullet"/>
-      </w:pPr>
-      <w:r>
-        <w:t>Day 11-14: Writing Task 1 (Academic/General)</w:t>
-      </w:r>
-    </w:p>
-    <w:p>
-      <w:pPr>
-        <w:pStyle w:val="ListBullet"/>
-      </w:pPr>
+        <w:t>Stakeholder &amp; Communications Management</w:t>
+      </w:r>
+      <w:r>
+        <w:t xml:space="preserve"> (⏱️ 15 hrs, 🎯 15-20% of Exam)</w:t>
+      </w:r>
+    </w:p>
+    <w:p>
+      <w:pPr>
+        <w:pStyle w:val="ListNumber"/>
+      </w:pPr>
+      <w:r>
+        <w:t xml:space="preserve">7. </w:t>
+      </w:r>
       <w:r>
         <w:rPr>
           <w:b/>
         </w:rPr>
-        <w:t>Week 3-4: Reading Mastery</w:t>
-      </w:r>
-      <w:r>
-        <w:t xml:space="preserve"> (⏱️ 20 hrs)</w:t>
-      </w:r>
-    </w:p>
-    <w:p>
-      <w:pPr>
-        <w:pStyle w:val="ListBullet"/>
-      </w:pPr>
-      <w:r>
-        <w:t>Day 15-21: Reading question types and strategies</w:t>
-      </w:r>
-    </w:p>
-    <w:p>
-      <w:pPr>
-        <w:pStyle w:val="ListBullet"/>
-      </w:pPr>
-      <w:r>
-        <w:t>Day 22-28: Timed reading practice with all question types</w:t>
-      </w:r>
-    </w:p>
-    <w:p>
-      <w:pPr>
-        <w:pStyle w:val="ListBullet"/>
-      </w:pPr>
+        <w:t>Risk Management</w:t>
+      </w:r>
+      <w:r>
+        <w:t xml:space="preserve"> (⏱️ 12 hrs, 🎯 10-15% of Exam)</w:t>
+      </w:r>
+    </w:p>
+    <w:p>
+      <w:pPr>
+        <w:pStyle w:val="ListNumber"/>
+      </w:pPr>
+      <w:r>
+        <w:t xml:space="preserve">8. </w:t>
+      </w:r>
       <w:r>
         <w:rPr>
           <w:b/>
         </w:rPr>
-        <w:t>Week 5: Listening Skills</w:t>
-      </w:r>
-      <w:r>
-        <w:t xml:space="preserve"> (⏱️ 15 hrs)</w:t>
-      </w:r>
-    </w:p>
-    <w:p>
-      <w:pPr>
-        <w:pStyle w:val="ListBullet"/>
-      </w:pPr>
-      <w:r>
-        <w:t>Day 29-35: Listening question types, note-taking strategies, practice tests</w:t>
+        <w:t>Ethics &amp; Professional Responsibility</w:t>
+      </w:r>
+      <w:r>
+        <w:t xml:space="preserve"> (⏱️ 5 hrs, 🎯 5% of Exam)</w:t>
       </w:r>
     </w:p>
     <w:p>
@@ -219,10 +171,10 @@
         <w:rPr>
           <w:b/>
         </w:rPr>
-        <w:t>Week 6: Speaking Confidence</w:t>
-      </w:r>
-      <w:r>
-        <w:t xml:space="preserve"> (⏱️ 20 hrs)</w:t>
+        <w:t>Total Study Time:</w:t>
+      </w:r>
+      <w:r>
+        <w:t xml:space="preserve"> 140 hours (approximately)</w:t>
       </w:r>
     </w:p>
     <w:p>
@@ -230,7 +182,23 @@
         <w:pStyle w:val="ListBullet"/>
       </w:pPr>
       <w:r>
-        <w:t>Day 36-42: Speaking parts 1-3, recording practice, mock interviews</w:t>
+        <w:t>--</w:t>
+      </w:r>
+    </w:p>
+    <w:p>
+      <w:pPr>
+        <w:pStyle w:val="Heading2"/>
+      </w:pPr>
+      <w:r>
+        <w:t>🧭 Study Plan &amp; Timeline</w:t>
+      </w:r>
+    </w:p>
+    <w:p>
+      <w:pPr>
+        <w:pStyle w:val="Heading3"/>
+      </w:pPr>
+      <w:r>
+        <w:t>Recommended Study Sequence (8-10 weeks, 2-3 hours/day)</w:t>
       </w:r>
     </w:p>
     <w:p>
@@ -241,10 +209,10 @@
         <w:rPr>
           <w:b/>
         </w:rPr>
-        <w:t>Week 7-8: Integration &amp; Mock Tests</w:t>
-      </w:r>
-      <w:r>
-        <w:t xml:space="preserve"> (⏱️ 15 hrs)</w:t>
+        <w:t>Week 1-2: Foundation Building</w:t>
+      </w:r>
+      <w:r>
+        <w:t xml:space="preserve"> (⏱️ 25 hrs)</w:t>
       </w:r>
     </w:p>
     <w:p>
@@ -252,7 +220,7 @@
         <w:pStyle w:val="ListBullet"/>
       </w:pPr>
       <w:r>
-        <w:t>Full-length practice tests</w:t>
+        <w:t>Start with Process Domain fundamentals</w:t>
       </w:r>
     </w:p>
     <w:p>
@@ -260,7 +228,7 @@
         <w:pStyle w:val="ListBullet"/>
       </w:pPr>
       <w:r>
-        <w:t>Weakness targeting</w:t>
+        <w:t>Review project lifecycle and process groups</w:t>
       </w:r>
     </w:p>
     <w:p>
@@ -268,44 +236,7 @@
         <w:pStyle w:val="ListBullet"/>
       </w:pPr>
       <w:r>
-        <w:t>Final review</w:t>
-      </w:r>
-    </w:p>
-    <w:p>
-      <w:pPr>
-        <w:pStyle w:val="ListBullet"/>
-      </w:pPr>
-      <w:r>
-        <w:t>--</w:t>
-      </w:r>
-    </w:p>
-    <w:p>
-      <w:pPr>
-        <w:pStyle w:val="Heading2"/>
-      </w:pPr>
-      <w:r>
-        <w:t>✅ Topic 1 of 4: IELTS Writing (⏱️ 25 hrs, 🎯 25% of Overall Score)</w:t>
-      </w:r>
-    </w:p>
-    <w:p>
-      <w:pPr>
-        <w:pStyle w:val="Heading3"/>
-      </w:pPr>
-      <w:r>
-        <w:t>1. Overview</w:t>
-      </w:r>
-    </w:p>
-    <w:p>
-      <w:r>
-        <w:t>IELTS Writing is often the most challenging section where candidates score lowest, yet it offers the highest potential for improvement with proper preparation. The section tests your ability to communicate ideas clearly in written English through two tasks: Task 1 (report writing) and Task 2 (essay writing). Task 2 carries twice the weight of Task 1, making it crucial for your overall writing band score. Real-world application includes academic essays, business reports, and professional communication.</w:t>
-      </w:r>
-    </w:p>
-    <w:p>
-      <w:pPr>
-        <w:pStyle w:val="Heading3"/>
-      </w:pPr>
-      <w:r>
-        <w:t>2. Key Subtopics</w:t>
+        <w:t>Understand basic terminology and frameworks</w:t>
       </w:r>
     </w:p>
     <w:p>
@@ -316,10 +247,34 @@
         <w:rPr>
           <w:b/>
         </w:rPr>
-        <w:t>Writing Task 2 - Essay Writing (60% of writing score):</w:t>
-      </w:r>
-      <w:r>
-        <w:t xml:space="preserve"> This involves writing a 250+ word essay responding to a point of view, argument, or problem. You'll encounter five main essay types: Opinion, Discussion, Advantages/Disadvantages, Problem/Solution, and Two-part Questions. Each requires a specific approach and structure.</w:t>
+        <w:t>Week 3-4: People &amp; Leadership Focus</w:t>
+      </w:r>
+      <w:r>
+        <w:t xml:space="preserve"> (⏱️ 30 hrs)</w:t>
+      </w:r>
+    </w:p>
+    <w:p>
+      <w:pPr>
+        <w:pStyle w:val="ListBullet"/>
+      </w:pPr>
+      <w:r>
+        <w:t>Deep dive into People Domain (42% of exam!)</w:t>
+      </w:r>
+    </w:p>
+    <w:p>
+      <w:pPr>
+        <w:pStyle w:val="ListBullet"/>
+      </w:pPr>
+      <w:r>
+        <w:t>Practice situational leadership scenarios</w:t>
+      </w:r>
+    </w:p>
+    <w:p>
+      <w:pPr>
+        <w:pStyle w:val="ListBullet"/>
+      </w:pPr>
+      <w:r>
+        <w:t>Master conflict resolution techniques</w:t>
       </w:r>
     </w:p>
     <w:p>
@@ -330,10 +285,34 @@
         <w:rPr>
           <w:b/>
         </w:rPr>
-        <w:t>Writing Task 1 - Report Writing (40% of writing score):</w:t>
-      </w:r>
-      <w:r>
-        <w:t xml:space="preserve"> Academic candidates describe visual information (graphs, charts, diagrams) in 150+ words, while General Training candidates write a letter. Both require clear organization and appropriate tone.</w:t>
+        <w:t>Week 5-6: Agile &amp; Hybrid Methods</w:t>
+      </w:r>
+      <w:r>
+        <w:t xml:space="preserve"> (⏱️ 25 hrs)</w:t>
+      </w:r>
+    </w:p>
+    <w:p>
+      <w:pPr>
+        <w:pStyle w:val="ListBullet"/>
+      </w:pPr>
+      <w:r>
+        <w:t>Learn Agile principles and practices</w:t>
+      </w:r>
+    </w:p>
+    <w:p>
+      <w:pPr>
+        <w:pStyle w:val="ListBullet"/>
+      </w:pPr>
+      <w:r>
+        <w:t>Understand hybrid approach integration</w:t>
+      </w:r>
+    </w:p>
+    <w:p>
+      <w:pPr>
+        <w:pStyle w:val="ListBullet"/>
+      </w:pPr>
+      <w:r>
+        <w:t>Practice Agile-specific scenarios</w:t>
       </w:r>
     </w:p>
     <w:p>
@@ -344,18 +323,34 @@
         <w:rPr>
           <w:b/>
         </w:rPr>
-        <w:t>Four Assessment Criteria:</w:t>
-      </w:r>
-      <w:r>
-        <w:t xml:space="preserve"> Your writing is evaluated on Task Achievement/Response (25%), Coherence and Cohesion (25%), Lexical Resource (25%), and Grammatical Range and Accuracy (25%). Understanding these criteria is essential for targeted improvement.</w:t>
-      </w:r>
-    </w:p>
-    <w:p>
-      <w:pPr>
-        <w:pStyle w:val="Heading3"/>
-      </w:pPr>
-      <w:r>
-        <w:t>3. Detailed Learning Content</w:t>
+        <w:t>Week 7: Technical Skills</w:t>
+      </w:r>
+      <w:r>
+        <w:t xml:space="preserve"> (⏱️ 25 hrs)</w:t>
+      </w:r>
+    </w:p>
+    <w:p>
+      <w:pPr>
+        <w:pStyle w:val="ListBullet"/>
+      </w:pPr>
+      <w:r>
+        <w:t>Master Earned Value calculations</w:t>
+      </w:r>
+    </w:p>
+    <w:p>
+      <w:pPr>
+        <w:pStyle w:val="ListBullet"/>
+      </w:pPr>
+      <w:r>
+        <w:t>Study Risk Management processes</w:t>
+      </w:r>
+    </w:p>
+    <w:p>
+      <w:pPr>
+        <w:pStyle w:val="ListBullet"/>
+      </w:pPr>
+      <w:r>
+        <w:t>Review Stakeholder engagement strategies</w:t>
       </w:r>
     </w:p>
     <w:p>
@@ -366,12 +361,34 @@
         <w:rPr>
           <w:b/>
         </w:rPr>
-        <w:t>Task 2 Essay Structure Formula:</w:t>
-      </w:r>
-    </w:p>
-    <w:p>
-      <w:r>
-        <w:t>Every successful IELTS essay follows this structure:</w:t>
+        <w:t>Week 8: Integration &amp; Practice</w:t>
+      </w:r>
+      <w:r>
+        <w:t xml:space="preserve"> (⏱️ 20 hrs)</w:t>
+      </w:r>
+    </w:p>
+    <w:p>
+      <w:pPr>
+        <w:pStyle w:val="ListBullet"/>
+      </w:pPr>
+      <w:r>
+        <w:t>Business Environment concepts</w:t>
+      </w:r>
+    </w:p>
+    <w:p>
+      <w:pPr>
+        <w:pStyle w:val="ListBullet"/>
+      </w:pPr>
+      <w:r>
+        <w:t>Ethics review</w:t>
+      </w:r>
+    </w:p>
+    <w:p>
+      <w:pPr>
+        <w:pStyle w:val="ListBullet"/>
+      </w:pPr>
+      <w:r>
+        <w:t>Full-length practice exams</w:t>
       </w:r>
     </w:p>
     <w:p>
@@ -382,7 +399,10 @@
         <w:rPr>
           <w:b/>
         </w:rPr>
-        <w:t>Introduction (2 sentences):</w:t>
+        <w:t>Week 9-10: Final Review &amp; Mock Exams</w:t>
+      </w:r>
+      <w:r>
+        <w:t xml:space="preserve"> (⏱️ 15 hrs)</w:t>
       </w:r>
     </w:p>
     <w:p>
@@ -390,7 +410,7 @@
         <w:pStyle w:val="ListBullet"/>
       </w:pPr>
       <w:r>
-        <w:t>Sentence 1: Paraphrase the question using synonyms</w:t>
+        <w:t>Daily practice questions</w:t>
       </w:r>
     </w:p>
     <w:p>
@@ -398,7 +418,52 @@
         <w:pStyle w:val="ListBullet"/>
       </w:pPr>
       <w:r>
-        <w:t>Sentence 2: State your position or outline what you'll discuss</w:t>
+        <w:t>Formula review and brain dumps</w:t>
+      </w:r>
+    </w:p>
+    <w:p>
+      <w:pPr>
+        <w:pStyle w:val="ListBullet"/>
+      </w:pPr>
+      <w:r>
+        <w:t>Mindset preparation videos</w:t>
+      </w:r>
+    </w:p>
+    <w:p>
+      <w:pPr>
+        <w:pStyle w:val="ListBullet"/>
+      </w:pPr>
+      <w:r>
+        <w:t>--</w:t>
+      </w:r>
+    </w:p>
+    <w:p>
+      <w:pPr>
+        <w:pStyle w:val="Heading2"/>
+      </w:pPr>
+      <w:r>
+        <w:t>✅ Topic 1 of 8: People Domain - Leadership &amp; Team Management (⏱️ 30 hrs, 🎯 42% of Exam)</w:t>
+      </w:r>
+    </w:p>
+    <w:p>
+      <w:pPr>
+        <w:pStyle w:val="Heading3"/>
+      </w:pPr>
+      <w:r>
+        <w:t>1. Overview</w:t>
+      </w:r>
+    </w:p>
+    <w:p>
+      <w:r>
+        <w:t>The People Domain is the largest portion of the PMP exam, focusing on leading teams, managing conflict, and creating high-performing project environments. This domain tests your ability to handle real-world interpersonal situations, from virtual team challenges to stakeholder conflicts. In practice, these skills determine project success more than technical knowledge.</w:t>
+      </w:r>
+    </w:p>
+    <w:p>
+      <w:pPr>
+        <w:pStyle w:val="Heading3"/>
+      </w:pPr>
+      <w:r>
+        <w:t>2. Key Subtopics</w:t>
       </w:r>
     </w:p>
     <w:p>
@@ -409,39 +474,10 @@
         <w:rPr>
           <w:b/>
         </w:rPr>
-        <w:t>Body Paragraphs (2 paragraphs, 4-5 sentences each):</w:t>
-      </w:r>
-    </w:p>
-    <w:p>
-      <w:pPr>
-        <w:pStyle w:val="ListBullet"/>
-      </w:pPr>
-      <w:r>
-        <w:t>Topic sentence stating main idea</w:t>
-      </w:r>
-    </w:p>
-    <w:p>
-      <w:pPr>
-        <w:pStyle w:val="ListBullet"/>
-      </w:pPr>
-      <w:r>
-        <w:t>Explanation of why/how</w:t>
-      </w:r>
-    </w:p>
-    <w:p>
-      <w:pPr>
-        <w:pStyle w:val="ListBullet"/>
-      </w:pPr>
-      <w:r>
-        <w:t>Specific example or evidence</w:t>
-      </w:r>
-    </w:p>
-    <w:p>
-      <w:pPr>
-        <w:pStyle w:val="ListBullet"/>
-      </w:pPr>
-      <w:r>
-        <w:t>Link back to question or transition</w:t>
+        <w:t>Team Development &amp; Performance</w:t>
+      </w:r>
+      <w:r>
+        <w:t xml:space="preserve"> covers the stages of team formation (Forming, Storming, Norming, Performing, Adjourning), creating psychological safety, and building trust. You'll learn how to recognize team dysfunction and implement corrective measures.</w:t>
       </w:r>
     </w:p>
     <w:p>
@@ -452,23 +488,10 @@
         <w:rPr>
           <w:b/>
         </w:rPr>
-        <w:t>Conclusion (2 sentences):</w:t>
-      </w:r>
-    </w:p>
-    <w:p>
-      <w:pPr>
-        <w:pStyle w:val="ListBullet"/>
-      </w:pPr>
-      <w:r>
-        <w:t>Summarize key points</w:t>
-      </w:r>
-    </w:p>
-    <w:p>
-      <w:pPr>
-        <w:pStyle w:val="ListBullet"/>
-      </w:pPr>
-      <w:r>
-        <w:t>Restate position (if applicable)</w:t>
+        <w:t>Conflict Management</w:t>
+      </w:r>
+      <w:r>
+        <w:t xml:space="preserve"> explores the five conflict resolution techniques (Forcing, Avoiding, Accommodating, Compromising, Collaborating) and when to apply each. Understanding situational leadership and adapting your style based on team maturity is crucial.</w:t>
       </w:r>
     </w:p>
     <w:p>
@@ -479,127 +502,137 @@
         <w:rPr>
           <w:b/>
         </w:rPr>
-        <w:t>Five Essay Types Explained:</w:t>
-      </w:r>
-    </w:p>
-    <w:p>
-      <w:pPr>
-        <w:pStyle w:val="ListNumber"/>
-      </w:pPr>
-      <w:r>
-        <w:t xml:space="preserve">1. </w:t>
-      </w:r>
+        <w:t>Emotional Intelligence &amp; Leadership Styles</w:t>
+      </w:r>
+      <w:r>
+        <w:t xml:space="preserve"> examines self-awareness, empathy, and social skills in project leadership. Different leadership theories (Theory X/Y/Z, Situational, Servant Leadership) and their applications are covered.</w:t>
+      </w:r>
+    </w:p>
+    <w:p>
+      <w:pPr>
+        <w:pStyle w:val="ListBullet"/>
+      </w:pPr>
       <w:r>
         <w:rPr>
           <w:b/>
         </w:rPr>
-        <w:t>Opinion Essays (Agree/Disagree):</w:t>
-      </w:r>
-    </w:p>
-    <w:p>
-      <w:r>
-        <w:t>Example question: "Some people believe that unpaid community service should be compulsory in high schools. To what extent do you agree or disagree?"</w:t>
-      </w:r>
-    </w:p>
-    <w:p>
-      <w:r>
-        <w:t>Structure: State clear position → Support with 2-3 reasons → Counter-argument (optional) → Conclusion</w:t>
-      </w:r>
-    </w:p>
-    <w:p>
-      <w:pPr>
-        <w:pStyle w:val="ListNumber"/>
-      </w:pPr>
-      <w:r>
-        <w:t xml:space="preserve">2. </w:t>
-      </w:r>
+        <w:t>Virtual Team Management</w:t>
+      </w:r>
+      <w:r>
+        <w:t xml:space="preserve"> addresses the unique challenges of distributed teams, including communication barriers, time zone differences, and building remote team cohesion through tools like fishbowl windows and virtual collaboration platforms.</w:t>
+      </w:r>
+    </w:p>
+    <w:p>
+      <w:pPr>
+        <w:pStyle w:val="Heading3"/>
+      </w:pPr>
+      <w:r>
+        <w:t>3. Detailed Learning Content</w:t>
+      </w:r>
+    </w:p>
+    <w:p>
+      <w:pPr>
+        <w:pStyle w:val="ListBullet"/>
+      </w:pPr>
       <w:r>
         <w:rPr>
           <w:b/>
         </w:rPr>
-        <w:t>Discussion Essays:</w:t>
-      </w:r>
-    </w:p>
-    <w:p>
-      <w:r>
-        <w:t>Example: "Some people think that parents should teach children how to be good members of society. Others believe that school is the place to learn this. Discuss both views and give your opinion."</w:t>
-      </w:r>
-    </w:p>
-    <w:p>
-      <w:r>
-        <w:t>Structure: Discuss view 1 → Discuss view 2 → State your opinion → Conclusion</w:t>
-      </w:r>
-    </w:p>
-    <w:p>
-      <w:pPr>
-        <w:pStyle w:val="ListNumber"/>
-      </w:pPr>
-      <w:r>
-        <w:t xml:space="preserve">3. </w:t>
-      </w:r>
+        <w:t>Tuckman's Team Development Model</w:t>
+      </w:r>
+      <w:r>
+        <w:t xml:space="preserve"> explains how teams evolve through five stages. In Forming, team members are polite but uncertain. During Storming, conflicts arise as personalities clash. Norming sees the establishment of working agreements. Performing represents peak productivity. Adjourning involves project closure and team dissolution.</w:t>
+      </w:r>
+    </w:p>
+    <w:p>
+      <w:pPr>
+        <w:pStyle w:val="ListBullet"/>
+      </w:pPr>
       <w:r>
         <w:rPr>
           <w:b/>
         </w:rPr>
-        <w:t>Advantages/Disadvantages:</w:t>
-      </w:r>
-    </w:p>
-    <w:p>
-      <w:r>
-        <w:t>Example: "More people are migrating to other countries than ever before. What are the advantages and disadvantages of this trend?"</w:t>
-      </w:r>
-    </w:p>
-    <w:p>
-      <w:r>
-        <w:t>Structure: Introduction → Advantages paragraph → Disadvantages paragraph → Conclusion (may include opinion)</w:t>
-      </w:r>
-    </w:p>
-    <w:p>
-      <w:pPr>
-        <w:pStyle w:val="ListNumber"/>
-      </w:pPr>
-      <w:r>
-        <w:t xml:space="preserve">4. </w:t>
-      </w:r>
+        <w:t>Conflict Resolution in Practice</w:t>
+      </w:r>
+      <w:r>
+        <w:t>: When two senior developers refuse to collaborate, don't immediately escalate to the sponsor. First, facilitate a discussion between them to understand root causes. Use active listening and help them find common ground. If personality conflicts persist, consider nominal group technique where ideas are brainstormed individually then voted on collectively.</w:t>
+      </w:r>
+    </w:p>
+    <w:p>
+      <w:pPr>
+        <w:pStyle w:val="ListBullet"/>
+      </w:pPr>
       <w:r>
         <w:rPr>
           <w:b/>
         </w:rPr>
-        <w:t>Problem/Solution:</w:t>
-      </w:r>
-    </w:p>
-    <w:p>
-      <w:r>
-        <w:t>Example: "Many cities suffer from traffic congestion. What are the causes of this problem and what solutions can you suggest?"</w:t>
-      </w:r>
-    </w:p>
-    <w:p>
-      <w:r>
-        <w:t>Structure: Introduction → Problems paragraph → Solutions paragraph → Conclusion</w:t>
-      </w:r>
-    </w:p>
-    <w:p>
-      <w:pPr>
-        <w:pStyle w:val="ListNumber"/>
-      </w:pPr>
-      <w:r>
-        <w:t xml:space="preserve">5. </w:t>
-      </w:r>
+        <w:t>T-Shaped Skills Development</w:t>
+      </w:r>
+      <w:r>
+        <w:t xml:space="preserve"> means team members have deep expertise in one area (vertical bar) but can contribute across multiple disciplines (horizontal bar). Measure this by tracking task reassignments - fewer reassignments indicate better cross-functional capabilities. Encourage pair programming, job shadowing, and knowledge sharing sessions.</w:t>
+      </w:r>
+    </w:p>
+    <w:p>
+      <w:pPr>
+        <w:pStyle w:val="ListBullet"/>
+      </w:pPr>
       <w:r>
         <w:rPr>
           <w:b/>
         </w:rPr>
-        <w:t>Two-part Questions:</w:t>
-      </w:r>
-    </w:p>
-    <w:p>
-      <w:r>
-        <w:t>Example: "Happiness is considered very important in life. Why is it difficult to define? What factors are important in achieving happiness?"</w:t>
-      </w:r>
-    </w:p>
-    <w:p>
-      <w:r>
-        <w:t>Structure: Introduction → Answer to question 1 → Answer to question 2 → Conclusion</w:t>
+        <w:t>Virtual Team Best Practices</w:t>
+      </w:r>
+      <w:r>
+        <w:t>: Implement "fishbowl windows" - continuous video feeds of team workspaces and Kanban boards. Schedule regular virtual coffee breaks for informal interaction. Use asynchronous communication tools for different time zones but ensure critical decisions happen synchronously.</w:t>
+      </w:r>
+    </w:p>
+    <w:p>
+      <w:pPr>
+        <w:pStyle w:val="Heading3"/>
+      </w:pPr>
+      <w:r>
+        <w:t>4. Study Strategies &amp; Techniques</w:t>
+      </w:r>
+    </w:p>
+    <w:p>
+      <w:r>
+        <w:t>Focus on situational questions by creating flashcards with common scenarios. Practice identifying the "most collaborative" answer rather than the technically correct one. Study motivation theories (Maslow, Herzberg, McClelland) by relating them to personal experiences. Role-play difficult conversations with study partners.</w:t>
+      </w:r>
+    </w:p>
+    <w:p>
+      <w:pPr>
+        <w:pStyle w:val="Heading3"/>
+      </w:pPr>
+      <w:r>
+        <w:t>6. High-Quality Resources (with Links)</w:t>
+      </w:r>
+    </w:p>
+    <w:p>
+      <w:r>
+        <w:t>[PMI's Guide to the Project Management Body of Knowledge (PMBOK® Guide) – Seventh Edition](https://www.pmi.org/pmbok-guide-standards/foundational/pmbok) – Official PMI standard with people-focused principles</w:t>
+      </w:r>
+    </w:p>
+    <w:p>
+      <w:r>
+        <w:t>[Mohammed Rahman's 23 Mindset Principles](https://www.youtube.com/watch?v=example) – Essential video series for understanding PMP exam mindset</w:t>
+      </w:r>
+    </w:p>
+    <w:p>
+      <w:r>
+        <w:t>[Crucial Conversations by Kerry Patterson](https://www.amazon.com/Crucial-Conversations-Talking-Stakes-Second/dp/1260474186) – Practical guide for handling difficult team discussions</w:t>
+      </w:r>
+    </w:p>
+    <w:p>
+      <w:r>
+        <w:t>[Daniel Goleman's Emotional Intelligence Resources](https://www.danielgoleman.info/topics/emotional-intelligence/) – Deep dive into EQ for project managers</w:t>
+      </w:r>
+    </w:p>
+    <w:p>
+      <w:pPr>
+        <w:pStyle w:val="Heading3"/>
+      </w:pPr>
+      <w:r>
+        <w:t>7. Practice Tools or Platforms</w:t>
       </w:r>
     </w:p>
     <w:p>
@@ -607,15 +640,7 @@
         <w:pStyle w:val="ListBullet"/>
       </w:pPr>
       <w:r>
-        <w:rPr>
-          <w:b/>
-        </w:rPr>
-        <w:t>Task 1 Academic - Visual Information Description:</w:t>
-      </w:r>
-    </w:p>
-    <w:p>
-      <w:r>
-        <w:t>Key components:</w:t>
+        <w:t>PMI Study Hall Plus - Official PMI exam simulator with people-focused scenarios</w:t>
       </w:r>
     </w:p>
     <w:p>
@@ -623,13 +648,7 @@
         <w:pStyle w:val="ListBullet"/>
       </w:pPr>
       <w:r>
-        <w:rPr>
-          <w:b/>
-        </w:rPr>
-        <w:t>Introduction:</w:t>
-      </w:r>
-      <w:r>
-        <w:t xml:space="preserve"> Paraphrase what the visual shows (1 sentence)</w:t>
+        <w:t>Scrum.org's Team Assessment Tools - For Agile team evaluation practice</w:t>
       </w:r>
     </w:p>
     <w:p>
@@ -637,13 +656,7 @@
         <w:pStyle w:val="ListBullet"/>
       </w:pPr>
       <w:r>
-        <w:rPr>
-          <w:b/>
-        </w:rPr>
-        <w:t>Overview:</w:t>
-      </w:r>
-      <w:r>
-        <w:t xml:space="preserve"> Summarize 2-3 main trends/features (2 sentences) - CRUCIAL for band 7+</w:t>
+        <w:t>Harvard's Project Management Simulation - Interactive team management scenarios</w:t>
       </w:r>
     </w:p>
     <w:p>
@@ -651,318 +664,7 @@
         <w:pStyle w:val="ListBullet"/>
       </w:pPr>
       <w:r>
-        <w:rPr>
-          <w:b/>
-        </w:rPr>
-        <w:t>Body Paragraph 1:</w:t>
-      </w:r>
-      <w:r>
-        <w:t xml:space="preserve"> Describe first set of key details with data</w:t>
-      </w:r>
-    </w:p>
-    <w:p>
-      <w:pPr>
-        <w:pStyle w:val="ListBullet"/>
-      </w:pPr>
-      <w:r>
-        <w:rPr>
-          <w:b/>
-        </w:rPr>
-        <w:t>Body Paragraph 2:</w:t>
-      </w:r>
-      <w:r>
-        <w:t xml:space="preserve"> Describe remaining key details with comparisons</w:t>
-      </w:r>
-    </w:p>
-    <w:p>
-      <w:pPr>
-        <w:pStyle w:val="ListBullet"/>
-      </w:pPr>
-      <w:r>
-        <w:rPr>
-          <w:b/>
-        </w:rPr>
-        <w:t>Coherence and Cohesion Techniques:</w:t>
-      </w:r>
-    </w:p>
-    <w:p>
-      <w:r>
-        <w:t>Use these linking devices naturally:</w:t>
-      </w:r>
-    </w:p>
-    <w:p>
-      <w:pPr>
-        <w:pStyle w:val="ListBullet"/>
-      </w:pPr>
-      <w:r>
-        <w:t>Addition: Furthermore, Moreover, Additionally</w:t>
-      </w:r>
-    </w:p>
-    <w:p>
-      <w:pPr>
-        <w:pStyle w:val="ListBullet"/>
-      </w:pPr>
-      <w:r>
-        <w:t>Contrast: However, Nevertheless, On the other hand</w:t>
-      </w:r>
-    </w:p>
-    <w:p>
-      <w:pPr>
-        <w:pStyle w:val="ListBullet"/>
-      </w:pPr>
-      <w:r>
-        <w:t>Cause/Effect: Therefore, Consequently, As a result</w:t>
-      </w:r>
-    </w:p>
-    <w:p>
-      <w:pPr>
-        <w:pStyle w:val="ListBullet"/>
-      </w:pPr>
-      <w:r>
-        <w:t>Examples: For instance, To illustrate, Such as</w:t>
-      </w:r>
-    </w:p>
-    <w:p>
-      <w:r>
-        <w:t>Reference previous ideas using:</w:t>
-      </w:r>
-    </w:p>
-    <w:p>
-      <w:pPr>
-        <w:pStyle w:val="ListBullet"/>
-      </w:pPr>
-      <w:r>
-        <w:t>This/These + noun</w:t>
-      </w:r>
-    </w:p>
-    <w:p>
-      <w:pPr>
-        <w:pStyle w:val="ListBullet"/>
-      </w:pPr>
-      <w:r>
-        <w:t>Such + noun</w:t>
-      </w:r>
-    </w:p>
-    <w:p>
-      <w:pPr>
-        <w:pStyle w:val="ListBullet"/>
-      </w:pPr>
-      <w:r>
-        <w:t>The former/latter</w:t>
-      </w:r>
-    </w:p>
-    <w:p>
-      <w:pPr>
-        <w:pStyle w:val="ListBullet"/>
-      </w:pPr>
-      <w:r>
-        <w:t>Pronouns (it, they, this)</w:t>
-      </w:r>
-    </w:p>
-    <w:p>
-      <w:pPr>
-        <w:pStyle w:val="Heading3"/>
-      </w:pPr>
-      <w:r>
-        <w:t>4. Study Strategies &amp; Techniques</w:t>
-      </w:r>
-    </w:p>
-    <w:p>
-      <w:pPr>
-        <w:pStyle w:val="ListBullet"/>
-      </w:pPr>
-      <w:r>
-        <w:rPr>
-          <w:b/>
-        </w:rPr>
-        <w:t>Daily Writing Routine:</w:t>
-      </w:r>
-    </w:p>
-    <w:p>
-      <w:pPr>
-        <w:pStyle w:val="ListBullet"/>
-      </w:pPr>
-      <w:r>
-        <w:t>Write one Task 2 essay every 2 days (40 minutes timed)</w:t>
-      </w:r>
-    </w:p>
-    <w:p>
-      <w:pPr>
-        <w:pStyle w:val="ListBullet"/>
-      </w:pPr>
-      <w:r>
-        <w:t>Write one Task 1 report every 3 days (20 minutes timed)</w:t>
-      </w:r>
-    </w:p>
-    <w:p>
-      <w:pPr>
-        <w:pStyle w:val="ListBullet"/>
-      </w:pPr>
-      <w:r>
-        <w:t>Analyze model answers for 15 minutes daily</w:t>
-      </w:r>
-    </w:p>
-    <w:p>
-      <w:pPr>
-        <w:pStyle w:val="ListBullet"/>
-      </w:pPr>
-      <w:r>
-        <w:t>Build topic-specific vocabulary lists</w:t>
-      </w:r>
-    </w:p>
-    <w:p>
-      <w:pPr>
-        <w:pStyle w:val="ListBullet"/>
-      </w:pPr>
-      <w:r>
-        <w:rPr>
-          <w:b/>
-        </w:rPr>
-        <w:t>Common Expert Tips:</w:t>
-      </w:r>
-    </w:p>
-    <w:p>
-      <w:pPr>
-        <w:pStyle w:val="ListBullet"/>
-      </w:pPr>
-      <w:r>
-        <w:t>Plan for 5 minutes before writing (crucial for coherence)</w:t>
-      </w:r>
-    </w:p>
-    <w:p>
-      <w:pPr>
-        <w:pStyle w:val="ListBullet"/>
-      </w:pPr>
-      <w:r>
-        <w:t>Write simple, clear sentences rather than complex incorrect ones</w:t>
-      </w:r>
-    </w:p>
-    <w:p>
-      <w:pPr>
-        <w:pStyle w:val="ListBullet"/>
-      </w:pPr>
-      <w:r>
-        <w:t>Leave 5 minutes to proofread for grammar and spelling</w:t>
-      </w:r>
-    </w:p>
-    <w:p>
-      <w:pPr>
-        <w:pStyle w:val="ListBullet"/>
-      </w:pPr>
-      <w:r>
-        <w:t>Count words quickly: average 10 words per line × number of lines</w:t>
-      </w:r>
-    </w:p>
-    <w:p>
-      <w:pPr>
-        <w:pStyle w:val="ListBullet"/>
-      </w:pPr>
-      <w:r>
-        <w:t>Practice handwriting if taking paper-based test</w:t>
-      </w:r>
-    </w:p>
-    <w:p>
-      <w:pPr>
-        <w:pStyle w:val="Heading3"/>
-      </w:pPr>
-      <w:r>
-        <w:t>6. High-Quality Resources (with Links)</w:t>
-      </w:r>
-    </w:p>
-    <w:p>
-      <w:pPr>
-        <w:pStyle w:val="ListBullet"/>
-      </w:pPr>
-      <w:r>
-        <w:t>[IELTS Liz Writing Tips](https://ieltsliz.com/ielts-writing-task-2/) – Comprehensive writing guides from an experienced teacher</w:t>
-      </w:r>
-    </w:p>
-    <w:p>
-      <w:pPr>
-        <w:pStyle w:val="ListBullet"/>
-      </w:pPr>
-      <w:r>
-        <w:t>[IELTS Simon's Blog](https://ielts-simon.com/) – Ex-examiner's daily lessons and model answers</w:t>
-      </w:r>
-    </w:p>
-    <w:p>
-      <w:pPr>
-        <w:pStyle w:val="ListBullet"/>
-      </w:pPr>
-      <w:r>
-        <w:t>[British Council Writing Practice](https://learnenglish.britishcouncil.org/skills/writing) – Interactive writing exercises and feedback</w:t>
-      </w:r>
-    </w:p>
-    <w:p>
-      <w:pPr>
-        <w:pStyle w:val="ListBullet"/>
-      </w:pPr>
-      <w:r>
-        <w:t>[Cambridge IELTS Writing Samples](https://www.cambridge.org/us/cambridgeenglish/catalog/cambridge-english-exams-ielts/cambridge-ielts-14-academic-students-book-answers) – Official test materials with examiner comments</w:t>
-      </w:r>
-    </w:p>
-    <w:p>
-      <w:pPr>
-        <w:pStyle w:val="Heading3"/>
-      </w:pPr>
-      <w:r>
-        <w:t>7. Practice Tools or Platforms</w:t>
-      </w:r>
-    </w:p>
-    <w:p>
-      <w:pPr>
-        <w:pStyle w:val="ListBullet"/>
-      </w:pPr>
-      <w:r>
-        <w:rPr>
-          <w:b/>
-        </w:rPr>
-        <w:t>IELTS Productive:</w:t>
-      </w:r>
-      <w:r>
-        <w:t xml:space="preserve"> AI-powered writing feedback tool providing instant band score estimates</w:t>
-      </w:r>
-    </w:p>
-    <w:p>
-      <w:pPr>
-        <w:pStyle w:val="ListBullet"/>
-      </w:pPr>
-      <w:r>
-        <w:rPr>
-          <w:b/>
-        </w:rPr>
-        <w:t>Write &amp; Improve (Cambridge):</w:t>
-      </w:r>
-      <w:r>
-        <w:t xml:space="preserve"> Free online tool with automated feedback</w:t>
-      </w:r>
-    </w:p>
-    <w:p>
-      <w:pPr>
-        <w:pStyle w:val="ListBullet"/>
-      </w:pPr>
-      <w:r>
-        <w:rPr>
-          <w:b/>
-        </w:rPr>
-        <w:t>Grammarly:</w:t>
-      </w:r>
-      <w:r>
-        <w:t xml:space="preserve"> For grammar and vocabulary enhancement (use cautiously, not IELTS-specific)</w:t>
-      </w:r>
-    </w:p>
-    <w:p>
-      <w:pPr>
-        <w:pStyle w:val="ListBullet"/>
-      </w:pPr>
-      <w:r>
-        <w:rPr>
-          <w:b/>
-        </w:rPr>
-        <w:t>IELTS Writing Correction Services:</w:t>
-      </w:r>
-      <w:r>
-        <w:t xml:space="preserve"> Professional human feedback (paid services like IELTS Advantage)</w:t>
+        <w:t>MindTools Leadership Assessment - Free leadership style evaluation</w:t>
       </w:r>
     </w:p>
     <w:p>
@@ -984,17 +686,17 @@
         <w:t>Question 1:</w:t>
       </w:r>
       <w:r>
-        <w:t xml:space="preserve"> In Writing Task 2, what percentage of your score comes from Task Achievement?</w:t>
-      </w:r>
-    </w:p>
-    <w:p>
-      <w:r>
-        <w:t>Answer: 25%</w:t>
-      </w:r>
-    </w:p>
-    <w:p>
-      <w:r>
-        <w:t>Explanation: All four criteria (Task Achievement, Coherence and Cohesion, Lexical Resource, Grammatical Range and Accuracy) are weighted equally at 25% each.</w:t>
+        <w:t xml:space="preserve"> Your team is in the storming phase with frequent conflicts. Two members refuse to work together. What should you do first?</w:t>
+      </w:r>
+    </w:p>
+    <w:p>
+      <w:r>
+        <w:t>Answer: Facilitate a discussion between the two members to understand the root cause</w:t>
+      </w:r>
+    </w:p>
+    <w:p>
+      <w:r>
+        <w:t>Explanation: Direct intervention to understand and address conflict is the PM's responsibility before escalation</w:t>
       </w:r>
     </w:p>
     <w:p>
@@ -1008,17 +710,17 @@
         <w:t>Question 2:</w:t>
       </w:r>
       <w:r>
-        <w:t xml:space="preserve"> What is the minimum word count for Writing Task 2?</w:t>
-      </w:r>
-    </w:p>
-    <w:p>
-      <w:r>
-        <w:t>Answer: 250 words</w:t>
-      </w:r>
-    </w:p>
-    <w:p>
-      <w:r>
-        <w:t>Explanation: Writing fewer than 250 words will result in a penalty. Aim for 260-280 words to be safe.</w:t>
+        <w:t xml:space="preserve"> A team member consistently delivers late but produces high-quality work. How should you address this?</w:t>
+      </w:r>
+    </w:p>
+    <w:p>
+      <w:r>
+        <w:t>Answer: Have a one-on-one conversation to understand challenges and jointly develop an improvement plan</w:t>
+      </w:r>
+    </w:p>
+    <w:p>
+      <w:r>
+        <w:t>Explanation: Collaborative problem-solving maintains trust while addressing performance issues</w:t>
       </w:r>
     </w:p>
     <w:p>
@@ -1032,17 +734,17 @@
         <w:t>Question 3:</w:t>
       </w:r>
       <w:r>
-        <w:t xml:space="preserve"> In Task 1 Academic, what must you include after the introduction to score Band 7 or higher?</w:t>
-      </w:r>
-    </w:p>
-    <w:p>
-      <w:r>
-        <w:t>Answer: An overview paragraph</w:t>
-      </w:r>
-    </w:p>
-    <w:p>
-      <w:r>
-        <w:t>Explanation: The overview summarizes main trends or features and is essential for higher bands. Without it, you cannot score above Band 6.</w:t>
+        <w:t xml:space="preserve"> Your virtual team struggles with communication across time zones. What's the best solution?</w:t>
+      </w:r>
+    </w:p>
+    <w:p>
+      <w:r>
+        <w:t>Answer: Establish core hours for synchronous work and use collaboration tools for asynchronous updates</w:t>
+      </w:r>
+    </w:p>
+    <w:p>
+      <w:r>
+        <w:t>Explanation: Balances team needs with practical constraints of global teams</w:t>
       </w:r>
     </w:p>
     <w:p>
@@ -1056,17 +758,17 @@
         <w:t>Question 4:</w:t>
       </w:r>
       <w:r>
-        <w:t xml:space="preserve"> Which essay type requires you to discuss two different viewpoints?</w:t>
-      </w:r>
-    </w:p>
-    <w:p>
-      <w:r>
-        <w:t>Answer: Discussion essay</w:t>
-      </w:r>
-    </w:p>
-    <w:p>
-      <w:r>
-        <w:t>Explanation: Discussion essays ask you to explore both sides of an issue before giving your own opinion.</w:t>
+        <w:t xml:space="preserve"> A senior stakeholder bypasses you to assign work directly to your team. Your response?</w:t>
+      </w:r>
+    </w:p>
+    <w:p>
+      <w:r>
+        <w:t>Answer: Meet with the stakeholder to understand their needs and establish a communication protocol</w:t>
+      </w:r>
+    </w:p>
+    <w:p>
+      <w:r>
+        <w:t>Explanation: Addresses the issue professionally while maintaining stakeholder relationships</w:t>
       </w:r>
     </w:p>
     <w:p>
@@ -1080,17 +782,17 @@
         <w:t>Question 5:</w:t>
       </w:r>
       <w:r>
-        <w:t xml:space="preserve"> How much time should you allocate to Task 2 in the exam?</w:t>
-      </w:r>
-    </w:p>
-    <w:p>
-      <w:r>
-        <w:t>Answer: 40 minutes</w:t>
-      </w:r>
-    </w:p>
-    <w:p>
-      <w:r>
-        <w:t>Explanation: Since Task 2 is worth twice as much as Task 1, spend 40 minutes on Task 2 and 20 minutes on Task 1.</w:t>
+        <w:t xml:space="preserve"> Your high-performing team member wants to leave for another project. What's your best action?</w:t>
+      </w:r>
+    </w:p>
+    <w:p>
+      <w:r>
+        <w:t>Answer: Discuss their career goals and explore growth opportunities within the current project</w:t>
+      </w:r>
+    </w:p>
+    <w:p>
+      <w:r>
+        <w:t>Explanation: Shows leadership through supporting team member development while trying to retain talent</w:t>
       </w:r>
     </w:p>
     <w:p>
@@ -1106,7 +808,7 @@
         <w:pStyle w:val="Heading2"/>
       </w:pPr>
       <w:r>
-        <w:t>✅ Topic 2 of 4: IELTS Reading (⏱️ 20 hrs, 🎯 25% of Overall Score)</w:t>
+        <w:t>✅ Topic 2 of 8: Process Domain - Project Management Fundamentals (⏱️ 35 hrs, 🎯 50% of Exam)</w:t>
       </w:r>
     </w:p>
     <w:p>
@@ -1119,7 +821,7 @@
     </w:p>
     <w:p>
       <w:r>
-        <w:t>IELTS Reading tests your ability to understand written English through various text types and question formats. With 40 questions to answer in 60 minutes, time management and strategic reading are crucial. The Academic Reading test features three long texts from books, journals, and newspapers, while General Training uses shorter, more practical texts. Real-world applications include academic research, professional document analysis, and everyday comprehension tasks.</w:t>
+        <w:t>The Process Domain encompasses the technical aspects of managing projects from initiation through closure. This domain tests your ability to plan, execute, monitor, and control all project elements including scope, schedule, cost, quality, resources, communications, risk, and procurement. Real-world application involves balancing these elements while adapting to organizational constraints and stakeholder needs.</w:t>
       </w:r>
     </w:p>
     <w:p>
@@ -1138,10 +840,10 @@
         <w:rPr>
           <w:b/>
         </w:rPr>
-        <w:t>11 Question Types:</w:t>
-      </w:r>
-      <w:r>
-        <w:t xml:space="preserve"> Each tests different reading subskills including True/False/Not Given, Yes/No/Not Given, Multiple Choice, Matching Headings, Matching Features, Matching Sentence Endings, Sentence Completion, Summary Completion, Note Completion, Table Completion, and Short Answer Questions. Mastering specific strategies for each type is essential.</w:t>
+        <w:t>Project Integration Management</w:t>
+      </w:r>
+      <w:r>
+        <w:t xml:space="preserve"> serves as the glue binding all project elements, including charter development, project plan creation, change control, and project closure. This is the only knowledge area spanning all five process groups.</w:t>
       </w:r>
     </w:p>
     <w:p>
@@ -1152,10 +854,10 @@
         <w:rPr>
           <w:b/>
         </w:rPr>
-        <w:t>Reading Strategies:</w:t>
-      </w:r>
-      <w:r>
-        <w:t xml:space="preserve"> Effective techniques vary by question type rather than using a one-size-fits-all approach. Skills include skimming for general meaning, scanning for specific information, detailed reading for precise understanding, and identifying writer's opinions and attitudes.</w:t>
+        <w:t>Scope, Schedule, and Cost Management</w:t>
+      </w:r>
+      <w:r>
+        <w:t xml:space="preserve"> form the triple constraint, requiring careful planning, baseline establishment, and variance control. These areas are heavily interconnected and changes in one typically impact the others.</w:t>
       </w:r>
     </w:p>
     <w:p>
@@ -1166,18 +868,10 @@
         <w:rPr>
           <w:b/>
         </w:rPr>
-        <w:t>Time Management:</w:t>
-      </w:r>
-      <w:r>
-        <w:t xml:space="preserve"> With only 90 seconds per question on average, efficient time allocation and the ability to move on from difficult questions are vital skills that directly impact your score.</w:t>
-      </w:r>
-    </w:p>
-    <w:p>
-      <w:pPr>
-        <w:pStyle w:val="Heading3"/>
-      </w:pPr>
-      <w:r>
-        <w:t>3. Detailed Learning Content</w:t>
+        <w:t>Quality and Risk Management</w:t>
+      </w:r>
+      <w:r>
+        <w:t xml:space="preserve"> ensure deliverables meet requirements while proactively addressing uncertainties. These preventive disciplines save significant time and cost when properly implemented.</w:t>
       </w:r>
     </w:p>
     <w:p>
@@ -1188,7 +882,18 @@
         <w:rPr>
           <w:b/>
         </w:rPr>
-        <w:t>Question Type Strategies:</w:t>
+        <w:t>Resource, Communications, and Procurement Management</w:t>
+      </w:r>
+      <w:r>
+        <w:t xml:space="preserve"> handle the human, informational, and external aspects of project execution. These areas often determine project success in complex organizational environments.</w:t>
+      </w:r>
+    </w:p>
+    <w:p>
+      <w:pPr>
+        <w:pStyle w:val="Heading3"/>
+      </w:pPr>
+      <w:r>
+        <w:t>3. Detailed Learning Content</w:t>
       </w:r>
     </w:p>
     <w:p>
@@ -1199,36 +904,10 @@
         <w:rPr>
           <w:b/>
         </w:rPr>
-        <w:t>1. True/False/Not Given (Facts) &amp; Yes/No/Not Given (Opinions):</w:t>
-      </w:r>
-    </w:p>
-    <w:p>
-      <w:pPr>
-        <w:pStyle w:val="ListBullet"/>
-      </w:pPr>
-      <w:r>
-        <w:t>True/Yes: Information in passage agrees with statement</w:t>
-      </w:r>
-    </w:p>
-    <w:p>
-      <w:pPr>
-        <w:pStyle w:val="ListBullet"/>
-      </w:pPr>
-      <w:r>
-        <w:t>False/No: Information in passage contradicts statement</w:t>
-      </w:r>
-    </w:p>
-    <w:p>
-      <w:pPr>
-        <w:pStyle w:val="ListBullet"/>
-      </w:pPr>
-      <w:r>
-        <w:t>Not Given: No information about this in passage</w:t>
-      </w:r>
-    </w:p>
-    <w:p>
-      <w:r>
-        <w:t>Strategy: Scan for keywords → Read surrounding sentences carefully → Look for synonyms and paraphrases → If you can't find relevant information after 90 seconds, mark "Not Given"</w:t>
+        <w:t>Creating a Work Breakdown Structure (WBS)</w:t>
+      </w:r>
+      <w:r>
+        <w:t xml:space="preserve"> involves decomposing project deliverables into smaller, manageable components. Start with major deliverables, then break down to work packages (8-80 hour rule). Each element should be mutually exclusive and collectively exhaustive. The WBS dictionary provides detailed descriptions, acceptance criteria, and responsible parties for each work package.</w:t>
       </w:r>
     </w:p>
     <w:p>
@@ -1239,12 +918,10 @@
         <w:rPr>
           <w:b/>
         </w:rPr>
-        <w:t>2. Matching Headings:</w:t>
-      </w:r>
-    </w:p>
-    <w:p>
-      <w:r>
-        <w:t>Strategy: Read each paragraph fully first → Identify main idea (usually in first/last sentence) → Cross off used headings → Watch for distractors that mention details but miss main point</w:t>
+        <w:t>Schedule Network Analysis</w:t>
+      </w:r>
+      <w:r>
+        <w:t xml:space="preserve"> uses the Precedence Diagramming Method (PDM) to sequence activities. Calculate forward pass: ES(successor) = EF(predecessor). Calculate backward pass: LF(predecessor) = LS(successor). Float = LS - ES = LF - EF. Activities with zero float form the critical path. When crashing, target critical path activities with lowest cost/time ratio.</w:t>
       </w:r>
     </w:p>
     <w:p>
@@ -1255,12 +932,10 @@
         <w:rPr>
           <w:b/>
         </w:rPr>
-        <w:t>3. Multiple Choice:</w:t>
-      </w:r>
-    </w:p>
-    <w:p>
-      <w:r>
-        <w:t>Strategy: Read question and all options first → Identify keywords → Scan passage for relevant section → Eliminate obviously wrong answers → Choose best match (not just mentioned words)</w:t>
+        <w:t>Change Control Process</w:t>
+      </w:r>
+      <w:r>
+        <w:t xml:space="preserve"> requires formal documentation and approval. When stakeholders request changes, document in change log, analyze impacts (scope, time, cost, quality, risk), present to Change Control Board (CCB), implement if approved, and update baselines. Never implement changes without approval, regardless of stakeholder seniority.</w:t>
       </w:r>
     </w:p>
     <w:p>
@@ -1271,12 +946,59 @@
         <w:rPr>
           <w:b/>
         </w:rPr>
-        <w:t>4. Sentence/Summary/Note Completion:</w:t>
-      </w:r>
-    </w:p>
-    <w:p>
-      <w:r>
-        <w:t>Strategy: Note word limit → Identify what type of word needed (noun/verb/adjective) → Scan for parallel information → Copy words exactly from passage → Check grammar fits</w:t>
+        <w:t>Quality Planning vs Control</w:t>
+      </w:r>
+      <w:r>
+        <w:t>: Plan Quality Management identifies standards and how to meet them. Manage Quality (QA) ensures processes are followed. Control Quality (QC) inspects deliverables. Use Seven Basic Quality Tools: Cause-Effect Diagrams for root cause analysis, Pareto Charts to identify vital few causes, Control Charts for process stability, Histograms for distribution analysis, Scatter Diagrams for correlation, Flowcharts for process mapping, Check Sheets for data collection.</w:t>
+      </w:r>
+    </w:p>
+    <w:p>
+      <w:pPr>
+        <w:pStyle w:val="Heading3"/>
+      </w:pPr>
+      <w:r>
+        <w:t>4. Study Strategies &amp; Techniques</w:t>
+      </w:r>
+    </w:p>
+    <w:p>
+      <w:r>
+        <w:t>Create process flow diagrams showing how outputs from one process become inputs to others. Practice drawing network diagrams and calculating critical paths by hand. Build a personal ITTO (Input, Tools, Techniques, Output) summary focusing on logical connections rather than memorization. Use the "why before what" approach - understand why each process exists before learning its details.</w:t>
+      </w:r>
+    </w:p>
+    <w:p>
+      <w:pPr>
+        <w:pStyle w:val="Heading3"/>
+      </w:pPr>
+      <w:r>
+        <w:t>6. High-Quality Resources (with Links)</w:t>
+      </w:r>
+    </w:p>
+    <w:p>
+      <w:r>
+        <w:t>[Ricardo Vargas PMBOK Process Flow Video](https://www.youtube.com/watch?v=GC7pN8Mjot8) – Visual explanation of process interconnections</w:t>
+      </w:r>
+    </w:p>
+    <w:p>
+      <w:r>
+        <w:t>[PMI Practice Standard for Work Breakdown Structures](https://www.pmi.org/pmbok-guide-standards/practice-guides/work-breakdown-structures) – Detailed WBS creation guidance</w:t>
+      </w:r>
+    </w:p>
+    <w:p>
+      <w:r>
+        <w:t>[PM PrepCast Elite Simulator](https://www.project-management-prepcast.com/) – Comprehensive process-focused practice questions</w:t>
+      </w:r>
+    </w:p>
+    <w:p>
+      <w:r>
+        <w:t>[Edward Chung's PMP Exam Tips Blog](https://edward-designer.com/web/pmp/) – Free resources and process summaries</w:t>
+      </w:r>
+    </w:p>
+    <w:p>
+      <w:pPr>
+        <w:pStyle w:val="Heading3"/>
+      </w:pPr>
+      <w:r>
+        <w:t>7. Practice Tools or Platforms</w:t>
       </w:r>
     </w:p>
     <w:p>
@@ -1284,15 +1006,7 @@
         <w:pStyle w:val="ListBullet"/>
       </w:pPr>
       <w:r>
-        <w:rPr>
-          <w:b/>
-        </w:rPr>
-        <w:t>5. Matching Features/Information:</w:t>
-      </w:r>
-    </w:p>
-    <w:p>
-      <w:r>
-        <w:t>Strategy: Underline names/dates/theories in passage first → Read what needs matching → Work systematically through options → Some may be used more than once or not at all</w:t>
+        <w:t>Microsoft Project or ProjectLibre - For hands-on schedule creation and critical path analysis</w:t>
       </w:r>
     </w:p>
     <w:p>
@@ -1300,10 +1014,7 @@
         <w:pStyle w:val="ListBullet"/>
       </w:pPr>
       <w:r>
-        <w:rPr>
-          <w:b/>
-        </w:rPr>
-        <w:t>Reading Approach by Difficulty:</w:t>
+        <w:t>PMI's Process Groups Practice Guide - Interactive process selection scenarios</w:t>
       </w:r>
     </w:p>
     <w:p>
@@ -1311,10 +1022,7 @@
         <w:pStyle w:val="ListBullet"/>
       </w:pPr>
       <w:r>
-        <w:rPr>
-          <w:b/>
-        </w:rPr>
-        <w:t>Easy Questions (typically 60% of test):</w:t>
+        <w:t>Miro or Mural - For creating visual process flows and WBS structures</w:t>
       </w:r>
     </w:p>
     <w:p>
@@ -1322,428 +1030,7 @@
         <w:pStyle w:val="ListBullet"/>
       </w:pPr>
       <w:r>
-        <w:t>Sentence completion</w:t>
-      </w:r>
-    </w:p>
-    <w:p>
-      <w:pPr>
-        <w:pStyle w:val="ListBullet"/>
-      </w:pPr>
-      <w:r>
-        <w:t>Note/table completion</w:t>
-      </w:r>
-    </w:p>
-    <w:p>
-      <w:pPr>
-        <w:pStyle w:val="ListBullet"/>
-      </w:pPr>
-      <w:r>
-        <w:t>Short answer questions</w:t>
-      </w:r>
-    </w:p>
-    <w:p>
-      <w:pPr>
-        <w:pStyle w:val="ListBullet"/>
-      </w:pPr>
-      <w:r>
-        <w:t>Matching features</w:t>
-      </w:r>
-    </w:p>
-    <w:p>
-      <w:pPr>
-        <w:pStyle w:val="ListBullet"/>
-      </w:pPr>
-      <w:r>
-        <w:rPr>
-          <w:b/>
-        </w:rPr>
-        <w:t>Medium Questions (typically 25% of test):</w:t>
-      </w:r>
-    </w:p>
-    <w:p>
-      <w:pPr>
-        <w:pStyle w:val="ListBullet"/>
-      </w:pPr>
-      <w:r>
-        <w:t>Multiple choice</w:t>
-      </w:r>
-    </w:p>
-    <w:p>
-      <w:pPr>
-        <w:pStyle w:val="ListBullet"/>
-      </w:pPr>
-      <w:r>
-        <w:t>Summary completion</w:t>
-      </w:r>
-    </w:p>
-    <w:p>
-      <w:pPr>
-        <w:pStyle w:val="ListBullet"/>
-      </w:pPr>
-      <w:r>
-        <w:t>Yes/No/Not Given</w:t>
-      </w:r>
-    </w:p>
-    <w:p>
-      <w:pPr>
-        <w:pStyle w:val="ListBullet"/>
-      </w:pPr>
-      <w:r>
-        <w:rPr>
-          <w:b/>
-        </w:rPr>
-        <w:t>Hard Questions (typically 15% of test):</w:t>
-      </w:r>
-    </w:p>
-    <w:p>
-      <w:pPr>
-        <w:pStyle w:val="ListBullet"/>
-      </w:pPr>
-      <w:r>
-        <w:t>Matching headings</w:t>
-      </w:r>
-    </w:p>
-    <w:p>
-      <w:pPr>
-        <w:pStyle w:val="ListBullet"/>
-      </w:pPr>
-      <w:r>
-        <w:t>True/False/Not Given</w:t>
-      </w:r>
-    </w:p>
-    <w:p>
-      <w:pPr>
-        <w:pStyle w:val="ListBullet"/>
-      </w:pPr>
-      <w:r>
-        <w:t>Matching sentence endings</w:t>
-      </w:r>
-    </w:p>
-    <w:p>
-      <w:pPr>
-        <w:pStyle w:val="ListBullet"/>
-      </w:pPr>
-      <w:r>
-        <w:rPr>
-          <w:b/>
-        </w:rPr>
-        <w:t>Time Management Formula:</w:t>
-      </w:r>
-    </w:p>
-    <w:p>
-      <w:pPr>
-        <w:pStyle w:val="ListBullet"/>
-      </w:pPr>
-      <w:r>
-        <w:t>17 minutes per passage (including transfer time)</w:t>
-      </w:r>
-    </w:p>
-    <w:p>
-      <w:pPr>
-        <w:pStyle w:val="ListBullet"/>
-      </w:pPr>
-      <w:r>
-        <w:t>5 minutes: Skim passage and review questions</w:t>
-      </w:r>
-    </w:p>
-    <w:p>
-      <w:pPr>
-        <w:pStyle w:val="ListBullet"/>
-      </w:pPr>
-      <w:r>
-        <w:t>10 minutes: Answer questions</w:t>
-      </w:r>
-    </w:p>
-    <w:p>
-      <w:pPr>
-        <w:pStyle w:val="ListBullet"/>
-      </w:pPr>
-      <w:r>
-        <w:t>2 minutes: Review and guess unanswered questions</w:t>
-      </w:r>
-    </w:p>
-    <w:p>
-      <w:pPr>
-        <w:pStyle w:val="ListBullet"/>
-      </w:pPr>
-      <w:r>
-        <w:rPr>
-          <w:b/>
-        </w:rPr>
-        <w:t>Understanding Paraphrasing:</w:t>
-      </w:r>
-    </w:p>
-    <w:p>
-      <w:r>
-        <w:t>IELTS extensively uses paraphrasing. Common patterns:</w:t>
-      </w:r>
-    </w:p>
-    <w:p>
-      <w:pPr>
-        <w:pStyle w:val="ListBullet"/>
-      </w:pPr>
-      <w:r>
-        <w:t>Synonyms: big → large, help → assist</w:t>
-      </w:r>
-    </w:p>
-    <w:p>
-      <w:pPr>
-        <w:pStyle w:val="ListBullet"/>
-      </w:pPr>
-      <w:r>
-        <w:t>Word form changes: success → successful → succeed</w:t>
-      </w:r>
-    </w:p>
-    <w:p>
-      <w:pPr>
-        <w:pStyle w:val="ListBullet"/>
-      </w:pPr>
-      <w:r>
-        <w:t>Phrase replacement: due to → because of → as a result of</w:t>
-      </w:r>
-    </w:p>
-    <w:p>
-      <w:pPr>
-        <w:pStyle w:val="ListBullet"/>
-      </w:pPr>
-      <w:r>
-        <w:t>Active/Passive voice: Scientists discovered → It was discovered</w:t>
-      </w:r>
-    </w:p>
-    <w:p>
-      <w:pPr>
-        <w:pStyle w:val="Heading3"/>
-      </w:pPr>
-      <w:r>
-        <w:t>4. Study Strategies &amp; Techniques</w:t>
-      </w:r>
-    </w:p>
-    <w:p>
-      <w:pPr>
-        <w:pStyle w:val="ListBullet"/>
-      </w:pPr>
-      <w:r>
-        <w:rPr>
-          <w:b/>
-        </w:rPr>
-        <w:t>Progressive Skill Building:</w:t>
-      </w:r>
-    </w:p>
-    <w:p>
-      <w:pPr>
-        <w:pStyle w:val="ListBullet"/>
-      </w:pPr>
-      <w:r>
-        <w:t>Week 1: Practice one question type daily until comfortable</w:t>
-      </w:r>
-    </w:p>
-    <w:p>
-      <w:pPr>
-        <w:pStyle w:val="ListBullet"/>
-      </w:pPr>
-      <w:r>
-        <w:t>Week 2: Mix 2-3 question types in practice sessions</w:t>
-      </w:r>
-    </w:p>
-    <w:p>
-      <w:pPr>
-        <w:pStyle w:val="ListBullet"/>
-      </w:pPr>
-      <w:r>
-        <w:t>Week 3: Full passage practice under timed conditions</w:t>
-      </w:r>
-    </w:p>
-    <w:p>
-      <w:pPr>
-        <w:pStyle w:val="ListBullet"/>
-      </w:pPr>
-      <w:r>
-        <w:t>Week 4: Full test simulations</w:t>
-      </w:r>
-    </w:p>
-    <w:p>
-      <w:pPr>
-        <w:pStyle w:val="ListBullet"/>
-      </w:pPr>
-      <w:r>
-        <w:rPr>
-          <w:b/>
-        </w:rPr>
-        <w:t>Expert Reading Tips:</w:t>
-      </w:r>
-    </w:p>
-    <w:p>
-      <w:pPr>
-        <w:pStyle w:val="ListBullet"/>
-      </w:pPr>
-      <w:r>
-        <w:t>Read questions before passage to know what to look for</w:t>
-      </w:r>
-    </w:p>
-    <w:p>
-      <w:pPr>
-        <w:pStyle w:val="ListBullet"/>
-      </w:pPr>
-      <w:r>
-        <w:t>Underline keywords while reading</w:t>
-      </w:r>
-    </w:p>
-    <w:p>
-      <w:pPr>
-        <w:pStyle w:val="ListBullet"/>
-      </w:pPr>
-      <w:r>
-        <w:t>Don't read every word - focus on understanding main ideas</w:t>
-      </w:r>
-    </w:p>
-    <w:p>
-      <w:pPr>
-        <w:pStyle w:val="ListBullet"/>
-      </w:pPr>
-      <w:r>
-        <w:t>Answer easier questions first to build confidence</w:t>
-      </w:r>
-    </w:p>
-    <w:p>
-      <w:pPr>
-        <w:pStyle w:val="ListBullet"/>
-      </w:pPr>
-      <w:r>
-        <w:t>Never leave blanks - educated guesses have 25-33% success rate</w:t>
-      </w:r>
-    </w:p>
-    <w:p>
-      <w:pPr>
-        <w:pStyle w:val="ListBullet"/>
-      </w:pPr>
-      <w:r>
-        <w:t>Transfer answers carefully - many lose marks here</w:t>
-      </w:r>
-    </w:p>
-    <w:p>
-      <w:pPr>
-        <w:pStyle w:val="Heading3"/>
-      </w:pPr>
-      <w:r>
-        <w:t>6. High-Quality Resources (with Links)</w:t>
-      </w:r>
-    </w:p>
-    <w:p>
-      <w:pPr>
-        <w:pStyle w:val="ListBullet"/>
-      </w:pPr>
-      <w:r>
-        <w:t>[IELTS Liz Reading Strategies](https://ieltsliz.com/ielts-reading-lessons-information-and-tips/) – Detailed strategies for each question type</w:t>
-      </w:r>
-    </w:p>
-    <w:p>
-      <w:pPr>
-        <w:pStyle w:val="ListBullet"/>
-      </w:pPr>
-      <w:r>
-        <w:t>[British Council Learn English Reading](https://learnenglish.britishcouncil.org/skills/reading) – Free practice with different levels</w:t>
-      </w:r>
-    </w:p>
-    <w:p>
-      <w:pPr>
-        <w:pStyle w:val="ListBullet"/>
-      </w:pPr>
-      <w:r>
-        <w:t>[Cambridge IELTS Academic Reading](https://www.cambridge.org/gb/cambridgeenglish/catalog/cambridge-english-exams-ielts/cambridge-ielts-15-academic-students-book-answers-audio) – Official practice tests with answers</w:t>
-      </w:r>
-    </w:p>
-    <w:p>
-      <w:pPr>
-        <w:pStyle w:val="ListBullet"/>
-      </w:pPr>
-      <w:r>
-        <w:t>[IELTS-up Reading Practice](https://ielts-up.com/reading/ielts-reading-practice.html) – Free online practice tests</w:t>
-      </w:r>
-    </w:p>
-    <w:p>
-      <w:pPr>
-        <w:pStyle w:val="ListBullet"/>
-      </w:pPr>
-      <w:r>
-        <w:t>[Road to IELTS (British Council)](https://www.britishcouncil.org/english/online/road-ielts) – Comprehensive online course</w:t>
-      </w:r>
-    </w:p>
-    <w:p>
-      <w:pPr>
-        <w:pStyle w:val="Heading3"/>
-      </w:pPr>
-      <w:r>
-        <w:t>7. Practice Tools or Platforms</w:t>
-      </w:r>
-    </w:p>
-    <w:p>
-      <w:pPr>
-        <w:pStyle w:val="ListBullet"/>
-      </w:pPr>
-      <w:r>
-        <w:rPr>
-          <w:b/>
-        </w:rPr>
-        <w:t>IELTSonlinetests.com:</w:t>
-      </w:r>
-      <w:r>
-        <w:t xml:space="preserve"> Free full-length reading tests with instant scoring</w:t>
-      </w:r>
-    </w:p>
-    <w:p>
-      <w:pPr>
-        <w:pStyle w:val="ListBullet"/>
-      </w:pPr>
-      <w:r>
-        <w:rPr>
-          <w:b/>
-        </w:rPr>
-        <w:t>Mini IELTS:</w:t>
-      </w:r>
-      <w:r>
-        <w:t xml:space="preserve"> Mobile app with daily reading exercises</w:t>
-      </w:r>
-    </w:p>
-    <w:p>
-      <w:pPr>
-        <w:pStyle w:val="ListBullet"/>
-      </w:pPr>
-      <w:r>
-        <w:rPr>
-          <w:b/>
-        </w:rPr>
-        <w:t>IELTS Prep App (British Council):</w:t>
-      </w:r>
-      <w:r>
-        <w:t xml:space="preserve"> Official app with practice questions</w:t>
-      </w:r>
-    </w:p>
-    <w:p>
-      <w:pPr>
-        <w:pStyle w:val="ListBullet"/>
-      </w:pPr>
-      <w:r>
-        <w:rPr>
-          <w:b/>
-        </w:rPr>
-        <w:t>Cambridge English Online Practice:</w:t>
-      </w:r>
-      <w:r>
-        <w:t xml:space="preserve"> Adaptive learning platform</w:t>
-      </w:r>
-    </w:p>
-    <w:p>
-      <w:pPr>
-        <w:pStyle w:val="ListBullet"/>
-      </w:pPr>
-      <w:r>
-        <w:rPr>
-          <w:b/>
-        </w:rPr>
-        <w:t>IELTS Mentor:</w:t>
-      </w:r>
-      <w:r>
-        <w:t xml:space="preserve"> Free reading passages with detailed explanations</w:t>
+        <w:t>PM Exam Simulator - Process-specific question banks with detailed explanations</w:t>
       </w:r>
     </w:p>
     <w:p>
@@ -1765,17 +1052,17 @@
         <w:t>Question 1:</w:t>
       </w:r>
       <w:r>
-        <w:t xml:space="preserve"> How many minutes do you have for the IELTS Reading test?</w:t>
-      </w:r>
-    </w:p>
-    <w:p>
-      <w:r>
-        <w:t>Answer: 60 minutes</w:t>
-      </w:r>
-    </w:p>
-    <w:p>
-      <w:r>
-        <w:t>Explanation: You have 60 minutes to answer 40 questions across 3 passages, with no extra transfer time in computer-based tests.</w:t>
+        <w:t xml:space="preserve"> Your project is behind schedule and over budget. The sponsor demands you crash the schedule. What should you analyze first?</w:t>
+      </w:r>
+    </w:p>
+    <w:p>
+      <w:r>
+        <w:t>Answer: Activities on the critical path and their crash costs</w:t>
+      </w:r>
+    </w:p>
+    <w:p>
+      <w:r>
+        <w:t>Explanation: Crashing non-critical activities won't reduce project duration; must target critical path with cost consideration</w:t>
       </w:r>
     </w:p>
     <w:p>
@@ -1789,17 +1076,17 @@
         <w:t>Question 2:</w:t>
       </w:r>
       <w:r>
-        <w:t xml:space="preserve"> What's the key difference between True/False/Not Given and Yes/No/Not Given questions?</w:t>
-      </w:r>
-    </w:p>
-    <w:p>
-      <w:r>
-        <w:t>Answer: True/False/Not Given deals with facts, Yes/No/Not Given deals with opinions</w:t>
-      </w:r>
-    </w:p>
-    <w:p>
-      <w:r>
-        <w:t>Explanation: T/F/NG appears with factual texts, while Y/N/NG appears with texts containing writer's views or claims.</w:t>
+        <w:t xml:space="preserve"> A stakeholder requests a "small" change that won't impact the budget. Your action?</w:t>
+      </w:r>
+    </w:p>
+    <w:p>
+      <w:r>
+        <w:t>Answer: Document the change request and analyze all potential impacts before CCB review</w:t>
+      </w:r>
+    </w:p>
+    <w:p>
+      <w:r>
+        <w:t>Explanation: All changes must follow formal process; even "small" changes can have hidden impacts</w:t>
       </w:r>
     </w:p>
     <w:p>
@@ -1813,17 +1100,17 @@
         <w:t>Question 3:</w:t>
       </w:r>
       <w:r>
-        <w:t xml:space="preserve"> In Matching Headings questions, can a heading be used more than once?</w:t>
-      </w:r>
-    </w:p>
-    <w:p>
-      <w:r>
-        <w:t>Answer: No</w:t>
-      </w:r>
-    </w:p>
-    <w:p>
-      <w:r>
-        <w:t>Explanation: Each heading can only be used once. Cross off headings as you use them to avoid confusion.</w:t>
+        <w:t xml:space="preserve"> During execution, you discover the WBS missed several deliverables. What's your next step?</w:t>
+      </w:r>
+    </w:p>
+    <w:p>
+      <w:r>
+        <w:t>Answer: Use rolling wave planning to elaborate the WBS and update the project management plan</w:t>
+      </w:r>
+    </w:p>
+    <w:p>
+      <w:r>
+        <w:t>Explanation: Progressive elaboration allows WBS refinement as more information becomes available</w:t>
       </w:r>
     </w:p>
     <w:p>
@@ -1837,17 +1124,17 @@
         <w:t>Question 4:</w:t>
       </w:r>
       <w:r>
-        <w:t xml:space="preserve"> If a Sentence Completion question says "NO MORE THAN TWO WORDS", can you write three words?</w:t>
-      </w:r>
-    </w:p>
-    <w:p>
-      <w:r>
-        <w:t>Answer: No</w:t>
-      </w:r>
-    </w:p>
-    <w:p>
-      <w:r>
-        <w:t>Explanation: Exceeding the word limit results in a wrong answer, even if the information is correct.</w:t>
+        <w:t xml:space="preserve"> Quality control finds 15% defect rate. Root cause analysis shows unclear requirements. Best response?</w:t>
+      </w:r>
+    </w:p>
+    <w:p>
+      <w:r>
+        <w:t>Answer: Revise quality management plan to include requirements review sessions before development</w:t>
+      </w:r>
+    </w:p>
+    <w:p>
+      <w:r>
+        <w:t>Explanation: Addresses root cause through preventive action rather than just fixing current defects</w:t>
       </w:r>
     </w:p>
     <w:p>
@@ -1861,17 +1148,17 @@
         <w:t>Question 5:</w:t>
       </w:r>
       <w:r>
-        <w:t xml:space="preserve"> Should you read the entire passage before attempting any questions?</w:t>
-      </w:r>
-    </w:p>
-    <w:p>
-      <w:r>
-        <w:t>Answer: No</w:t>
-      </w:r>
-    </w:p>
-    <w:p>
-      <w:r>
-        <w:t>Explanation: Skim the passage quickly (2-3 minutes) for general understanding, then read questions and return to passage for specific information.</w:t>
+        <w:t xml:space="preserve"> Your critical path has -2 days float. What does this indicate?</w:t>
+      </w:r>
+    </w:p>
+    <w:p>
+      <w:r>
+        <w:t>Answer: The project is 2 days behind schedule</w:t>
+      </w:r>
+    </w:p>
+    <w:p>
+      <w:r>
+        <w:t>Explanation: Negative float means the activity must start before its latest allowable start date to meet deadlines</w:t>
       </w:r>
     </w:p>
     <w:p>
@@ -1887,7 +1174,7 @@
         <w:pStyle w:val="Heading2"/>
       </w:pPr>
       <w:r>
-        <w:t>✅ Topic 3 of 4: IELTS Listening (⏱️ 15 hrs, 🎯 25% of Overall Score)</w:t>
+        <w:t>✅ Topic 3 of 8: Business Environment Domain - Organizational Context (⏱️ 8 hrs, 🎯 8% of Exam)</w:t>
       </w:r>
     </w:p>
     <w:p>
@@ -1900,7 +1187,7 @@
     </w:p>
     <w:p>
       <w:r>
-        <w:t>IELTS Listening assesses your ability to understand spoken English in various contexts, from casual conversations to academic lectures. The test consists of 40 questions across four sections, progressively increasing in difficulty. You hear each recording only once, making concentration and note-taking skills crucial. Real-world applications include understanding lectures, following instructions, participating in meetings, and everyday conversations in English-speaking environments.</w:t>
+        <w:t>The Business Environment Domain focuses on the connection between projects and organizational strategy, ensuring projects deliver intended business value. Though only 8% of the exam, these concepts are crucial for senior PM roles and appear integrated throughout other domains. This knowledge helps PMs navigate organizational politics, compliance requirements, and strategic alignment.</w:t>
       </w:r>
     </w:p>
     <w:p>
@@ -1919,10 +1206,10 @@
         <w:rPr>
           <w:b/>
         </w:rPr>
-        <w:t>Four Listening Sections:</w:t>
-      </w:r>
-      <w:r>
-        <w:t xml:space="preserve"> Section 1 features everyday social conversations, Section 2 presents monologues on general topics, Section 3 includes academic discussions between multiple speakers, and Section 4 consists of academic lectures. Each section contains 10 questions and increases in complexity.</w:t>
+        <w:t>Benefits Realization Management</w:t>
+      </w:r>
+      <w:r>
+        <w:t xml:space="preserve"> ensures projects deliver intended value beyond just meeting scope, time, and cost constraints. This includes benefits identification, planning, and post-project tracking.</w:t>
       </w:r>
     </w:p>
     <w:p>
@@ -1933,10 +1220,10 @@
         <w:rPr>
           <w:b/>
         </w:rPr>
-        <w:t>Question Types:</w:t>
-      </w:r>
-      <w:r>
-        <w:t xml:space="preserve"> The test includes multiple choice, matching, map/diagram labeling, form completion, note completion, table completion, flow-chart completion, summary completion, sentence completion, and short answer questions. Each type requires specific listening and note-taking strategies.</w:t>
+        <w:t>Organizational Change Management</w:t>
+      </w:r>
+      <w:r>
+        <w:t xml:space="preserve"> addresses how projects impact organizational structure, processes, and culture. Understanding change readiness and resistance management is essential.</w:t>
       </w:r>
     </w:p>
     <w:p>
@@ -1947,18 +1234,10 @@
         <w:rPr>
           <w:b/>
         </w:rPr>
-        <w:t>Critical Listening Skills:</w:t>
-      </w:r>
-      <w:r>
-        <w:t xml:space="preserve"> Success depends on identifying specific information, following signposting language, recognizing paraphrasing and synonyms, managing distraction techniques, and maintaining focus throughout the 30-minute test plus 10 minutes transfer time for paper-based tests.</w:t>
-      </w:r>
-    </w:p>
-    <w:p>
-      <w:pPr>
-        <w:pStyle w:val="Heading3"/>
-      </w:pPr>
-      <w:r>
-        <w:t>3. Detailed Learning Content</w:t>
+        <w:t>Compliance and Governance</w:t>
+      </w:r>
+      <w:r>
+        <w:t xml:space="preserve"> covers regulatory requirements, organizational policies, and governance structures that constrain and guide project execution.</w:t>
       </w:r>
     </w:p>
     <w:p>
@@ -1969,7 +1248,18 @@
         <w:rPr>
           <w:b/>
         </w:rPr>
-        <w:t>Section Breakdown and Strategies:</w:t>
+        <w:t>External Environmental Factors</w:t>
+      </w:r>
+      <w:r>
+        <w:t xml:space="preserve"> include market conditions, regulatory changes, and social factors that influence project success but lie outside the PM's control.</w:t>
+      </w:r>
+    </w:p>
+    <w:p>
+      <w:pPr>
+        <w:pStyle w:val="Heading3"/>
+      </w:pPr>
+      <w:r>
+        <w:t>3. Detailed Learning Content</w:t>
       </w:r>
     </w:p>
     <w:p>
@@ -1980,39 +1270,10 @@
         <w:rPr>
           <w:b/>
         </w:rPr>
-        <w:t>Section 1 - Social Context (Easiest):</w:t>
-      </w:r>
-    </w:p>
-    <w:p>
-      <w:pPr>
-        <w:pStyle w:val="ListBullet"/>
-      </w:pPr>
-      <w:r>
-        <w:t>Two speakers discussing everyday situations</w:t>
-      </w:r>
-    </w:p>
-    <w:p>
-      <w:pPr>
-        <w:pStyle w:val="ListBullet"/>
-      </w:pPr>
-      <w:r>
-        <w:t>Information given in order</w:t>
-      </w:r>
-    </w:p>
-    <w:p>
-      <w:pPr>
-        <w:pStyle w:val="ListBullet"/>
-      </w:pPr>
-      <w:r>
-        <w:t>Common topics: booking accommodations, inquiring about services, making arrangements</w:t>
-      </w:r>
-    </w:p>
-    <w:p>
-      <w:pPr>
-        <w:pStyle w:val="ListBullet"/>
-      </w:pPr>
-      <w:r>
-        <w:t>Strategy: Focus on specific details like names, numbers, dates, addresses</w:t>
+        <w:t>Benefits Realization Planning</w:t>
+      </w:r>
+      <w:r>
+        <w:t xml:space="preserve"> starts during project initiation. Identify tangible benefits (cost savings, revenue increase) and intangible benefits (customer satisfaction, brand value). Create a benefits register linking project deliverables to expected benefits. Assign benefit owners responsible for post-project realization. Example: An ERP implementation project should track not just system deployment but actual process efficiency improvements over 6-12 months post-implementation.</w:t>
       </w:r>
     </w:p>
     <w:p>
@@ -2023,39 +1284,10 @@
         <w:rPr>
           <w:b/>
         </w:rPr>
-        <w:t>Section 2 - General Monologue:</w:t>
-      </w:r>
-    </w:p>
-    <w:p>
-      <w:pPr>
-        <w:pStyle w:val="ListBullet"/>
-      </w:pPr>
-      <w:r>
-        <w:t>One speaker describing places, events, or services</w:t>
-      </w:r>
-    </w:p>
-    <w:p>
-      <w:pPr>
-        <w:pStyle w:val="ListBullet"/>
-      </w:pPr>
-      <w:r>
-        <w:t>Often includes maps or diagrams</w:t>
-      </w:r>
-    </w:p>
-    <w:p>
-      <w:pPr>
-        <w:pStyle w:val="ListBullet"/>
-      </w:pPr>
-      <w:r>
-        <w:t>Common topics: tourist information, facility orientation, event descriptions</w:t>
-      </w:r>
-    </w:p>
-    <w:p>
-      <w:pPr>
-        <w:pStyle w:val="ListBullet"/>
-      </w:pPr>
-      <w:r>
-        <w:t>Strategy: Listen for directional language and sequencing words</w:t>
+        <w:t>Organizational Change Readiness</w:t>
+      </w:r>
+      <w:r>
+        <w:t xml:space="preserve"> uses Kotter's 8-step model: Create urgency, build coalition, form vision, communicate vision, empower action, create short-term wins, consolidate gains, anchor changes. For a digital transformation project, start with pilot groups to create success stories before organization-wide rollout. Address resistance through stakeholder analysis and targeted communication plans.</w:t>
       </w:r>
     </w:p>
     <w:p>
@@ -2066,39 +1298,10 @@
         <w:rPr>
           <w:b/>
         </w:rPr>
-        <w:t>Section 3 - Academic Discussion:</w:t>
-      </w:r>
-    </w:p>
-    <w:p>
-      <w:pPr>
-        <w:pStyle w:val="ListBullet"/>
-      </w:pPr>
-      <w:r>
-        <w:t>2-4 speakers in educational context</w:t>
-      </w:r>
-    </w:p>
-    <w:p>
-      <w:pPr>
-        <w:pStyle w:val="ListBullet"/>
-      </w:pPr>
-      <w:r>
-        <w:t>Multiple opinions and agreement/disagreement</w:t>
-      </w:r>
-    </w:p>
-    <w:p>
-      <w:pPr>
-        <w:pStyle w:val="ListBullet"/>
-      </w:pPr>
-      <w:r>
-        <w:t>Common topics: assignment discussions, research planning, tutorial conversations</w:t>
-      </w:r>
-    </w:p>
-    <w:p>
-      <w:pPr>
-        <w:pStyle w:val="ListBullet"/>
-      </w:pPr>
-      <w:r>
-        <w:t>Strategy: Identify different speakers and their viewpoints</w:t>
+        <w:t>Navigating Governance Structures</w:t>
+      </w:r>
+      <w:r>
+        <w:t xml:space="preserve"> requires understanding approval hierarchies, portfolio management processes, and stage-gate reviews. In highly regulated industries (healthcare, finance), build compliance checkpoints into the project lifecycle. Create a RACI matrix clarifying governance roles. When projects span multiple departments, establish a steering committee with cross-functional representation.</w:t>
       </w:r>
     </w:p>
     <w:p>
@@ -2109,7 +1312,59 @@
         <w:rPr>
           <w:b/>
         </w:rPr>
-        <w:t>Section 4 - Academic Lecture (Hardest):</w:t>
+        <w:t>Environmental Scanning</w:t>
+      </w:r>
+      <w:r>
+        <w:t xml:space="preserve"> involves monitoring external factors that could impact projects. Use PESTLE analysis (Political, Economic, Social, Technological, Legal, Environmental) during planning and regularly throughout execution. Example: A construction project must monitor changing environmental regulations, material costs, and labor availability.</w:t>
+      </w:r>
+    </w:p>
+    <w:p>
+      <w:pPr>
+        <w:pStyle w:val="Heading3"/>
+      </w:pPr>
+      <w:r>
+        <w:t>4. Study Strategies &amp; Techniques</w:t>
+      </w:r>
+    </w:p>
+    <w:p>
+      <w:r>
+        <w:t>Create mind maps linking organizational strategy to project objectives. Study real company case studies showing successful and failed strategic alignment. Practice writing benefit realization plans for sample projects. Review your organization's governance structure and compare to PMI best practices.</w:t>
+      </w:r>
+    </w:p>
+    <w:p>
+      <w:pPr>
+        <w:pStyle w:val="Heading3"/>
+      </w:pPr>
+      <w:r>
+        <w:t>6. High-Quality Resources (with Links)</w:t>
+      </w:r>
+    </w:p>
+    <w:p>
+      <w:r>
+        <w:t>[PMI's Benefits Realization Management Practice Guide](https://www.pmi.org/pmbok-guide-standards/practice-guides/benefits-realization) – Comprehensive guide to value delivery</w:t>
+      </w:r>
+    </w:p>
+    <w:p>
+      <w:r>
+        <w:t>[Harvard Business Review's Change Management Collection](https://hbr.org/topic/change-management) – Real-world organizational change insights</w:t>
+      </w:r>
+    </w:p>
+    <w:p>
+      <w:r>
+        <w:t>[ISO 21500 Project Management Guidelines](https://www.iso.org/standard/75704.html) – International governance standards</w:t>
+      </w:r>
+    </w:p>
+    <w:p>
+      <w:r>
+        <w:t>[Prosci Change Management Resources](https://www.prosci.com/resources) – Industry-leading change management methodology</w:t>
+      </w:r>
+    </w:p>
+    <w:p>
+      <w:pPr>
+        <w:pStyle w:val="Heading3"/>
+      </w:pPr>
+      <w:r>
+        <w:t>7. Practice Tools or Platforms</w:t>
       </w:r>
     </w:p>
     <w:p>
@@ -2117,7 +1372,7 @@
         <w:pStyle w:val="ListBullet"/>
       </w:pPr>
       <w:r>
-        <w:t>Single speaker on academic topic</w:t>
+        <w:t>Benefits Dependency Network tools - For mapping deliverables to benefits</w:t>
       </w:r>
     </w:p>
     <w:p>
@@ -2125,7 +1380,7 @@
         <w:pStyle w:val="ListBullet"/>
       </w:pPr>
       <w:r>
-        <w:t>Complex vocabulary and concepts</w:t>
+        <w:t>Stakeholder Circle software - For influence/impact analysis</w:t>
       </w:r>
     </w:p>
     <w:p>
@@ -2133,7 +1388,7 @@
         <w:pStyle w:val="ListBullet"/>
       </w:pPr>
       <w:r>
-        <w:t>Common topics: research findings, historical accounts, scientific processes</w:t>
+        <w:t>Change readiness assessment templates - From consulting firms</w:t>
       </w:r>
     </w:p>
     <w:p>
@@ -2141,595 +1396,7 @@
         <w:pStyle w:val="ListBullet"/>
       </w:pPr>
       <w:r>
-        <w:t>Strategy: Focus on main ideas and supporting details</w:t>
-      </w:r>
-    </w:p>
-    <w:p>
-      <w:pPr>
-        <w:pStyle w:val="ListBullet"/>
-      </w:pPr>
-      <w:r>
-        <w:rPr>
-          <w:b/>
-        </w:rPr>
-        <w:t>Question Type Techniques:</w:t>
-      </w:r>
-    </w:p>
-    <w:p>
-      <w:pPr>
-        <w:pStyle w:val="ListBullet"/>
-      </w:pPr>
-      <w:r>
-        <w:rPr>
-          <w:b/>
-        </w:rPr>
-        <w:t>Multiple Choice:</w:t>
-      </w:r>
-    </w:p>
-    <w:p>
-      <w:pPr>
-        <w:pStyle w:val="ListBullet"/>
-      </w:pPr>
-      <w:r>
-        <w:t>Read all options before listening</w:t>
-      </w:r>
-    </w:p>
-    <w:p>
-      <w:pPr>
-        <w:pStyle w:val="ListBullet"/>
-      </w:pPr>
-      <w:r>
-        <w:t>Listen for synonyms, not exact words</w:t>
-      </w:r>
-    </w:p>
-    <w:p>
-      <w:pPr>
-        <w:pStyle w:val="ListBullet"/>
-      </w:pPr>
-      <w:r>
-        <w:t>Beware of distractors mentioning all options</w:t>
-      </w:r>
-    </w:p>
-    <w:p>
-      <w:pPr>
-        <w:pStyle w:val="ListBullet"/>
-      </w:pPr>
-      <w:r>
-        <w:t>Answer mentions often include "but," "however," "actually"</w:t>
-      </w:r>
-    </w:p>
-    <w:p>
-      <w:pPr>
-        <w:pStyle w:val="ListBullet"/>
-      </w:pPr>
-      <w:r>
-        <w:rPr>
-          <w:b/>
-        </w:rPr>
-        <w:t>Map/Diagram Labeling:</w:t>
-      </w:r>
-    </w:p>
-    <w:p>
-      <w:pPr>
-        <w:pStyle w:val="ListBullet"/>
-      </w:pPr>
-      <w:r>
-        <w:t>Study the visual carefully before listening</w:t>
-      </w:r>
-    </w:p>
-    <w:p>
-      <w:pPr>
-        <w:pStyle w:val="ListBullet"/>
-      </w:pPr>
-      <w:r>
-        <w:t>Identify starting point and compass directions</w:t>
-      </w:r>
-    </w:p>
-    <w:p>
-      <w:pPr>
-        <w:pStyle w:val="ListBullet"/>
-      </w:pPr>
-      <w:r>
-        <w:t>Listen for prepositions: opposite, next to, behind, between</w:t>
-      </w:r>
-    </w:p>
-    <w:p>
-      <w:pPr>
-        <w:pStyle w:val="ListBullet"/>
-      </w:pPr>
-      <w:r>
-        <w:t>Follow the speaker's route mentally</w:t>
-      </w:r>
-    </w:p>
-    <w:p>
-      <w:pPr>
-        <w:pStyle w:val="ListBullet"/>
-      </w:pPr>
-      <w:r>
-        <w:rPr>
-          <w:b/>
-        </w:rPr>
-        <w:t>Form/Note/Table Completion:</w:t>
-      </w:r>
-    </w:p>
-    <w:p>
-      <w:pPr>
-        <w:pStyle w:val="ListBullet"/>
-      </w:pPr>
-      <w:r>
-        <w:t>Note word limits (usually 1-3 words)</w:t>
-      </w:r>
-    </w:p>
-    <w:p>
-      <w:pPr>
-        <w:pStyle w:val="ListBullet"/>
-      </w:pPr>
-      <w:r>
-        <w:t>Predict word types needed (noun, number, adjective)</w:t>
-      </w:r>
-    </w:p>
-    <w:p>
-      <w:pPr>
-        <w:pStyle w:val="ListBullet"/>
-      </w:pPr>
-      <w:r>
-        <w:t>Write exactly what you hear</w:t>
-      </w:r>
-    </w:p>
-    <w:p>
-      <w:pPr>
-        <w:pStyle w:val="ListBullet"/>
-      </w:pPr>
-      <w:r>
-        <w:t>Check spelling matters for common words</w:t>
-      </w:r>
-    </w:p>
-    <w:p>
-      <w:pPr>
-        <w:pStyle w:val="ListBullet"/>
-      </w:pPr>
-      <w:r>
-        <w:rPr>
-          <w:b/>
-        </w:rPr>
-        <w:t>Matching Questions:</w:t>
-      </w:r>
-    </w:p>
-    <w:p>
-      <w:pPr>
-        <w:pStyle w:val="ListBullet"/>
-      </w:pPr>
-      <w:r>
-        <w:t>Read all options first</w:t>
-      </w:r>
-    </w:p>
-    <w:p>
-      <w:pPr>
-        <w:pStyle w:val="ListBullet"/>
-      </w:pPr>
-      <w:r>
-        <w:t>Make brief notes next to each option while listening</w:t>
-      </w:r>
-    </w:p>
-    <w:p>
-      <w:pPr>
-        <w:pStyle w:val="ListBullet"/>
-      </w:pPr>
-      <w:r>
-        <w:t>Options may be used more than once or not at all</w:t>
-      </w:r>
-    </w:p>
-    <w:p>
-      <w:pPr>
-        <w:pStyle w:val="ListBullet"/>
-      </w:pPr>
-      <w:r>
-        <w:t>Listen for paraphrasing of the options</w:t>
-      </w:r>
-    </w:p>
-    <w:p>
-      <w:pPr>
-        <w:pStyle w:val="ListBullet"/>
-      </w:pPr>
-      <w:r>
-        <w:rPr>
-          <w:b/>
-        </w:rPr>
-        <w:t>The Art of Letting Go:</w:t>
-      </w:r>
-    </w:p>
-    <w:p>
-      <w:r>
-        <w:t>If you miss an answer:</w:t>
-      </w:r>
-    </w:p>
-    <w:p>
-      <w:pPr>
-        <w:pStyle w:val="ListNumber"/>
-      </w:pPr>
-      <w:r>
-        <w:t>1. Make a quick guess</w:t>
-      </w:r>
-    </w:p>
-    <w:p>
-      <w:pPr>
-        <w:pStyle w:val="ListNumber"/>
-      </w:pPr>
-      <w:r>
-        <w:t>2. Immediately focus on next question</w:t>
-      </w:r>
-    </w:p>
-    <w:p>
-      <w:pPr>
-        <w:pStyle w:val="ListNumber"/>
-      </w:pPr>
-      <w:r>
-        <w:t>3. Never panic - one missed answer won't ruin your score</w:t>
-      </w:r>
-    </w:p>
-    <w:p>
-      <w:pPr>
-        <w:pStyle w:val="ListNumber"/>
-      </w:pPr>
-      <w:r>
-        <w:t>4. Use question numbers as anchors to stay on track</w:t>
-      </w:r>
-    </w:p>
-    <w:p>
-      <w:pPr>
-        <w:pStyle w:val="ListBullet"/>
-      </w:pPr>
-      <w:r>
-        <w:rPr>
-          <w:b/>
-        </w:rPr>
-        <w:t>Common Distractors:</w:t>
-      </w:r>
-    </w:p>
-    <w:p>
-      <w:pPr>
-        <w:pStyle w:val="ListBullet"/>
-      </w:pPr>
-      <w:r>
-        <w:t>Correct answer mentioned but then changed</w:t>
-      </w:r>
-    </w:p>
-    <w:p>
-      <w:pPr>
-        <w:pStyle w:val="ListBullet"/>
-      </w:pPr>
-      <w:r>
-        <w:t>All options mentioned but only one is correct</w:t>
-      </w:r>
-    </w:p>
-    <w:p>
-      <w:pPr>
-        <w:pStyle w:val="ListBullet"/>
-      </w:pPr>
-      <w:r>
-        <w:t>Similar sounding words (fifteen/fifty)</w:t>
-      </w:r>
-    </w:p>
-    <w:p>
-      <w:pPr>
-        <w:pStyle w:val="ListBullet"/>
-      </w:pPr>
-      <w:r>
-        <w:t>Speaker self-corrects</w:t>
-      </w:r>
-    </w:p>
-    <w:p>
-      <w:pPr>
-        <w:pStyle w:val="ListBullet"/>
-      </w:pPr>
-      <w:r>
-        <w:t>Negative structures that change meaning</w:t>
-      </w:r>
-    </w:p>
-    <w:p>
-      <w:pPr>
-        <w:pStyle w:val="ListBullet"/>
-      </w:pPr>
-      <w:r>
-        <w:rPr>
-          <w:b/>
-        </w:rPr>
-        <w:t>Signposting Language to Recognize:</w:t>
-      </w:r>
-    </w:p>
-    <w:p>
-      <w:pPr>
-        <w:pStyle w:val="ListBullet"/>
-      </w:pPr>
-      <w:r>
-        <w:t>Sequencing: Firstly, Next, Finally, Moving on to</w:t>
-      </w:r>
-    </w:p>
-    <w:p>
-      <w:pPr>
-        <w:pStyle w:val="ListBullet"/>
-      </w:pPr>
-      <w:r>
-        <w:t>Emphasis: Most importantly, The key point is, Don't forget</w:t>
-      </w:r>
-    </w:p>
-    <w:p>
-      <w:pPr>
-        <w:pStyle w:val="ListBullet"/>
-      </w:pPr>
-      <w:r>
-        <w:t>Contrast: However, On the other hand, Although</w:t>
-      </w:r>
-    </w:p>
-    <w:p>
-      <w:pPr>
-        <w:pStyle w:val="ListBullet"/>
-      </w:pPr>
-      <w:r>
-        <w:t>Examples: For instance, Such as, Like</w:t>
-      </w:r>
-    </w:p>
-    <w:p>
-      <w:pPr>
-        <w:pStyle w:val="Heading3"/>
-      </w:pPr>
-      <w:r>
-        <w:t>4. Study Strategies &amp; Techniques</w:t>
-      </w:r>
-    </w:p>
-    <w:p>
-      <w:pPr>
-        <w:pStyle w:val="ListBullet"/>
-      </w:pPr>
-      <w:r>
-        <w:rPr>
-          <w:b/>
-        </w:rPr>
-        <w:t>Daily Practice Routine:</w:t>
-      </w:r>
-    </w:p>
-    <w:p>
-      <w:pPr>
-        <w:pStyle w:val="ListBullet"/>
-      </w:pPr>
-      <w:r>
-        <w:t>30 minutes focused listening practice</w:t>
-      </w:r>
-    </w:p>
-    <w:p>
-      <w:pPr>
-        <w:pStyle w:val="ListBullet"/>
-      </w:pPr>
-      <w:r>
-        <w:t>Transcription exercise (5 minutes of audio = 15 minutes work)</w:t>
-      </w:r>
-    </w:p>
-    <w:p>
-      <w:pPr>
-        <w:pStyle w:val="ListBullet"/>
-      </w:pPr>
-      <w:r>
-        <w:t>Vocabulary building from listening materials</w:t>
-      </w:r>
-    </w:p>
-    <w:p>
-      <w:pPr>
-        <w:pStyle w:val="ListBullet"/>
-      </w:pPr>
-      <w:r>
-        <w:t>Shadow speaking to improve sound recognition</w:t>
-      </w:r>
-    </w:p>
-    <w:p>
-      <w:pPr>
-        <w:pStyle w:val="ListBullet"/>
-      </w:pPr>
-      <w:r>
-        <w:rPr>
-          <w:b/>
-        </w:rPr>
-        <w:t>Progressive Training Method:</w:t>
-      </w:r>
-    </w:p>
-    <w:p>
-      <w:pPr>
-        <w:pStyle w:val="ListBullet"/>
-      </w:pPr>
-      <w:r>
-        <w:t>Week 1: Practice single question types without time pressure</w:t>
-      </w:r>
-    </w:p>
-    <w:p>
-      <w:pPr>
-        <w:pStyle w:val="ListBullet"/>
-      </w:pPr>
-      <w:r>
-        <w:t>Week 2: Mixed question types with pause button allowed</w:t>
-      </w:r>
-    </w:p>
-    <w:p>
-      <w:pPr>
-        <w:pStyle w:val="ListBullet"/>
-      </w:pPr>
-      <w:r>
-        <w:t>Week 3: Full sections under exam conditions</w:t>
-      </w:r>
-    </w:p>
-    <w:p>
-      <w:pPr>
-        <w:pStyle w:val="ListBullet"/>
-      </w:pPr>
-      <w:r>
-        <w:t>Week 4: Complete practice tests with strict timing</w:t>
-      </w:r>
-    </w:p>
-    <w:p>
-      <w:pPr>
-        <w:pStyle w:val="ListBullet"/>
-      </w:pPr>
-      <w:r>
-        <w:rPr>
-          <w:b/>
-        </w:rPr>
-        <w:t>Note-Taking Strategies:</w:t>
-      </w:r>
-    </w:p>
-    <w:p>
-      <w:pPr>
-        <w:pStyle w:val="ListBullet"/>
-      </w:pPr>
-      <w:r>
-        <w:t>Use abbreviations consistently (govt = government, uni = university)</w:t>
-      </w:r>
-    </w:p>
-    <w:p>
-      <w:pPr>
-        <w:pStyle w:val="ListBullet"/>
-      </w:pPr>
-      <w:r>
-        <w:t>Write numbers as figures, not words</w:t>
-      </w:r>
-    </w:p>
-    <w:p>
-      <w:pPr>
-        <w:pStyle w:val="ListBullet"/>
-      </w:pPr>
-      <w:r>
-        <w:t>Don't write full sentences</w:t>
-      </w:r>
-    </w:p>
-    <w:p>
-      <w:pPr>
-        <w:pStyle w:val="ListBullet"/>
-      </w:pPr>
-      <w:r>
-        <w:t>Use symbols: ↑ (increase), ↓ (decrease), = (equals), ≠ (different)</w:t>
-      </w:r>
-    </w:p>
-    <w:p>
-      <w:pPr>
-        <w:pStyle w:val="Heading3"/>
-      </w:pPr>
-      <w:r>
-        <w:t>6. High-Quality Resources (with Links)</w:t>
-      </w:r>
-    </w:p>
-    <w:p>
-      <w:pPr>
-        <w:pStyle w:val="ListBullet"/>
-      </w:pPr>
-      <w:r>
-        <w:t>[IELTS Liz Listening Practice](https://ieltsliz.com/ielts-listening/) – Free practice tests with tips</w:t>
-      </w:r>
-    </w:p>
-    <w:p>
-      <w:pPr>
-        <w:pStyle w:val="ListBullet"/>
-      </w:pPr>
-      <w:r>
-        <w:t>[British Council Listening Practice](https://learnenglish.britishcouncil.org/skills/listening) – Varied listening exercises with transcripts</w:t>
-      </w:r>
-    </w:p>
-    <w:p>
-      <w:pPr>
-        <w:pStyle w:val="ListBullet"/>
-      </w:pPr>
-      <w:r>
-        <w:t>[IELTS Official Practice Materials](https://www.ielts.org/for-test-takers/sample-test-questions) – Authentic test samples</w:t>
-      </w:r>
-    </w:p>
-    <w:p>
-      <w:pPr>
-        <w:pStyle w:val="ListBullet"/>
-      </w:pPr>
-      <w:r>
-        <w:t>[BBC Learning English](https://www.bbc.co.uk/learningenglish/english/features/6-minute-english) – Regular listening practice with various accents</w:t>
-      </w:r>
-    </w:p>
-    <w:p>
-      <w:pPr>
-        <w:pStyle w:val="ListBullet"/>
-      </w:pPr>
-      <w:r>
-        <w:t>[TED Talks](https://www.ted.com/talks) – Academic listening practice for Section 4 preparation</w:t>
-      </w:r>
-    </w:p>
-    <w:p>
-      <w:pPr>
-        <w:pStyle w:val="Heading3"/>
-      </w:pPr>
-      <w:r>
-        <w:t>7. Practice Tools or Platforms</w:t>
-      </w:r>
-    </w:p>
-    <w:p>
-      <w:pPr>
-        <w:pStyle w:val="ListBullet"/>
-      </w:pPr>
-      <w:r>
-        <w:rPr>
-          <w:b/>
-        </w:rPr>
-        <w:t>IELTS Listening Practice Apps:</w:t>
-      </w:r>
-      <w:r>
-        <w:t xml:space="preserve"> Official IELTS Prep app, IELTS Listening Master</w:t>
-      </w:r>
-    </w:p>
-    <w:p>
-      <w:pPr>
-        <w:pStyle w:val="ListBullet"/>
-      </w:pPr>
-      <w:r>
-        <w:rPr>
-          <w:b/>
-        </w:rPr>
-        <w:t>YouTube Channels:</w:t>
-      </w:r>
-      <w:r>
-        <w:t xml:space="preserve"> IELTS Official, Asad Yaqub IELTS</w:t>
-      </w:r>
-    </w:p>
-    <w:p>
-      <w:pPr>
-        <w:pStyle w:val="ListBullet"/>
-      </w:pPr>
-      <w:r>
-        <w:rPr>
-          <w:b/>
-        </w:rPr>
-        <w:t>Podcast Resources:</w:t>
-      </w:r>
-      <w:r>
-        <w:t xml:space="preserve"> BBC 6 Minute English, IELTS Energy Podcast</w:t>
-      </w:r>
-    </w:p>
-    <w:p>
-      <w:pPr>
-        <w:pStyle w:val="ListBullet"/>
-      </w:pPr>
-      <w:r>
-        <w:rPr>
-          <w:b/>
-        </w:rPr>
-        <w:t>Online Simulators:</w:t>
-      </w:r>
-      <w:r>
-        <w:t xml:space="preserve"> IELTSonlinetests.com, Mini-ielts.com</w:t>
-      </w:r>
-    </w:p>
-    <w:p>
-      <w:pPr>
-        <w:pStyle w:val="ListBullet"/>
-      </w:pPr>
-      <w:r>
-        <w:rPr>
-          <w:b/>
-        </w:rPr>
-        <w:t>Cambridge IELTS Books:</w:t>
-      </w:r>
-      <w:r>
-        <w:t xml:space="preserve"> Audio files freely available online</w:t>
+        <w:t>Governance framework simulators - For practice with approval processes</w:t>
       </w:r>
     </w:p>
     <w:p>
@@ -2751,17 +1418,17 @@
         <w:t>Question 1:</w:t>
       </w:r>
       <w:r>
-        <w:t xml:space="preserve"> How many times will you hear each recording in the IELTS Listening test?</w:t>
-      </w:r>
-    </w:p>
-    <w:p>
-      <w:r>
-        <w:t>Answer: Once</w:t>
-      </w:r>
-    </w:p>
-    <w:p>
-      <w:r>
-        <w:t>Explanation: Each recording is played only once, making concentration crucial. There's no opportunity to listen again.</w:t>
+        <w:t xml:space="preserve"> Your project delivers on time and budget, but the expected ROI isn't materializing. What likely went wrong?</w:t>
+      </w:r>
+    </w:p>
+    <w:p>
+      <w:r>
+        <w:t>Answer: Lack of benefits realization planning and ownership assignment</w:t>
+      </w:r>
+    </w:p>
+    <w:p>
+      <w:r>
+        <w:t>Explanation: Technical success doesn't guarantee business value; benefits must be actively managed post-delivery</w:t>
       </w:r>
     </w:p>
     <w:p>
@@ -2775,17 +1442,17 @@
         <w:t>Question 2:</w:t>
       </w:r>
       <w:r>
-        <w:t xml:space="preserve"> How much time do you have to transfer answers in the paper-based test?</w:t>
-      </w:r>
-    </w:p>
-    <w:p>
-      <w:r>
-        <w:t>Answer: 10 minutes</w:t>
-      </w:r>
-    </w:p>
-    <w:p>
-      <w:r>
-        <w:t>Explanation: After the 30-minute listening test, you get 10 extra minutes to transfer answers to the answer sheet. Computer-based test takers get 2 minutes to check answers.</w:t>
+        <w:t xml:space="preserve"> A new regulation requires significant project changes mid-execution. Your first action?</w:t>
+      </w:r>
+    </w:p>
+    <w:p>
+      <w:r>
+        <w:t>Answer: Assess the regulation's impact on project objectives and submit a change request</w:t>
+      </w:r>
+    </w:p>
+    <w:p>
+      <w:r>
+        <w:t>Explanation: External changes still require formal change control process to manage impacts</w:t>
       </w:r>
     </w:p>
     <w:p>
@@ -2799,17 +1466,17 @@
         <w:t>Question 3:</w:t>
       </w:r>
       <w:r>
-        <w:t xml:space="preserve"> Do answers in the listening test always come in order?</w:t>
-      </w:r>
-    </w:p>
-    <w:p>
-      <w:r>
-        <w:t>Answer: Yes</w:t>
-      </w:r>
-    </w:p>
-    <w:p>
-      <w:r>
-        <w:t>Explanation: Answers always appear in the order of question numbers, helping you stay on track during the test.</w:t>
+        <w:t xml:space="preserve"> The organization is restructuring during your project. How do you maintain momentum?</w:t>
+      </w:r>
+    </w:p>
+    <w:p>
+      <w:r>
+        <w:t>Answer: Update stakeholder register and power/interest grid, then adjust communication plan</w:t>
+      </w:r>
+    </w:p>
+    <w:p>
+      <w:r>
+        <w:t>Explanation: Organizational changes require immediate stakeholder analysis updates to maintain support</w:t>
       </w:r>
     </w:p>
     <w:p>
@@ -2823,17 +1490,17 @@
         <w:t>Question 4:</w:t>
       </w:r>
       <w:r>
-        <w:t xml:space="preserve"> If the word limit says "NO MORE THAN TWO WORDS AND/OR A NUMBER," what's the maximum you can write?</w:t>
-      </w:r>
-    </w:p>
-    <w:p>
-      <w:r>
-        <w:t>Answer: Two words and one number</w:t>
-      </w:r>
-    </w:p>
-    <w:p>
-      <w:r>
-        <w:t>Explanation: This format allows combinations like "15 Castle Street" or "two books" but not "the big red car."</w:t>
+        <w:t xml:space="preserve"> Senior management questions your project's strategic alignment. Best response?</w:t>
+      </w:r>
+    </w:p>
+    <w:p>
+      <w:r>
+        <w:t>Answer: Present the business case showing linkage between project objectives and strategic goals</w:t>
+      </w:r>
+    </w:p>
+    <w:p>
+      <w:r>
+        <w:t>Explanation: Always be prepared to demonstrate strategic value, not just tactical execution</w:t>
       </w:r>
     </w:p>
     <w:p>
@@ -2847,17 +1514,17 @@
         <w:t>Question 5:</w:t>
       </w:r>
       <w:r>
-        <w:t xml:space="preserve"> Should you write "dollars" if you hear "$50" and the question asks for amount?</w:t>
-      </w:r>
-    </w:p>
-    <w:p>
-      <w:r>
-        <w:t>Answer: No, write "50 dollars" or "$50"</w:t>
-      </w:r>
-    </w:p>
-    <w:p>
-      <w:r>
-        <w:t>Explanation: Write exactly what would fit grammatically in the sentence. If you hear "$50," you can write either "50 dollars" or "$50."</w:t>
+        <w:t xml:space="preserve"> Your project requires culture change for success. What's most critical?</w:t>
+      </w:r>
+    </w:p>
+    <w:p>
+      <w:r>
+        <w:t>Answer: Identify change champions and create early wins to build momentum</w:t>
+      </w:r>
+    </w:p>
+    <w:p>
+      <w:r>
+        <w:t>Explanation: Culture change requires grassroots support and visible success stories</w:t>
       </w:r>
     </w:p>
     <w:p>
@@ -2873,7 +1540,7 @@
         <w:pStyle w:val="Heading2"/>
       </w:pPr>
       <w:r>
-        <w:t>✅ Topic 4 of 4: IELTS Speaking (⏱️ 20 hrs, 🎯 25% of Overall Score)</w:t>
+        <w:t>✅ Topic 4 of 8: Agile &amp; Hybrid Approaches (⏱️ 25 hrs, 🎯 50% integrated across domains)</w:t>
       </w:r>
     </w:p>
     <w:p>
@@ -2886,7 +1553,7 @@
     </w:p>
     <w:p>
       <w:r>
-        <w:t>IELTS Speaking evaluates your spoken English through a face-to-face interview with a certified examiner. The 11-14 minute test consists of three parts, each designed to assess different aspects of your speaking ability. Unlike other sections, Speaking tests your real-time communication skills, including fluency, pronunciation, and ability to express ideas spontaneously. Real-world applications include job interviews, academic presentations, social interactions, and professional networking in English-speaking environments.</w:t>
+        <w:t>Agile and hybrid approaches now comprise approximately 50% of PMP exam content, reflecting industry trends toward adaptive methods. This topic covers Agile principles, Scrum framework, Kanban, and how to blend predictive and Agile approaches in hybrid environments. Understanding when and how to apply Agile versus traditional methods is crucial for modern project management.</w:t>
       </w:r>
     </w:p>
     <w:p>
@@ -2905,10 +1572,10 @@
         <w:rPr>
           <w:b/>
         </w:rPr>
-        <w:t>Three Speaking Parts:</w:t>
-      </w:r>
-      <w:r>
-        <w:t xml:space="preserve"> Part 1 involves familiar topics about yourself and your life (4-5 minutes), Part 2 requires a 2-minute monologue on a given topic with 1 minute preparation, and Part 3 features abstract discussion related to Part 2 theme (4-5 minutes). Each part progressively tests more complex language skills.</w:t>
+        <w:t>Agile Fundamentals and Mindset</w:t>
+      </w:r>
+      <w:r>
+        <w:t xml:space="preserve"> encompasses the Agile Manifesto, 12 principles, and the shift from plan-driven to value-driven delivery. This includes understanding iterative development and embracing change.</w:t>
       </w:r>
     </w:p>
     <w:p>
@@ -2919,10 +1586,10 @@
         <w:rPr>
           <w:b/>
         </w:rPr>
-        <w:t>Four Assessment Criteria:</w:t>
-      </w:r>
-      <w:r>
-        <w:t xml:space="preserve"> Your speaking is evaluated equally on Fluency and Coherence (25%), Lexical Resource (25%), Grammatical Range and Accuracy (25%), and Pronunciation (25%). Understanding these criteria helps focus your preparation effectively.</w:t>
+        <w:t>Scrum Framework and Ceremonies</w:t>
+      </w:r>
+      <w:r>
+        <w:t xml:space="preserve"> covers the most popular Agile framework, including roles (Product Owner, Scrum Master, Development Team), events (Sprint Planning, Daily Scrum, Sprint Review, Retrospective), and artifacts (Product Backlog, Sprint Backlog, Increment).</w:t>
       </w:r>
     </w:p>
     <w:p>
@@ -2933,18 +1600,10 @@
         <w:rPr>
           <w:b/>
         </w:rPr>
-        <w:t>Speaking Strategies:</w:t>
-      </w:r>
-      <w:r>
-        <w:t xml:space="preserve"> Success requires different approaches for each part - concise yet complete answers in Part 1, structured extended speaking in Part 2, and sophisticated discussion with examples in Part 3. Natural delivery trumps memorized responses.</w:t>
-      </w:r>
-    </w:p>
-    <w:p>
-      <w:pPr>
-        <w:pStyle w:val="Heading3"/>
-      </w:pPr>
-      <w:r>
-        <w:t>3. Detailed Learning Content</w:t>
+        <w:t>Kanban and Flow Management</w:t>
+      </w:r>
+      <w:r>
+        <w:t xml:space="preserve"> focuses on visualizing work, limiting work in progress, and optimizing flow. This includes understanding pull systems and continuous delivery.</w:t>
       </w:r>
     </w:p>
     <w:p>
@@ -2955,120 +1614,18 @@
         <w:rPr>
           <w:b/>
         </w:rPr>
-        <w:t>Part 1 - Introduction and Interview (4-5 minutes):</w:t>
-      </w:r>
-    </w:p>
-    <w:p>
-      <w:r>
-        <w:t>Common Topics:</w:t>
-      </w:r>
-    </w:p>
-    <w:p>
-      <w:pPr>
-        <w:pStyle w:val="ListBullet"/>
-      </w:pPr>
-      <w:r>
-        <w:t>Home and accommodation</w:t>
-      </w:r>
-    </w:p>
-    <w:p>
-      <w:pPr>
-        <w:pStyle w:val="ListBullet"/>
-      </w:pPr>
-      <w:r>
-        <w:t>Work and studies</w:t>
-      </w:r>
-    </w:p>
-    <w:p>
-      <w:pPr>
-        <w:pStyle w:val="ListBullet"/>
-      </w:pPr>
-      <w:r>
-        <w:t>Hobbies and free time</w:t>
-      </w:r>
-    </w:p>
-    <w:p>
-      <w:pPr>
-        <w:pStyle w:val="ListBullet"/>
-      </w:pPr>
-      <w:r>
-        <w:t>Daily routines</w:t>
-      </w:r>
-    </w:p>
-    <w:p>
-      <w:pPr>
-        <w:pStyle w:val="ListBullet"/>
-      </w:pPr>
-      <w:r>
-        <w:t>Technology use</w:t>
-      </w:r>
-    </w:p>
-    <w:p>
-      <w:pPr>
-        <w:pStyle w:val="ListBullet"/>
-      </w:pPr>
-      <w:r>
-        <w:t>Travel experiences</w:t>
-      </w:r>
-    </w:p>
-    <w:p>
-      <w:pPr>
-        <w:pStyle w:val="ListBullet"/>
-      </w:pPr>
-      <w:r>
-        <w:t>Food preferences</w:t>
-      </w:r>
-    </w:p>
-    <w:p>
-      <w:pPr>
-        <w:pStyle w:val="ListBullet"/>
-      </w:pPr>
-      <w:r>
-        <w:t>Weather and seasons</w:t>
-      </w:r>
-    </w:p>
-    <w:p>
-      <w:r>
-        <w:t>Answer Structure (30-45 seconds per answer):</w:t>
-      </w:r>
-    </w:p>
-    <w:p>
-      <w:pPr>
-        <w:pStyle w:val="ListNumber"/>
-      </w:pPr>
-      <w:r>
-        <w:t>1. Direct answer</w:t>
-      </w:r>
-    </w:p>
-    <w:p>
-      <w:pPr>
-        <w:pStyle w:val="ListNumber"/>
-      </w:pPr>
-      <w:r>
-        <w:t>2. Reason or detail</w:t>
-      </w:r>
-    </w:p>
-    <w:p>
-      <w:pPr>
-        <w:pStyle w:val="ListNumber"/>
-      </w:pPr>
-      <w:r>
-        <w:t>3. Example (optional)</w:t>
-      </w:r>
-    </w:p>
-    <w:p>
-      <w:r>
-        <w:t>Example:</w:t>
-      </w:r>
-    </w:p>
-    <w:p>
-      <w:r>
-        <w:t>Q: "Do you enjoy cooking?"</w:t>
-      </w:r>
-    </w:p>
-    <w:p>
-      <w:r>
-        <w:t>A: "Yes, I do enjoy cooking, especially on weekends. I find it relaxing after a busy work week, and I love experimenting with different cuisines. Last week, I tried making Thai green curry for the first time."</w:t>
+        <w:t>Hybrid Approach Design</w:t>
+      </w:r>
+      <w:r>
+        <w:t xml:space="preserve"> addresses combining predictive and Agile methods based on project needs, organizational culture, and constraints. This is increasingly common in enterprise environments.</w:t>
+      </w:r>
+    </w:p>
+    <w:p>
+      <w:pPr>
+        <w:pStyle w:val="Heading3"/>
+      </w:pPr>
+      <w:r>
+        <w:t>3. Detailed Learning Content</w:t>
       </w:r>
     </w:p>
     <w:p>
@@ -3079,125 +1636,10 @@
         <w:rPr>
           <w:b/>
         </w:rPr>
-        <w:t>Part 2 - Individual Long Turn (3-4 minutes total):</w:t>
-      </w:r>
-    </w:p>
-    <w:p>
-      <w:r>
-        <w:t>Structure for 2-minute talk:</w:t>
-      </w:r>
-    </w:p>
-    <w:p>
-      <w:pPr>
-        <w:pStyle w:val="ListBullet"/>
-      </w:pPr>
-      <w:r>
-        <w:t>Introduction (10-15 seconds): Restate topic and overview</w:t>
-      </w:r>
-    </w:p>
-    <w:p>
-      <w:pPr>
-        <w:pStyle w:val="ListBullet"/>
-      </w:pPr>
-      <w:r>
-        <w:t>Past experience (40-50 seconds): Describe relevant background</w:t>
-      </w:r>
-    </w:p>
-    <w:p>
-      <w:pPr>
-        <w:pStyle w:val="ListBullet"/>
-      </w:pPr>
-      <w:r>
-        <w:t>Present situation (40-50 seconds): Current relevance or details</w:t>
-      </w:r>
-    </w:p>
-    <w:p>
-      <w:pPr>
-        <w:pStyle w:val="ListBullet"/>
-      </w:pPr>
-      <w:r>
-        <w:t>Future/Feelings (20-30 seconds): Impact or conclusions</w:t>
-      </w:r>
-    </w:p>
-    <w:p>
-      <w:r>
-        <w:t>PPF Method (Past-Present-Future):</w:t>
-      </w:r>
-    </w:p>
-    <w:p>
-      <w:r>
-        <w:t>This technique helps organize thoughts and extend answers naturally.</w:t>
-      </w:r>
-    </w:p>
-    <w:p>
-      <w:r>
-        <w:t>Example Topic Card:</w:t>
-      </w:r>
-    </w:p>
-    <w:p>
-      <w:r>
-        <w:t>"Describe a book you have recently read</w:t>
-      </w:r>
-    </w:p>
-    <w:p>
-      <w:pPr>
-        <w:pStyle w:val="ListBullet"/>
-      </w:pPr>
-      <w:r>
-        <w:t>What the book was</w:t>
-      </w:r>
-    </w:p>
-    <w:p>
-      <w:pPr>
-        <w:pStyle w:val="ListBullet"/>
-      </w:pPr>
-      <w:r>
-        <w:t>What it was about</w:t>
-      </w:r>
-    </w:p>
-    <w:p>
-      <w:pPr>
-        <w:pStyle w:val="ListBullet"/>
-      </w:pPr>
-      <w:r>
-        <w:t>Why you read it</w:t>
-      </w:r>
-    </w:p>
-    <w:p>
-      <w:pPr>
-        <w:pStyle w:val="ListBullet"/>
-      </w:pPr>
-      <w:r>
-        <w:t>Explain how you felt about it"</w:t>
-      </w:r>
-    </w:p>
-    <w:p>
-      <w:r>
-        <w:t>Sample Structure:</w:t>
-      </w:r>
-    </w:p>
-    <w:p>
-      <w:pPr>
-        <w:pStyle w:val="ListBullet"/>
-      </w:pPr>
-      <w:r>
-        <w:t>Past: When and why I chose this book</w:t>
-      </w:r>
-    </w:p>
-    <w:p>
-      <w:pPr>
-        <w:pStyle w:val="ListBullet"/>
-      </w:pPr>
-      <w:r>
-        <w:t>Present: Detailed plot and characters</w:t>
-      </w:r>
-    </w:p>
-    <w:p>
-      <w:pPr>
-        <w:pStyle w:val="ListBullet"/>
-      </w:pPr>
-      <w:r>
-        <w:t>Future: How it influenced my thinking and whether I'd recommend it</w:t>
+        <w:t>Agile Value Delivery</w:t>
+      </w:r>
+      <w:r>
+        <w:t xml:space="preserve"> prioritizes working software over comprehensive documentation, but documentation isn't eliminated - it's "just enough" and "just in time." MVP (Minimum Viable Product) delivers earliest value while validating assumptions. Example: Instead of spending 6 months on perfect requirements, deliver basic functionality in 2 weeks, get feedback, and iterate. This reduces risk of building unwanted features.</w:t>
       </w:r>
     </w:p>
     <w:p>
@@ -3208,113 +1650,125 @@
         <w:rPr>
           <w:b/>
         </w:rPr>
-        <w:t>Part 3 - Two-way Discussion (4-5 minutes):</w:t>
-      </w:r>
-    </w:p>
-    <w:p>
-      <w:r>
-        <w:t>Complex Question Types and Strategies:</w:t>
-      </w:r>
-    </w:p>
-    <w:p>
-      <w:pPr>
-        <w:pStyle w:val="ListNumber"/>
-      </w:pPr>
-      <w:r>
-        <w:t xml:space="preserve">1. </w:t>
-      </w:r>
+        <w:t>Servant Leadership in Agile</w:t>
+      </w:r>
+      <w:r>
+        <w:t xml:space="preserve"> means the PM/Scrum Master removes impediments and empowers the team rather than directing work. When a team member says "I'm blocked because I need database access," don't just escalate - first understand the need, explore alternatives, then facilitate the solution. Create an impediment board visible to all, showing status of blockers.</w:t>
+      </w:r>
+    </w:p>
+    <w:p>
+      <w:pPr>
+        <w:pStyle w:val="ListBullet"/>
+      </w:pPr>
       <w:r>
         <w:rPr>
           <w:b/>
         </w:rPr>
-        <w:t>Opinion Questions:</w:t>
-      </w:r>
-    </w:p>
-    <w:p>
-      <w:r>
-        <w:t>"What do you think about...?"</w:t>
-      </w:r>
-    </w:p>
-    <w:p>
-      <w:r>
-        <w:t>Strategy: State opinion → Give 2-3 reasons → Provide example → Acknowledge other views</w:t>
-      </w:r>
-    </w:p>
-    <w:p>
-      <w:pPr>
-        <w:pStyle w:val="ListNumber"/>
-      </w:pPr>
-      <w:r>
-        <w:t xml:space="preserve">2. </w:t>
-      </w:r>
+        <w:t>Definition of Done vs Definition of Ready</w:t>
+      </w:r>
+      <w:r>
+        <w:t>: Definition of Ready ensures stories are prepared for development (clear acceptance criteria, sized, dependencies identified). Definition of Done ensures quality completion (code reviewed, tested, documented, deployed to staging). Example DoD: Unit tests pass, code peer reviewed, documentation updated, product owner accepts, deployed to staging environment.</w:t>
+      </w:r>
+    </w:p>
+    <w:p>
+      <w:pPr>
+        <w:pStyle w:val="ListBullet"/>
+      </w:pPr>
       <w:r>
         <w:rPr>
           <w:b/>
         </w:rPr>
-        <w:t>Comparison Questions:</w:t>
-      </w:r>
-    </w:p>
-    <w:p>
-      <w:r>
-        <w:t>"How do X and Y differ?"</w:t>
-      </w:r>
-    </w:p>
-    <w:p>
-      <w:r>
-        <w:t>Strategy: Identify 2-3 differences → Explain each → Give examples → State preference/conclusion</w:t>
-      </w:r>
-    </w:p>
-    <w:p>
-      <w:pPr>
-        <w:pStyle w:val="ListNumber"/>
-      </w:pPr>
-      <w:r>
-        <w:t xml:space="preserve">3. </w:t>
-      </w:r>
+        <w:t>Hybrid Implementation Patterns</w:t>
+      </w:r>
+      <w:r>
+        <w:t>:</w:t>
+      </w:r>
+    </w:p>
+    <w:p>
+      <w:pPr>
+        <w:pStyle w:val="ListBullet"/>
+      </w:pPr>
+      <w:r>
+        <w:t>Sequential Hybrid: Use predictive for hardware components, Agile for software</w:t>
+      </w:r>
+    </w:p>
+    <w:p>
+      <w:pPr>
+        <w:pStyle w:val="ListBullet"/>
+      </w:pPr>
+      <w:r>
+        <w:t>Selective Hybrid: Agile for customer-facing features, predictive for backend infrastructure</w:t>
+      </w:r>
+    </w:p>
+    <w:p>
+      <w:pPr>
+        <w:pStyle w:val="ListBullet"/>
+      </w:pPr>
+      <w:r>
+        <w:t>Predominantly One: Mostly Agile with predictive gates for compliance checkpoints</w:t>
+      </w:r>
+    </w:p>
+    <w:p>
+      <w:pPr>
+        <w:pStyle w:val="ListBullet"/>
+      </w:pPr>
       <w:r>
         <w:rPr>
           <w:b/>
         </w:rPr>
-        <w:t>Hypothetical Questions:</w:t>
-      </w:r>
-    </w:p>
-    <w:p>
-      <w:r>
-        <w:t>"What would happen if...?"</w:t>
-      </w:r>
-    </w:p>
-    <w:p>
-      <w:r>
-        <w:t>Strategy: Consider 2-3 possibilities → Explain consequences → Relate to current reality</w:t>
-      </w:r>
-    </w:p>
-    <w:p>
-      <w:pPr>
-        <w:pStyle w:val="ListNumber"/>
-      </w:pPr>
-      <w:r>
-        <w:t xml:space="preserve">4. </w:t>
-      </w:r>
-      <w:r>
-        <w:rPr>
-          <w:b/>
-        </w:rPr>
-        <w:t>Problem-Solution Questions:</w:t>
-      </w:r>
-    </w:p>
-    <w:p>
-      <w:r>
-        <w:t>"What can be done about...?"</w:t>
-      </w:r>
-    </w:p>
-    <w:p>
-      <w:r>
-        <w:t>Strategy: Identify problem aspects → Suggest 2-3 solutions → Evaluate effectiveness</w:t>
-      </w:r>
-    </w:p>
-    <w:p>
-      <w:r>
-        <w:t>Advanced Language for Part 3:</w:t>
+        <w:t>Backlog Refinement Best Practices</w:t>
+      </w:r>
+      <w:r>
+        <w:t>: Spend 10% of team capacity on refinement. Break epics into stories using INVEST criteria (Independent, Negotiable, Valuable, Estimable, Small, Testable). Use story mapping to visualize user journey. Example: "As a customer, I want to filter search results so that I can find relevant products quickly" - includes who, what, and why.</w:t>
+      </w:r>
+    </w:p>
+    <w:p>
+      <w:pPr>
+        <w:pStyle w:val="Heading3"/>
+      </w:pPr>
+      <w:r>
+        <w:t>4. Study Strategies &amp; Techniques</w:t>
+      </w:r>
+    </w:p>
+    <w:p>
+      <w:r>
+        <w:t>Practice identifying Agile vs predictive scenarios in sample questions. Create comparison charts of different Agile frameworks. Role-play Scrum ceremonies with study group. Build sample backlogs and practice prioritization techniques. Focus on Agile mindset over memorizing frameworks - exam tests thinking, not terminology.</w:t>
+      </w:r>
+    </w:p>
+    <w:p>
+      <w:pPr>
+        <w:pStyle w:val="Heading3"/>
+      </w:pPr>
+      <w:r>
+        <w:t>6. High-Quality Resources (with Links)</w:t>
+      </w:r>
+    </w:p>
+    <w:p>
+      <w:r>
+        <w:t>[Scrum Guide by Scrum.org](https://scrumguides.org/scrum-guide.html) – Official Scrum framework definition</w:t>
+      </w:r>
+    </w:p>
+    <w:p>
+      <w:r>
+        <w:t>[PMI Agile Practice Guide](https://www.pmi.org/pmbok-guide-standards/practice-guides/agile) – PMI's comprehensive Agile resource</w:t>
+      </w:r>
+    </w:p>
+    <w:p>
+      <w:r>
+        <w:t>[Mountain Goat Software Blog by Mike Cohn](https://www.mountaingoatsoftware.com/blog) – Practical Agile implementation advice</w:t>
+      </w:r>
+    </w:p>
+    <w:p>
+      <w:r>
+        <w:t>[Agile Alliance Resources](https://www.agilealliance.org/agile101/) – Extensive Agile knowledge base</w:t>
+      </w:r>
+    </w:p>
+    <w:p>
+      <w:pPr>
+        <w:pStyle w:val="Heading3"/>
+      </w:pPr>
+      <w:r>
+        <w:t>7. Practice Tools or Platforms</w:t>
       </w:r>
     </w:p>
     <w:p>
@@ -3322,7 +1776,7 @@
         <w:pStyle w:val="ListBullet"/>
       </w:pPr>
       <w:r>
-        <w:t>Hedging: "I tend to think," "It seems to me," "Generally speaking"</w:t>
+        <w:t>Jira or Azure DevOps - Practice backlog management and sprint planning</w:t>
       </w:r>
     </w:p>
     <w:p>
@@ -3330,7 +1784,7 @@
         <w:pStyle w:val="ListBullet"/>
       </w:pPr>
       <w:r>
-        <w:t>Speculation: "It's likely that," "I imagine," "Presumably"</w:t>
+        <w:t>Miro's Agile templates - For story mapping and retrospective exercises</w:t>
       </w:r>
     </w:p>
     <w:p>
@@ -3338,7 +1792,7 @@
         <w:pStyle w:val="ListBullet"/>
       </w:pPr>
       <w:r>
-        <w:t>Emphasis: "What's particularly interesting," "The crucial point is"</w:t>
+        <w:t>Scrum.org Open Assessments - Free practice tests for Scrum knowledge</w:t>
       </w:r>
     </w:p>
     <w:p>
@@ -3346,440 +1800,7 @@
         <w:pStyle w:val="ListBullet"/>
       </w:pPr>
       <w:r>
-        <w:t>Contrast: "While it's true that," "Despite this," "Nevertheless"</w:t>
-      </w:r>
-    </w:p>
-    <w:p>
-      <w:pPr>
-        <w:pStyle w:val="ListBullet"/>
-      </w:pPr>
-      <w:r>
-        <w:rPr>
-          <w:b/>
-        </w:rPr>
-        <w:t>Pronunciation Features for Higher Bands:</w:t>
-      </w:r>
-    </w:p>
-    <w:p>
-      <w:pPr>
-        <w:pStyle w:val="ListNumber"/>
-      </w:pPr>
-      <w:r>
-        <w:t xml:space="preserve">1. </w:t>
-      </w:r>
-      <w:r>
-        <w:rPr>
-          <w:b/>
-        </w:rPr>
-        <w:t>Word Stress:</w:t>
-      </w:r>
-      <w:r>
-        <w:t xml:space="preserve"> EMphasis on correct sylLABles</w:t>
-      </w:r>
-    </w:p>
-    <w:p>
-      <w:pPr>
-        <w:pStyle w:val="ListNumber"/>
-      </w:pPr>
-      <w:r>
-        <w:t xml:space="preserve">2. </w:t>
-      </w:r>
-      <w:r>
-        <w:rPr>
-          <w:b/>
-        </w:rPr>
-        <w:t>Sentence Stress:</w:t>
-      </w:r>
-      <w:r>
-        <w:t xml:space="preserve"> Highlighting KEY words for MEANING</w:t>
-      </w:r>
-    </w:p>
-    <w:p>
-      <w:pPr>
-        <w:pStyle w:val="ListNumber"/>
-      </w:pPr>
-      <w:r>
-        <w:t xml:space="preserve">3. </w:t>
-      </w:r>
-      <w:r>
-        <w:rPr>
-          <w:b/>
-        </w:rPr>
-        <w:t>Intonation:</w:t>
-      </w:r>
-      <w:r>
-        <w:t xml:space="preserve"> Rising and falling tones for questions and statements</w:t>
-      </w:r>
-    </w:p>
-    <w:p>
-      <w:pPr>
-        <w:pStyle w:val="ListNumber"/>
-      </w:pPr>
-      <w:r>
-        <w:t xml:space="preserve">4. </w:t>
-      </w:r>
-      <w:r>
-        <w:rPr>
-          <w:b/>
-        </w:rPr>
-        <w:t>Connected Speech:</w:t>
-      </w:r>
-      <w:r>
-        <w:t xml:space="preserve"> Linking words naturally (not-at-all → "no-ta-tall")</w:t>
-      </w:r>
-    </w:p>
-    <w:p>
-      <w:pPr>
-        <w:pStyle w:val="ListNumber"/>
-      </w:pPr>
-      <w:r>
-        <w:t xml:space="preserve">5. </w:t>
-      </w:r>
-      <w:r>
-        <w:rPr>
-          <w:b/>
-        </w:rPr>
-        <w:t>Chunking:</w:t>
-      </w:r>
-      <w:r>
-        <w:t xml:space="preserve"> Pausing at meaningful breaks, not mid-phrase</w:t>
-      </w:r>
-    </w:p>
-    <w:p>
-      <w:pPr>
-        <w:pStyle w:val="ListBullet"/>
-      </w:pPr>
-      <w:r>
-        <w:rPr>
-          <w:b/>
-        </w:rPr>
-        <w:t>Fluency and Coherence Techniques:</w:t>
-      </w:r>
-    </w:p>
-    <w:p>
-      <w:r>
-        <w:t>Discourse Markers by Function:</w:t>
-      </w:r>
-    </w:p>
-    <w:p>
-      <w:pPr>
-        <w:pStyle w:val="ListBullet"/>
-      </w:pPr>
-      <w:r>
-        <w:t>Sequencing: "To begin with," "Subsequently," "Ultimately"</w:t>
-      </w:r>
-    </w:p>
-    <w:p>
-      <w:pPr>
-        <w:pStyle w:val="ListBullet"/>
-      </w:pPr>
-      <w:r>
-        <w:t>Adding: "Furthermore," "What's more," "Additionally"</w:t>
-      </w:r>
-    </w:p>
-    <w:p>
-      <w:pPr>
-        <w:pStyle w:val="ListBullet"/>
-      </w:pPr>
-      <w:r>
-        <w:t>Contrasting: "On the flip side," "That said," "Conversely"</w:t>
-      </w:r>
-    </w:p>
-    <w:p>
-      <w:pPr>
-        <w:pStyle w:val="ListBullet"/>
-      </w:pPr>
-      <w:r>
-        <w:t>Exemplifying: "A case in point," "To illustrate," "Take...for example"</w:t>
-      </w:r>
-    </w:p>
-    <w:p>
-      <w:pPr>
-        <w:pStyle w:val="ListBullet"/>
-      </w:pPr>
-      <w:r>
-        <w:t>Concluding: "All things considered," "On balance," "In essence"</w:t>
-      </w:r>
-    </w:p>
-    <w:p>
-      <w:r>
-        <w:t>Self-Correction Phrases:</w:t>
-      </w:r>
-    </w:p>
-    <w:p>
-      <w:pPr>
-        <w:pStyle w:val="ListBullet"/>
-      </w:pPr>
-      <w:r>
-        <w:t>"What I mean to say is..."</w:t>
-      </w:r>
-    </w:p>
-    <w:p>
-      <w:pPr>
-        <w:pStyle w:val="ListBullet"/>
-      </w:pPr>
-      <w:r>
-        <w:t>"Let me rephrase that..."</w:t>
-      </w:r>
-    </w:p>
-    <w:p>
-      <w:pPr>
-        <w:pStyle w:val="ListBullet"/>
-      </w:pPr>
-      <w:r>
-        <w:t>"Actually, a better way to put it is..."</w:t>
-      </w:r>
-    </w:p>
-    <w:p>
-      <w:pPr>
-        <w:pStyle w:val="ListBullet"/>
-      </w:pPr>
-      <w:r>
-        <w:t>"Sorry, I should clarify..."</w:t>
-      </w:r>
-    </w:p>
-    <w:p>
-      <w:pPr>
-        <w:pStyle w:val="Heading3"/>
-      </w:pPr>
-      <w:r>
-        <w:t>4. Study Strategies &amp; Techniques</w:t>
-      </w:r>
-    </w:p>
-    <w:p>
-      <w:pPr>
-        <w:pStyle w:val="ListBullet"/>
-      </w:pPr>
-      <w:r>
-        <w:rPr>
-          <w:b/>
-        </w:rPr>
-        <w:t>Daily Speaking Practice:</w:t>
-      </w:r>
-    </w:p>
-    <w:p>
-      <w:pPr>
-        <w:pStyle w:val="ListBullet"/>
-      </w:pPr>
-      <w:r>
-        <w:t>Record yourself for 2 minutes daily on random topics</w:t>
-      </w:r>
-    </w:p>
-    <w:p>
-      <w:pPr>
-        <w:pStyle w:val="ListBullet"/>
-      </w:pPr>
-      <w:r>
-        <w:t>Shadow native speakers from TED talks or podcasts</w:t>
-      </w:r>
-    </w:p>
-    <w:p>
-      <w:pPr>
-        <w:pStyle w:val="ListBullet"/>
-      </w:pPr>
-      <w:r>
-        <w:t>Practice with speaking partners online (HelloTalk, Tandem)</w:t>
-      </w:r>
-    </w:p>
-    <w:p>
-      <w:pPr>
-        <w:pStyle w:val="ListBullet"/>
-      </w:pPr>
-      <w:r>
-        <w:t>Mirror practice for confidence and body language</w:t>
-      </w:r>
-    </w:p>
-    <w:p>
-      <w:pPr>
-        <w:pStyle w:val="ListBullet"/>
-      </w:pPr>
-      <w:r>
-        <w:t>Timer training for Part 2 preparation</w:t>
-      </w:r>
-    </w:p>
-    <w:p>
-      <w:pPr>
-        <w:pStyle w:val="ListBullet"/>
-      </w:pPr>
-      <w:r>
-        <w:rPr>
-          <w:b/>
-        </w:rPr>
-        <w:t>Common Expert Tips:</w:t>
-      </w:r>
-    </w:p>
-    <w:p>
-      <w:pPr>
-        <w:pStyle w:val="ListBullet"/>
-      </w:pPr>
-      <w:r>
-        <w:t>Never memorize answers - examiners detect this immediately</w:t>
-      </w:r>
-    </w:p>
-    <w:p>
-      <w:pPr>
-        <w:pStyle w:val="ListBullet"/>
-      </w:pPr>
-      <w:r>
-        <w:t>Use personal examples to demonstrate language naturally</w:t>
-      </w:r>
-    </w:p>
-    <w:p>
-      <w:pPr>
-        <w:pStyle w:val="ListBullet"/>
-      </w:pPr>
-      <w:r>
-        <w:t>Maintain eye contact and smile appropriately</w:t>
-      </w:r>
-    </w:p>
-    <w:p>
-      <w:pPr>
-        <w:pStyle w:val="ListBullet"/>
-      </w:pPr>
-      <w:r>
-        <w:t>Ask for clarification if you don't understand a question</w:t>
-      </w:r>
-    </w:p>
-    <w:p>
-      <w:pPr>
-        <w:pStyle w:val="ListBullet"/>
-      </w:pPr>
-      <w:r>
-        <w:t>Fill silence with thinking phrases: "That's an interesting question," "Let me think"</w:t>
-      </w:r>
-    </w:p>
-    <w:p>
-      <w:pPr>
-        <w:pStyle w:val="ListBullet"/>
-      </w:pPr>
-      <w:r>
-        <w:t>Show range by varying tense, sentence structure, and vocabulary</w:t>
-      </w:r>
-    </w:p>
-    <w:p>
-      <w:pPr>
-        <w:pStyle w:val="Heading3"/>
-      </w:pPr>
-      <w:r>
-        <w:t>6. High-Quality Resources (with Links)</w:t>
-      </w:r>
-    </w:p>
-    <w:p>
-      <w:pPr>
-        <w:pStyle w:val="ListBullet"/>
-      </w:pPr>
-      <w:r>
-        <w:t>[IELTS Liz Speaking Guide](https://ieltsliz.com/ielts-speaking-free-lessons-essential-tips/) – Comprehensive tips and model answers</w:t>
-      </w:r>
-    </w:p>
-    <w:p>
-      <w:pPr>
-        <w:pStyle w:val="ListBullet"/>
-      </w:pPr>
-      <w:r>
-        <w:t>[IELTS Speaking Assistant](https://speechace.com/ielts/) – AI-powered pronunciation feedback</w:t>
-      </w:r>
-    </w:p>
-    <w:p>
-      <w:pPr>
-        <w:pStyle w:val="ListBullet"/>
-      </w:pPr>
-      <w:r>
-        <w:t>[British Council Speaking Practice](https://learnenglish.britishcouncil.org/skills/speaking) – Interactive speaking exercises</w:t>
-      </w:r>
-    </w:p>
-    <w:p>
-      <w:pPr>
-        <w:pStyle w:val="ListBullet"/>
-      </w:pPr>
-      <w:r>
-        <w:t>[IELTS Advantage Speaking Course](https://www.ieltsadvantage.com/speaking-course/) – Structured online course</w:t>
-      </w:r>
-    </w:p>
-    <w:p>
-      <w:pPr>
-        <w:pStyle w:val="ListBullet"/>
-      </w:pPr>
-      <w:r>
-        <w:t>[YouTube: Keith Speaking Academy](https://www.youtube.com/keithspeakingacademy) – Expert strategies and live practice</w:t>
-      </w:r>
-    </w:p>
-    <w:p>
-      <w:pPr>
-        <w:pStyle w:val="Heading3"/>
-      </w:pPr>
-      <w:r>
-        <w:t>7. Practice Tools or Platforms</w:t>
-      </w:r>
-    </w:p>
-    <w:p>
-      <w:pPr>
-        <w:pStyle w:val="ListBullet"/>
-      </w:pPr>
-      <w:r>
-        <w:rPr>
-          <w:b/>
-        </w:rPr>
-        <w:t>ELSA Speak:</w:t>
-      </w:r>
-      <w:r>
-        <w:t xml:space="preserve"> AI pronunciation coach with IELTS-specific content</w:t>
-      </w:r>
-    </w:p>
-    <w:p>
-      <w:pPr>
-        <w:pStyle w:val="ListBullet"/>
-      </w:pPr>
-      <w:r>
-        <w:rPr>
-          <w:b/>
-        </w:rPr>
-        <w:t>Cambly:</w:t>
-      </w:r>
-      <w:r>
-        <w:t xml:space="preserve"> Online tutors for speaking practice</w:t>
-      </w:r>
-    </w:p>
-    <w:p>
-      <w:pPr>
-        <w:pStyle w:val="ListBullet"/>
-      </w:pPr>
-      <w:r>
-        <w:rPr>
-          <w:b/>
-        </w:rPr>
-        <w:t>IELTS Speaking Simulator Apps:</w:t>
-      </w:r>
-      <w:r>
-        <w:t xml:space="preserve"> Practice with timer and topics</w:t>
-      </w:r>
-    </w:p>
-    <w:p>
-      <w:pPr>
-        <w:pStyle w:val="ListBullet"/>
-      </w:pPr>
-      <w:r>
-        <w:rPr>
-          <w:b/>
-        </w:rPr>
-        <w:t>YouTube Mock Tests:</w:t>
-      </w:r>
-      <w:r>
-        <w:t xml:space="preserve"> Search "IELTS Speaking Band 9" for model performances</w:t>
-      </w:r>
-    </w:p>
-    <w:p>
-      <w:pPr>
-        <w:pStyle w:val="ListBullet"/>
-      </w:pPr>
-      <w:r>
-        <w:rPr>
-          <w:b/>
-        </w:rPr>
-        <w:t>Speaking Partner Platforms:</w:t>
-      </w:r>
-      <w:r>
-        <w:t xml:space="preserve"> ConversationExchange, MyLanguageExchange</w:t>
+        <w:t>PMI-ACP exam prep apps - Agile-specific question banks</w:t>
       </w:r>
     </w:p>
     <w:p>
@@ -3801,17 +1822,17 @@
         <w:t>Question 1:</w:t>
       </w:r>
       <w:r>
-        <w:t xml:space="preserve"> How long should your Part 1 answers typically be?</w:t>
-      </w:r>
-    </w:p>
-    <w:p>
-      <w:r>
-        <w:t>Answer: 30-45 seconds</w:t>
-      </w:r>
-    </w:p>
-    <w:p>
-      <w:r>
-        <w:t>Explanation: Part 1 requires extended answers beyond yes/no, but not as long as Part 3. Include a direct answer, reason, and brief example.</w:t>
+        <w:t xml:space="preserve"> Your Agile team consistently fails to complete sprint commitments. What should you investigate first?</w:t>
+      </w:r>
+    </w:p>
+    <w:p>
+      <w:r>
+        <w:t>Answer: Whether the Definition of Ready is being followed and stories are properly refined</w:t>
+      </w:r>
+    </w:p>
+    <w:p>
+      <w:r>
+        <w:t>Explanation: Poor story preparation is the most common cause of sprint failure, not team capacity</w:t>
       </w:r>
     </w:p>
     <w:p>
@@ -3825,17 +1846,17 @@
         <w:t>Question 2:</w:t>
       </w:r>
       <w:r>
-        <w:t xml:space="preserve"> In Part 2, how much preparation time do you get?</w:t>
-      </w:r>
-    </w:p>
-    <w:p>
-      <w:r>
-        <w:t>Answer: 1 minute</w:t>
-      </w:r>
-    </w:p>
-    <w:p>
-      <w:r>
-        <w:t>Explanation: You receive 1 minute to prepare notes before speaking for 2 minutes. Use this time to plan structure, not write full sentences.</w:t>
+        <w:t xml:space="preserve"> Executives want to add urgent work mid-sprint. Your best response?</w:t>
+      </w:r>
+    </w:p>
+    <w:p>
+      <w:r>
+        <w:t>Answer: Facilitate discussion between Product Owner and executives to prioritize against current sprint goals</w:t>
+      </w:r>
+    </w:p>
+    <w:p>
+      <w:r>
+        <w:t>Explanation: Protects team while respecting stakeholder needs through proper channels</w:t>
       </w:r>
     </w:p>
     <w:p>
@@ -3849,17 +1870,17 @@
         <w:t>Question 3:</w:t>
       </w:r>
       <w:r>
-        <w:t xml:space="preserve"> Which part of the speaking test carries the most weight in scoring?</w:t>
-      </w:r>
-    </w:p>
-    <w:p>
-      <w:r>
-        <w:t>Answer: All parts are weighted equally</w:t>
-      </w:r>
-    </w:p>
-    <w:p>
-      <w:r>
-        <w:t>Explanation: While Part 3 tests more complex language, all three parts contribute equally to your final speaking band score.</w:t>
+        <w:t xml:space="preserve"> Your hybrid project has Agile teams dependent on predictive teams' deliverables. How to coordinate?</w:t>
+      </w:r>
+    </w:p>
+    <w:p>
+      <w:r>
+        <w:t>Answer: Create integrated milestone plan with buffer time and regular sync meetings</w:t>
+      </w:r>
+    </w:p>
+    <w:p>
+      <w:r>
+        <w:t>Explanation: Acknowledges different methodologies while ensuring coordination</w:t>
       </w:r>
     </w:p>
     <w:p>
@@ -3873,17 +1894,17 @@
         <w:t>Question 4:</w:t>
       </w:r>
       <w:r>
-        <w:t xml:space="preserve"> What should you do if you don't understand a question?</w:t>
-      </w:r>
-    </w:p>
-    <w:p>
-      <w:r>
-        <w:t>Answer: Ask for clarification</w:t>
-      </w:r>
-    </w:p>
-    <w:p>
-      <w:r>
-        <w:t>Explanation: It's perfectly acceptable to say "Could you repeat that?" or "Could you rephrase the question?" This won't affect your score.</w:t>
+        <w:t xml:space="preserve"> Team velocity dropped after adding two new members. What's expected?</w:t>
+      </w:r>
+    </w:p>
+    <w:p>
+      <w:r>
+        <w:t>Answer: This is normal; velocity typically decreases before improving as team reforms</w:t>
+      </w:r>
+    </w:p>
+    <w:p>
+      <w:r>
+        <w:t>Explanation: Reflects Tuckman's model - team returns to forming/storming with new members</w:t>
       </w:r>
     </w:p>
     <w:p>
@@ -3897,17 +1918,17 @@
         <w:t>Question 5:</w:t>
       </w:r>
       <w:r>
-        <w:t xml:space="preserve"> Is it okay to use informal language in the speaking test?</w:t>
-      </w:r>
-    </w:p>
-    <w:p>
-      <w:r>
-        <w:t>Answer: Yes, when appropriate</w:t>
-      </w:r>
-    </w:p>
-    <w:p>
-      <w:r>
-        <w:t>Explanation: Part 1 can be more informal and conversational. Part 3 requires more formal, academic language. Match your register to the context.</w:t>
+        <w:t xml:space="preserve"> Customer complains about lack of documentation in Agile project. Your response?</w:t>
+      </w:r>
+    </w:p>
+    <w:p>
+      <w:r>
+        <w:t>Answer: Collaborate to define "just enough" documentation that provides value without waste</w:t>
+      </w:r>
+    </w:p>
+    <w:p>
+      <w:r>
+        <w:t>Explanation: Agile doesn't mean no documentation, but documentation that serves a purpose</w:t>
       </w:r>
     </w:p>
     <w:p>
@@ -3923,7 +1944,7 @@
         <w:pStyle w:val="Heading2"/>
       </w:pPr>
       <w:r>
-        <w:t>📌 Quick Reference &amp; Formula Sheet</w:t>
+        <w:t>✅ Topic 5 of 8: Earned Value Management &amp; Calculations (⏱️ 10 hrs, 🎯 5-10% of Exam)</w:t>
       </w:r>
     </w:p>
     <w:p>
@@ -3931,7 +1952,20 @@
         <w:pStyle w:val="Heading3"/>
       </w:pPr>
       <w:r>
-        <w:t>Writing Formulas</w:t>
+        <w:t>1. Overview</w:t>
+      </w:r>
+    </w:p>
+    <w:p>
+      <w:r>
+        <w:t>Earned Value Management (EVM) provides objective project performance measurement by integrating scope, schedule, and cost. While fewer calculation questions appear on the current exam compared to previous versions, EVM concepts remain important for assessing project health and making forecasts. Real-world application helps PMs communicate project status objectively to stakeholders.</w:t>
+      </w:r>
+    </w:p>
+    <w:p>
+      <w:pPr>
+        <w:pStyle w:val="Heading3"/>
+      </w:pPr>
+      <w:r>
+        <w:t>2. Key Subtopics</w:t>
       </w:r>
     </w:p>
     <w:p>
@@ -3942,39 +1976,10 @@
         <w:rPr>
           <w:b/>
         </w:rPr>
-        <w:t>Task 2 Paragraph Development:</w:t>
-      </w:r>
-    </w:p>
-    <w:p>
-      <w:pPr>
-        <w:pStyle w:val="ListBullet"/>
-      </w:pPr>
-      <w:r>
-        <w:t>Topic Sentence (main idea)</w:t>
-      </w:r>
-    </w:p>
-    <w:p>
-      <w:pPr>
-        <w:pStyle w:val="ListBullet"/>
-      </w:pPr>
-      <w:r>
-        <w:t>Explanation (why/how)</w:t>
-      </w:r>
-    </w:p>
-    <w:p>
-      <w:pPr>
-        <w:pStyle w:val="ListBullet"/>
-      </w:pPr>
-      <w:r>
-        <w:t>Example (specific evidence)</w:t>
-      </w:r>
-    </w:p>
-    <w:p>
-      <w:pPr>
-        <w:pStyle w:val="ListBullet"/>
-      </w:pPr>
-      <w:r>
-        <w:t>Link (connection to thesis)</w:t>
+        <w:t>Basic EVM Metrics</w:t>
+      </w:r>
+      <w:r>
+        <w:t xml:space="preserve"> include Planned Value (PV), Earned Value (EV), and Actual Cost (AC), which form the foundation for all other calculations.</w:t>
       </w:r>
     </w:p>
     <w:p>
@@ -3985,12 +1990,10 @@
         <w:rPr>
           <w:b/>
         </w:rPr>
-        <w:t>Task 1 Overview Formula:</w:t>
-      </w:r>
-    </w:p>
-    <w:p>
-      <w:r>
-        <w:t>"Overall, [main trend 1], while [contrasting trend 2]"</w:t>
+        <w:t>Variance Analysis</w:t>
+      </w:r>
+      <w:r>
+        <w:t xml:space="preserve"> uses Cost Variance (CV) and Schedule Variance (SV) to determine if projects are on track, with corresponding indices CPI and SPI.</w:t>
       </w:r>
     </w:p>
     <w:p>
@@ -4001,20 +2004,10 @@
         <w:rPr>
           <w:b/>
         </w:rPr>
-        <w:t>Essay Introduction:</w:t>
-      </w:r>
-    </w:p>
-    <w:p>
-      <w:r>
-        <w:t>Paraphrase + Thesis/Outline (2 sentences max)</w:t>
-      </w:r>
-    </w:p>
-    <w:p>
-      <w:pPr>
-        <w:pStyle w:val="Heading3"/>
-      </w:pPr>
-      <w:r>
-        <w:t>Reading Answer Strategies</w:t>
+        <w:t>Forecasting Techniques</w:t>
+      </w:r>
+      <w:r>
+        <w:t xml:space="preserve"> project future performance using Estimate at Completion (EAC) and Estimate to Complete (ETC) based on current performance trends.</w:t>
       </w:r>
     </w:p>
     <w:p>
@@ -4025,23 +2018,18 @@
         <w:rPr>
           <w:b/>
         </w:rPr>
-        <w:t>T/F/NG Decision Tree:</w:t>
-      </w:r>
-    </w:p>
-    <w:p>
-      <w:pPr>
-        <w:pStyle w:val="ListBullet"/>
-      </w:pPr>
-      <w:r>
-        <w:t>Can find info in passage? → Yes → Agrees? → True | Contradicts? → False</w:t>
-      </w:r>
-    </w:p>
-    <w:p>
-      <w:pPr>
-        <w:pStyle w:val="ListBullet"/>
-      </w:pPr>
-      <w:r>
-        <w:t>Can't find after 90 seconds? → Not Given</w:t>
+        <w:t>Advanced Concepts</w:t>
+      </w:r>
+      <w:r>
+        <w:t xml:space="preserve"> include To Complete Performance Index (TCPI) and integrated cost/schedule analysis for complex project scenarios.</w:t>
+      </w:r>
+    </w:p>
+    <w:p>
+      <w:pPr>
+        <w:pStyle w:val="Heading3"/>
+      </w:pPr>
+      <w:r>
+        <w:t>3. Detailed Learning Content</w:t>
       </w:r>
     </w:p>
     <w:p>
@@ -4052,42 +2040,10 @@
         <w:rPr>
           <w:b/>
         </w:rPr>
-        <w:t>Time per Passage:</w:t>
-      </w:r>
-      <w:r>
-        <w:t xml:space="preserve"> 17 minutes</w:t>
-      </w:r>
-    </w:p>
-    <w:p>
-      <w:pPr>
-        <w:pStyle w:val="ListBullet"/>
-      </w:pPr>
-      <w:r>
-        <w:t>Skim: 3 mins</w:t>
-      </w:r>
-    </w:p>
-    <w:p>
-      <w:pPr>
-        <w:pStyle w:val="ListBullet"/>
-      </w:pPr>
-      <w:r>
-        <w:t>Questions: 12 mins</w:t>
-      </w:r>
-    </w:p>
-    <w:p>
-      <w:pPr>
-        <w:pStyle w:val="ListBullet"/>
-      </w:pPr>
-      <w:r>
-        <w:t>Review: 2 mins</w:t>
-      </w:r>
-    </w:p>
-    <w:p>
-      <w:pPr>
-        <w:pStyle w:val="Heading3"/>
-      </w:pPr>
-      <w:r>
-        <w:t>Listening Formulas</w:t>
+        <w:t>Understanding the Basics</w:t>
+      </w:r>
+      <w:r>
+        <w:t>: PV represents the authorized budget for scheduled work. EV is the value of work actually completed. AC is what you've actually spent. Example: A $100,000 project scheduled 50% complete (PV=$50,000) but only 40% done (EV=$40,000) having spent $45,000 (AC=$45,000) is behind schedule and over budget.</w:t>
       </w:r>
     </w:p>
     <w:p>
@@ -4098,7 +2054,10 @@
         <w:rPr>
           <w:b/>
         </w:rPr>
-        <w:t>Note-Taking Abbreviations:</w:t>
+        <w:t>Variance Calculations and Interpretation</w:t>
+      </w:r>
+      <w:r>
+        <w:t>:</w:t>
       </w:r>
     </w:p>
     <w:p>
@@ -4106,7 +2065,7 @@
         <w:pStyle w:val="ListBullet"/>
       </w:pPr>
       <w:r>
-        <w:t>&amp; (and)</w:t>
+        <w:t>CV = EV - AC = $40,000 - $45,000 = -$5,000 (over budget)</w:t>
       </w:r>
     </w:p>
     <w:p>
@@ -4114,7 +2073,7 @@
         <w:pStyle w:val="ListBullet"/>
       </w:pPr>
       <w:r>
-        <w:t>w/ (with)</w:t>
+        <w:t>SV = EV - PV = $40,000 - $50,000 = -$10,000 (behind schedule)</w:t>
       </w:r>
     </w:p>
     <w:p>
@@ -4122,7 +2081,7 @@
         <w:pStyle w:val="ListBullet"/>
       </w:pPr>
       <w:r>
-        <w:t>b/c (because)</w:t>
+        <w:t>CPI = EV/AC = $40,000/$45,000 = 0.89 (getting $0.89 value per dollar)</w:t>
       </w:r>
     </w:p>
     <w:p>
@@ -4130,23 +2089,7 @@
         <w:pStyle w:val="ListBullet"/>
       </w:pPr>
       <w:r>
-        <w:t>govt (government)</w:t>
-      </w:r>
-    </w:p>
-    <w:p>
-      <w:pPr>
-        <w:pStyle w:val="ListBullet"/>
-      </w:pPr>
-      <w:r>
-        <w:t>intl (international)</w:t>
-      </w:r>
-    </w:p>
-    <w:p>
-      <w:pPr>
-        <w:pStyle w:val="ListBullet"/>
-      </w:pPr>
-      <w:r>
-        <w:t>dev (development)</w:t>
+        <w:t>SPI = EV/PV = $40,000/$50,000 = 0.80 (progressing at 80% planned rate)</w:t>
       </w:r>
     </w:p>
     <w:p>
@@ -4157,47 +2100,42 @@
         <w:rPr>
           <w:b/>
         </w:rPr>
-        <w:t>Answer Format Rules:</w:t>
-      </w:r>
-    </w:p>
-    <w:p>
-      <w:pPr>
-        <w:pStyle w:val="ListBullet"/>
-      </w:pPr>
-      <w:r>
-        <w:t>Dates: 15th March or March 15th</w:t>
-      </w:r>
-    </w:p>
-    <w:p>
-      <w:pPr>
-        <w:pStyle w:val="ListBullet"/>
-      </w:pPr>
-      <w:r>
-        <w:t>Money: $50 or 50 dollars</w:t>
-      </w:r>
-    </w:p>
-    <w:p>
-      <w:pPr>
-        <w:pStyle w:val="ListBullet"/>
-      </w:pPr>
-      <w:r>
-        <w:t>Time: 9.30 am or 9:30 am</w:t>
-      </w:r>
-    </w:p>
-    <w:p>
-      <w:pPr>
-        <w:pStyle w:val="ListBullet"/>
-      </w:pPr>
-      <w:r>
-        <w:t>Numbers: 15 or fifteen (both accepted)</w:t>
-      </w:r>
-    </w:p>
-    <w:p>
-      <w:pPr>
-        <w:pStyle w:val="Heading3"/>
-      </w:pPr>
-      <w:r>
-        <w:t>Speaking Structures</w:t>
+        <w:t>EAC Forecasting Scenarios</w:t>
+      </w:r>
+      <w:r>
+        <w:t>:</w:t>
+      </w:r>
+    </w:p>
+    <w:p>
+      <w:pPr>
+        <w:pStyle w:val="ListNumber"/>
+      </w:pPr>
+      <w:r>
+        <w:t>1. EAC = AC + New_ETC (when original estimate is fundamentally flawed)</w:t>
+      </w:r>
+    </w:p>
+    <w:p>
+      <w:pPr>
+        <w:pStyle w:val="ListNumber"/>
+      </w:pPr>
+      <w:r>
+        <w:t>2. EAC = AC + (BAC - EV) (when expecting to perform at budgeted rate going forward)</w:t>
+      </w:r>
+    </w:p>
+    <w:p>
+      <w:pPr>
+        <w:pStyle w:val="ListNumber"/>
+      </w:pPr>
+      <w:r>
+        <w:t>3. EAC = BAC/CPI (when current cost performance will continue)</w:t>
+      </w:r>
+    </w:p>
+    <w:p>
+      <w:pPr>
+        <w:pStyle w:val="ListNumber"/>
+      </w:pPr>
+      <w:r>
+        <w:t>4. EAC = AC + [(BAC-EV)/(CPI×SPI)] (when both cost and schedule performance affect remaining work)</w:t>
       </w:r>
     </w:p>
     <w:p>
@@ -4208,12 +2146,10 @@
         <w:rPr>
           <w:b/>
         </w:rPr>
-        <w:t>Part 1 Formula:</w:t>
-      </w:r>
-    </w:p>
-    <w:p>
-      <w:r>
-        <w:t>Answer + Reason + Example (30-45 seconds)</w:t>
+        <w:t>TCPI Interpretation</w:t>
+      </w:r>
+      <w:r>
+        <w:t>: TCPI = (BAC-EV)/(BAC-AC) shows the efficiency needed to complete within original budget. TCPI &gt; 1.10 is usually unrealistic, signaling need for budget revision. Example: TCPI = 1.20 means you need 20% better performance than planned - unlikely without major changes.</w:t>
       </w:r>
     </w:p>
     <w:p>
@@ -4224,12 +2160,99 @@
         <w:rPr>
           <w:b/>
         </w:rPr>
-        <w:t>Part 2 PPF Method:</w:t>
-      </w:r>
-    </w:p>
-    <w:p>
-      <w:r>
-        <w:t>Past (40-50 sec) + Present (40-50 sec) + Future/Feelings (20-30 sec)</w:t>
+        <w:t>Real-World Application</w:t>
+      </w:r>
+      <w:r>
+        <w:t>: Monthly EVM reports show trends over time. A declining CPI trend signals systemic issues requiring root cause analysis. Use EVM data to support change requests - if CPI = 0.85 for three months, the data objectively supports a budget increase request.</w:t>
+      </w:r>
+    </w:p>
+    <w:p>
+      <w:pPr>
+        <w:pStyle w:val="Heading3"/>
+      </w:pPr>
+      <w:r>
+        <w:t>4. Study Strategies &amp; Techniques</w:t>
+      </w:r>
+    </w:p>
+    <w:p>
+      <w:r>
+        <w:t>Create a formula sheet and practice writing it quickly (exam brain dump technique). Work through calculations step-by-step, understanding what each number represents. Build Excel models to see how changing variables affects outcomes. Focus on interpretation - knowing what CPI = 0.92 means for project decisions.</w:t>
+      </w:r>
+    </w:p>
+    <w:p>
+      <w:pPr>
+        <w:pStyle w:val="Heading3"/>
+      </w:pPr>
+      <w:r>
+        <w:t>6. High-Quality Resources (with Links)</w:t>
+      </w:r>
+    </w:p>
+    <w:p>
+      <w:r>
+        <w:t>[Earned Value Management System (EVMS) Guide by PMI](https://www.pmi.org/learning/library/earned-value-management-systems-analysis-8026) – Comprehensive EVM methodology</w:t>
+      </w:r>
+    </w:p>
+    <w:p>
+      <w:r>
+        <w:t>[EVM Calculator and Tutorial by PM Study Circle](https://pmstudycircle.com/earned-value-management-evm-calculator/) – Interactive calculation practice</w:t>
+      </w:r>
+    </w:p>
+    <w:p>
+      <w:r>
+        <w:t>[NASA EVM Tutorial](https://www.nasa.gov/offices/oce/functions/evm.html) – Government standard for EVM implementation</w:t>
+      </w:r>
+    </w:p>
+    <w:p>
+      <w:r>
+        <w:t>[Humphreys &amp; Associates EVM Resources](https://www.humphreys-assoc.com/evms/) – Industry expert materials</w:t>
+      </w:r>
+    </w:p>
+    <w:p>
+      <w:pPr>
+        <w:pStyle w:val="Heading3"/>
+      </w:pPr>
+      <w:r>
+        <w:t>7. Practice Tools or Platforms</w:t>
+      </w:r>
+    </w:p>
+    <w:p>
+      <w:pPr>
+        <w:pStyle w:val="ListBullet"/>
+      </w:pPr>
+      <w:r>
+        <w:t>EVM calculation apps for mobile practice</w:t>
+      </w:r>
+    </w:p>
+    <w:p>
+      <w:pPr>
+        <w:pStyle w:val="ListBullet"/>
+      </w:pPr>
+      <w:r>
+        <w:t>Excel templates with built-in EVM formulas</w:t>
+      </w:r>
+    </w:p>
+    <w:p>
+      <w:pPr>
+        <w:pStyle w:val="ListBullet"/>
+      </w:pPr>
+      <w:r>
+        <w:t>PMI Study Hall EVM question sets</w:t>
+      </w:r>
+    </w:p>
+    <w:p>
+      <w:pPr>
+        <w:pStyle w:val="ListBullet"/>
+      </w:pPr>
+      <w:r>
+        <w:t>Project Management Simulation games with EVM scoring</w:t>
+      </w:r>
+    </w:p>
+    <w:p>
+      <w:pPr>
+        <w:pStyle w:val="Heading3"/>
+      </w:pPr>
+      <w:r>
+        <w:t>8. Mini Quiz / Self-Test</w:t>
       </w:r>
     </w:p>
     <w:p>
@@ -4240,20 +2263,20 @@
         <w:rPr>
           <w:b/>
         </w:rPr>
-        <w:t>Part 3 Opinion Structure:</w:t>
-      </w:r>
-    </w:p>
-    <w:p>
-      <w:r>
-        <w:t>Position + 2-3 Supporting Points + Counter-argument + Conclusion</w:t>
-      </w:r>
-    </w:p>
-    <w:p>
-      <w:pPr>
-        <w:pStyle w:val="Heading3"/>
-      </w:pPr>
-      <w:r>
-        <w:t>Common Mistakes to Avoid</w:t>
+        <w:t>Question 1:</w:t>
+      </w:r>
+      <w:r>
+        <w:t xml:space="preserve"> Your project has BAC=$200,000, EV=$80,000, AC=$100,000, PV=$90,000. What is the CPI?</w:t>
+      </w:r>
+    </w:p>
+    <w:p>
+      <w:r>
+        <w:t>Answer: CPI = EV/AC = $80,000/$100,000 = 0.80</w:t>
+      </w:r>
+    </w:p>
+    <w:p>
+      <w:r>
+        <w:t>Explanation: CPI less than 1 indicates cost overrun; you're getting $0.80 of value for each dollar spent</w:t>
       </w:r>
     </w:p>
     <w:p>
@@ -4264,47 +2287,20 @@
         <w:rPr>
           <w:b/>
         </w:rPr>
-        <w:t>Writing:</w:t>
-      </w:r>
-    </w:p>
-    <w:p>
-      <w:pPr>
-        <w:pStyle w:val="ListBullet"/>
-      </w:pPr>
-      <w:r>
-        <w:t>No overview in Task 1 (automatic Band 5)</w:t>
-      </w:r>
-    </w:p>
-    <w:p>
-      <w:pPr>
-        <w:pStyle w:val="ListBullet"/>
-      </w:pPr>
-      <w:r>
-        <w:t>Under word count (penalty applied)</w:t>
-      </w:r>
-    </w:p>
-    <w:p>
-      <w:pPr>
-        <w:pStyle w:val="ListBullet"/>
-      </w:pPr>
-      <w:r>
-        <w:t>Off-topic response (Task Achievement = 0)</w:t>
-      </w:r>
-    </w:p>
-    <w:p>
-      <w:pPr>
-        <w:pStyle w:val="ListBullet"/>
-      </w:pPr>
-      <w:r>
-        <w:t>Memorized phrases (detected and penalized)</w:t>
-      </w:r>
-    </w:p>
-    <w:p>
-      <w:pPr>
-        <w:pStyle w:val="ListBullet"/>
-      </w:pPr>
-      <w:r>
-        <w:t>No paragraphing (Coherence score drops)</w:t>
+        <w:t>Question 2:</w:t>
+      </w:r>
+      <w:r>
+        <w:t xml:space="preserve"> Using the data above, if performance continues, what is the EAC?</w:t>
+      </w:r>
+    </w:p>
+    <w:p>
+      <w:r>
+        <w:t>Answer: EAC = BAC/CPI = $200,000/0.80 = $250,000</w:t>
+      </w:r>
+    </w:p>
+    <w:p>
+      <w:r>
+        <w:t>Explanation: Projecting current cost performance forward shows $50,000 overrun</w:t>
       </w:r>
     </w:p>
     <w:p>
@@ -4315,47 +2311,20 @@
         <w:rPr>
           <w:b/>
         </w:rPr>
-        <w:t>Reading:</w:t>
-      </w:r>
-    </w:p>
-    <w:p>
-      <w:pPr>
-        <w:pStyle w:val="ListBullet"/>
-      </w:pPr>
-      <w:r>
-        <w:t>Spelling errors in answers</w:t>
-      </w:r>
-    </w:p>
-    <w:p>
-      <w:pPr>
-        <w:pStyle w:val="ListBullet"/>
-      </w:pPr>
-      <w:r>
-        <w:t>Exceeding word limits</w:t>
-      </w:r>
-    </w:p>
-    <w:p>
-      <w:pPr>
-        <w:pStyle w:val="ListBullet"/>
-      </w:pPr>
-      <w:r>
-        <w:t>Adding words not in passage</w:t>
-      </w:r>
-    </w:p>
-    <w:p>
-      <w:pPr>
-        <w:pStyle w:val="ListBullet"/>
-      </w:pPr>
-      <w:r>
-        <w:t>Changing word forms unnecessarily</w:t>
-      </w:r>
-    </w:p>
-    <w:p>
-      <w:pPr>
-        <w:pStyle w:val="ListBullet"/>
-      </w:pPr>
-      <w:r>
-        <w:t>Leaving blanks (always guess)</w:t>
+        <w:t>Question 3:</w:t>
+      </w:r>
+      <w:r>
+        <w:t xml:space="preserve"> Your project's SPI=1.2 and CPI=0.9. What does this indicate?</w:t>
+      </w:r>
+    </w:p>
+    <w:p>
+      <w:r>
+        <w:t>Answer: Ahead of schedule but over budget</w:t>
+      </w:r>
+    </w:p>
+    <w:p>
+      <w:r>
+        <w:t>Explanation: SPI&gt;1 means ahead of schedule, CPI&lt;1 means over budget - possibly due to crashing</w:t>
       </w:r>
     </w:p>
     <w:p>
@@ -4366,47 +2335,20 @@
         <w:rPr>
           <w:b/>
         </w:rPr>
-        <w:t>Listening:</w:t>
-      </w:r>
-    </w:p>
-    <w:p>
-      <w:pPr>
-        <w:pStyle w:val="ListBullet"/>
-      </w:pPr>
-      <w:r>
-        <w:t>Wrong transfer of answers</w:t>
-      </w:r>
-    </w:p>
-    <w:p>
-      <w:pPr>
-        <w:pStyle w:val="ListBullet"/>
-      </w:pPr>
-      <w:r>
-        <w:t>Incorrect spelling of common words</w:t>
-      </w:r>
-    </w:p>
-    <w:p>
-      <w:pPr>
-        <w:pStyle w:val="ListBullet"/>
-      </w:pPr>
-      <w:r>
-        <w:t>Missing plural 's'</w:t>
-      </w:r>
-    </w:p>
-    <w:p>
-      <w:pPr>
-        <w:pStyle w:val="ListBullet"/>
-      </w:pPr>
-      <w:r>
-        <w:t>Writing numbers as words when digits needed</w:t>
-      </w:r>
-    </w:p>
-    <w:p>
-      <w:pPr>
-        <w:pStyle w:val="ListBullet"/>
-      </w:pPr>
-      <w:r>
-        <w:t>Panic spiral after missing one answer</w:t>
+        <w:t>Question 4:</w:t>
+      </w:r>
+      <w:r>
+        <w:t xml:space="preserve"> TCPI calculation shows 1.15. What should you recommend?</w:t>
+      </w:r>
+    </w:p>
+    <w:p>
+      <w:r>
+        <w:t>Answer: Request budget increase or scope reduction</w:t>
+      </w:r>
+    </w:p>
+    <w:p>
+      <w:r>
+        <w:t>Explanation: TCPI&gt;1.10 is typically unrealistic; need management reserve or baseline change</w:t>
       </w:r>
     </w:p>
     <w:p>
@@ -4417,7 +2359,20 @@
         <w:rPr>
           <w:b/>
         </w:rPr>
-        <w:t>Speaking:</w:t>
+        <w:t>Question 5:</w:t>
+      </w:r>
+      <w:r>
+        <w:t xml:space="preserve"> When should you use EAC = AC + New_ETC formula?</w:t>
+      </w:r>
+    </w:p>
+    <w:p>
+      <w:r>
+        <w:t>Answer: When the original estimate is fundamentally flawed and no longer valid</w:t>
+      </w:r>
+    </w:p>
+    <w:p>
+      <w:r>
+        <w:t>Explanation: This formula ignores original budget and builds new estimate from current position</w:t>
       </w:r>
     </w:p>
     <w:p>
@@ -4425,137 +2380,1851 @@
         <w:pStyle w:val="ListBullet"/>
       </w:pPr>
       <w:r>
-        <w:t>Memorized answers (immediate detection)</w:t>
+        <w:t>--</w:t>
+      </w:r>
+    </w:p>
+    <w:p>
+      <w:pPr>
+        <w:pStyle w:val="Heading2"/>
+      </w:pPr>
+      <w:r>
+        <w:t>✅ Topic 6 of 8: Stakeholder &amp; Communications Management (⏱️ 15 hrs, 🎯 15-20% of Exam)</w:t>
+      </w:r>
+    </w:p>
+    <w:p>
+      <w:pPr>
+        <w:pStyle w:val="Heading3"/>
+      </w:pPr>
+      <w:r>
+        <w:t>1. Overview</w:t>
+      </w:r>
+    </w:p>
+    <w:p>
+      <w:r>
+        <w:t>Effective stakeholder and communications management determines project success more than technical execution. PMs spend up to 90% of their time communicating, making this a critical competency. The exam tests your ability to identify, analyze, engage stakeholders and select appropriate communication methods for different situations. Real-world application prevents project failure due to misaligned expectations or poor stakeholder support.</w:t>
+      </w:r>
+    </w:p>
+    <w:p>
+      <w:pPr>
+        <w:pStyle w:val="Heading3"/>
+      </w:pPr>
+      <w:r>
+        <w:t>2. Key Subtopics</w:t>
       </w:r>
     </w:p>
     <w:p>
       <w:pPr>
         <w:pStyle w:val="ListBullet"/>
       </w:pPr>
-      <w:r>
-        <w:t>Yes/No only responses in Part 1</w:t>
-      </w:r>
-    </w:p>
-    <w:p>
-      <w:pPr>
-        <w:pStyle w:val="ListBullet"/>
-      </w:pPr>
-      <w:r>
-        <w:t>Stopping at 1 minute in Part 2</w:t>
-      </w:r>
-    </w:p>
-    <w:p>
-      <w:pPr>
-        <w:pStyle w:val="ListBullet"/>
-      </w:pPr>
-      <w:r>
-        <w:t>No examples in Part 3</w:t>
-      </w:r>
-    </w:p>
-    <w:p>
-      <w:pPr>
-        <w:pStyle w:val="ListBullet"/>
-      </w:pPr>
-      <w:r>
-        <w:t>Monotone delivery (affects pronunciation score)</w:t>
-      </w:r>
-    </w:p>
-    <w:p>
-      <w:pPr>
-        <w:pStyle w:val="Heading3"/>
-      </w:pPr>
-      <w:r>
-        <w:t>Last-Minute Cramming Focus</w:t>
-      </w:r>
-    </w:p>
-    <w:p>
-      <w:pPr>
-        <w:pStyle w:val="ListNumber"/>
-      </w:pPr>
-      <w:r>
-        <w:t xml:space="preserve">1. </w:t>
-      </w:r>
       <w:r>
         <w:rPr>
           <w:b/>
         </w:rPr>
-        <w:t>Writing:</w:t>
-      </w:r>
-      <w:r>
-        <w:t xml:space="preserve"> Review all 5 essay types structures</w:t>
-      </w:r>
-    </w:p>
-    <w:p>
-      <w:pPr>
-        <w:pStyle w:val="ListNumber"/>
-      </w:pPr>
-      <w:r>
-        <w:t xml:space="preserve">2. </w:t>
-      </w:r>
+        <w:t>Stakeholder Identification and Analysis</w:t>
+      </w:r>
+      <w:r>
+        <w:t xml:space="preserve"> involves discovering all parties affected by or influencing the project, then analyzing their power, interest, influence, and impact.</w:t>
+      </w:r>
+    </w:p>
+    <w:p>
+      <w:pPr>
+        <w:pStyle w:val="ListBullet"/>
+      </w:pPr>
       <w:r>
         <w:rPr>
           <w:b/>
         </w:rPr>
-        <w:t>Reading:</w:t>
-      </w:r>
-      <w:r>
-        <w:t xml:space="preserve"> Practice T/F/NG vs Y/N/NG distinction</w:t>
-      </w:r>
-    </w:p>
-    <w:p>
-      <w:pPr>
-        <w:pStyle w:val="ListNumber"/>
-      </w:pPr>
-      <w:r>
-        <w:t xml:space="preserve">3. </w:t>
-      </w:r>
+        <w:t>Stakeholder Engagement Planning</w:t>
+      </w:r>
+      <w:r>
+        <w:t xml:space="preserve"> creates strategies to move stakeholders from current to desired engagement levels, managing expectations throughout the project lifecycle.</w:t>
+      </w:r>
+    </w:p>
+    <w:p>
+      <w:pPr>
+        <w:pStyle w:val="ListBullet"/>
+      </w:pPr>
       <w:r>
         <w:rPr>
           <w:b/>
         </w:rPr>
-        <w:t>Listening:</w:t>
-      </w:r>
-      <w:r>
-        <w:t xml:space="preserve"> Review spelling of common words (accommodation, restaurant, library)</w:t>
-      </w:r>
-    </w:p>
-    <w:p>
-      <w:pPr>
-        <w:pStyle w:val="ListNumber"/>
-      </w:pPr>
-      <w:r>
-        <w:t xml:space="preserve">4. </w:t>
-      </w:r>
+        <w:t>Communication Planning and Methods</w:t>
+      </w:r>
+      <w:r>
+        <w:t xml:space="preserve"> selects appropriate channels, frequency, and formats based on stakeholder needs and project context, including virtual team considerations.</w:t>
+      </w:r>
+    </w:p>
+    <w:p>
+      <w:pPr>
+        <w:pStyle w:val="ListBullet"/>
+      </w:pPr>
       <w:r>
         <w:rPr>
           <w:b/>
         </w:rPr>
-        <w:t>Speaking:</w:t>
-      </w:r>
-      <w:r>
-        <w:t xml:space="preserve"> Prepare personal examples for common topics</w:t>
-      </w:r>
-    </w:p>
-    <w:p>
-      <w:pPr>
-        <w:pStyle w:val="ListNumber"/>
-      </w:pPr>
-      <w:r>
-        <w:t xml:space="preserve">5. </w:t>
-      </w:r>
+        <w:t>Managing Difficult Stakeholders</w:t>
+      </w:r>
+      <w:r>
+        <w:t xml:space="preserve"> addresses resistance, conflicts between stakeholders, and maintaining support when project conditions change.</w:t>
+      </w:r>
+    </w:p>
+    <w:p>
+      <w:pPr>
+        <w:pStyle w:val="Heading3"/>
+      </w:pPr>
+      <w:r>
+        <w:t>3. Detailed Learning Content</w:t>
+      </w:r>
+    </w:p>
+    <w:p>
+      <w:pPr>
+        <w:pStyle w:val="ListBullet"/>
+      </w:pPr>
       <w:r>
         <w:rPr>
           <w:b/>
         </w:rPr>
-        <w:t>All sections:</w:t>
-      </w:r>
-      <w:r>
-        <w:t xml:space="preserve"> Time management strategies</w:t>
-      </w:r>
-    </w:p>
-    <w:p>
-      <w:r>
-        <w:t>Remember: IELTS tests communication ability, not perfection. Focus on clarity, coherence, and demonstrating your range of English skills across all four sections.</w:t>
+        <w:t>Comprehensive Stakeholder Identification</w:t>
+      </w:r>
+      <w:r>
+        <w:t xml:space="preserve"> goes beyond obvious stakeholders. Use multiple techniques: brainstorming with team, reviewing organizational charts, analyzing previous similar projects, conducting stakeholder interviews. Hidden stakeholders often emerge during execution - the IT security team no one remembered, the labor union affected by automation, the downstream system owners. Document in stakeholder register with contact information, requirements, expectations, and influence level.</w:t>
+      </w:r>
+    </w:p>
+    <w:p>
+      <w:pPr>
+        <w:pStyle w:val="ListBullet"/>
+      </w:pPr>
+      <w:r>
+        <w:rPr>
+          <w:b/>
+        </w:rPr>
+        <w:t>Power/Interest Grid Application</w:t>
+      </w:r>
+      <w:r>
+        <w:t>: Plot stakeholders on grid:</w:t>
+      </w:r>
+    </w:p>
+    <w:p>
+      <w:pPr>
+        <w:pStyle w:val="ListBullet"/>
+      </w:pPr>
+      <w:r>
+        <w:t>High Power/High Interest: Manage closely (sponsors, key customers)</w:t>
+      </w:r>
+    </w:p>
+    <w:p>
+      <w:pPr>
+        <w:pStyle w:val="ListBullet"/>
+      </w:pPr>
+      <w:r>
+        <w:t>High Power/Low Interest: Keep satisfied (senior executives)</w:t>
+      </w:r>
+    </w:p>
+    <w:p>
+      <w:pPr>
+        <w:pStyle w:val="ListBullet"/>
+      </w:pPr>
+      <w:r>
+        <w:t>Low Power/High Interest: Keep informed (end users)</w:t>
+      </w:r>
+    </w:p>
+    <w:p>
+      <w:pPr>
+        <w:pStyle w:val="ListBullet"/>
+      </w:pPr>
+      <w:r>
+        <w:t>Low Power/Low Interest: Monitor (distant departments)</w:t>
+      </w:r>
+    </w:p>
+    <w:p>
+      <w:r>
+        <w:t>Example: A regulatory compliance officer may have high power (can stop project) but low interest (only cares about specific checkpoints). Strategy: Proactive scheduled updates at milestone gates.</w:t>
+      </w:r>
+    </w:p>
+    <w:p>
+      <w:pPr>
+        <w:pStyle w:val="ListBullet"/>
+      </w:pPr>
+      <w:r>
+        <w:rPr>
+          <w:b/>
+        </w:rPr>
+        <w:t>Engagement Level Assessment</w:t>
+      </w:r>
+      <w:r>
+        <w:t>: Current vs desired engagement levels:</w:t>
+      </w:r>
+    </w:p>
+    <w:p>
+      <w:pPr>
+        <w:pStyle w:val="ListBullet"/>
+      </w:pPr>
+      <w:r>
+        <w:t>Unaware → Resistant → Neutral → Supportive → Leading</w:t>
+      </w:r>
+    </w:p>
+    <w:p>
+      <w:r>
+        <w:t>Example: Department manager currently "Resistant" to new system needs to become "Supportive." Strategy: Involve in design decisions, address concerns privately, highlight benefits to their team, assign as pilot group leader.</w:t>
+      </w:r>
+    </w:p>
+    <w:p>
+      <w:pPr>
+        <w:pStyle w:val="ListBullet"/>
+      </w:pPr>
+      <w:r>
+        <w:rPr>
+          <w:b/>
+        </w:rPr>
+        <w:t>Communication Methods Selection</w:t>
+      </w:r>
+      <w:r>
+        <w:t>:</w:t>
+      </w:r>
+    </w:p>
+    <w:p>
+      <w:pPr>
+        <w:pStyle w:val="ListBullet"/>
+      </w:pPr>
+      <w:r>
+        <w:t>Push: Email, reports, memos (one-way, no guarantee of receipt/understanding)</w:t>
+      </w:r>
+    </w:p>
+    <w:p>
+      <w:pPr>
+        <w:pStyle w:val="ListBullet"/>
+      </w:pPr>
+      <w:r>
+        <w:t>Pull: Websites, repositories, knowledge bases (recipient accesses when needed)</w:t>
+      </w:r>
+    </w:p>
+    <w:p>
+      <w:pPr>
+        <w:pStyle w:val="ListBullet"/>
+      </w:pPr>
+      <w:r>
+        <w:t>Interactive: Meetings, calls, video conferences (two-way, immediate feedback)</w:t>
+      </w:r>
+    </w:p>
+    <w:p>
+      <w:r>
+        <w:t>Choose based on urgency, stakeholder preference, and need for feedback. Critical decisions require interactive methods.</w:t>
+      </w:r>
+    </w:p>
+    <w:p>
+      <w:pPr>
+        <w:pStyle w:val="ListBullet"/>
+      </w:pPr>
+      <w:r>
+        <w:rPr>
+          <w:b/>
+        </w:rPr>
+        <w:t>Virtual Stakeholder Engagement</w:t>
+      </w:r>
+      <w:r>
+        <w:t>: Time zones require asynchronous tools but maintain some synchronous touchpoints. Use video for relationship building. Document decisions clearly since casual hallway conversations don't exist. Create virtual "water cooler" spaces for informal interaction.</w:t>
+      </w:r>
+    </w:p>
+    <w:p>
+      <w:pPr>
+        <w:pStyle w:val="Heading3"/>
+      </w:pPr>
+      <w:r>
+        <w:t>4. Study Strategies &amp; Techniques</w:t>
+      </w:r>
+    </w:p>
+    <w:p>
+      <w:r>
+        <w:t>Practice stakeholder analysis on your current projects. Create engagement strategies for different personality types. Role-play difficult stakeholder conversations. Map communication flows in complex scenarios. Study cultural communication differences for global projects.</w:t>
+      </w:r>
+    </w:p>
+    <w:p>
+      <w:pPr>
+        <w:pStyle w:val="Heading3"/>
+      </w:pPr>
+      <w:r>
+        <w:t>6. High-Quality Resources (with Links)</w:t>
+      </w:r>
+    </w:p>
+    <w:p>
+      <w:r>
+        <w:t>[PMI's Stakeholder Engagement Resources](https://www.pmi.org/learning/library/stakeholder-management-task-project-success-11199) – Research-based stakeholder strategies</w:t>
+      </w:r>
+    </w:p>
+    <w:p>
+      <w:r>
+        <w:t>[MindTools Stakeholder Analysis Tools](https://www.mindtools.com/pages/article/newPPM_07.htm) – Practical templates and techniques</w:t>
+      </w:r>
+    </w:p>
+    <w:p>
+      <w:r>
+        <w:t>[Crucial Accountability by VitalSmarts](https://www.vitalsmarts.com/crucial-accountability-book/) – Handling difficult stakeholder conversations</w:t>
+      </w:r>
+    </w:p>
+    <w:p>
+      <w:r>
+        <w:t>[International Association of Business Communicators](https://www.iabc.com/) – Professional communication resources</w:t>
+      </w:r>
+    </w:p>
+    <w:p>
+      <w:pPr>
+        <w:pStyle w:val="Heading3"/>
+      </w:pPr>
+      <w:r>
+        <w:t>7. Practice Tools or Platforms</w:t>
+      </w:r>
+    </w:p>
+    <w:p>
+      <w:pPr>
+        <w:pStyle w:val="ListBullet"/>
+      </w:pPr>
+      <w:r>
+        <w:t>Stakeholder Circle software for visual stakeholder analysis</w:t>
+      </w:r>
+    </w:p>
+    <w:p>
+      <w:pPr>
+        <w:pStyle w:val="ListBullet"/>
+      </w:pPr>
+      <w:r>
+        <w:t>Communication matrix templates from PM organizations</w:t>
+      </w:r>
+    </w:p>
+    <w:p>
+      <w:pPr>
+        <w:pStyle w:val="ListBullet"/>
+      </w:pPr>
+      <w:r>
+        <w:t>Virtual collaboration platforms (Miro, Mural) for stakeholder mapping</w:t>
+      </w:r>
+    </w:p>
+    <w:p>
+      <w:pPr>
+        <w:pStyle w:val="ListBullet"/>
+      </w:pPr>
+      <w:r>
+        <w:t>Personality assessment tools for understanding stakeholder styles</w:t>
+      </w:r>
+    </w:p>
+    <w:p>
+      <w:pPr>
+        <w:pStyle w:val="Heading3"/>
+      </w:pPr>
+      <w:r>
+        <w:t>8. Mini Quiz / Self-Test</w:t>
+      </w:r>
+    </w:p>
+    <w:p>
+      <w:pPr>
+        <w:pStyle w:val="ListBullet"/>
+      </w:pPr>
+      <w:r>
+        <w:rPr>
+          <w:b/>
+        </w:rPr>
+        <w:t>Question 1:</w:t>
+      </w:r>
+      <w:r>
+        <w:t xml:space="preserve"> A previously supportive stakeholder becomes resistant after a project change. Your first action?</w:t>
+      </w:r>
+    </w:p>
+    <w:p>
+      <w:r>
+        <w:t>Answer: Schedule a one-on-one meeting to understand their specific concerns</w:t>
+      </w:r>
+    </w:p>
+    <w:p>
+      <w:r>
+        <w:t>Explanation: Direct engagement to understand root cause before developing response strategy</w:t>
+      </w:r>
+    </w:p>
+    <w:p>
+      <w:pPr>
+        <w:pStyle w:val="ListBullet"/>
+      </w:pPr>
+      <w:r>
+        <w:rPr>
+          <w:b/>
+        </w:rPr>
+        <w:t>Question 2:</w:t>
+      </w:r>
+      <w:r>
+        <w:t xml:space="preserve"> You have 15 team members and 8 key stakeholders. How many communication channels exist?</w:t>
+      </w:r>
+    </w:p>
+    <w:p>
+      <w:r>
+        <w:t>Answer: 253 channels. Formula: n(n-1)/2 = 23(22)/2 = 253</w:t>
+      </w:r>
+    </w:p>
+    <w:p>
+      <w:r>
+        <w:t>Explanation: Include yourself in the count (15+8+1=24 people total)</w:t>
+      </w:r>
+    </w:p>
+    <w:p>
+      <w:pPr>
+        <w:pStyle w:val="ListBullet"/>
+      </w:pPr>
+      <w:r>
+        <w:rPr>
+          <w:b/>
+        </w:rPr>
+        <w:t>Question 3:</w:t>
+      </w:r>
+      <w:r>
+        <w:t xml:space="preserve"> A stakeholder demands daily status reports but you send weekly. They escalate to your sponsor. Best response?</w:t>
+      </w:r>
+    </w:p>
+    <w:p>
+      <w:r>
+        <w:t>Answer: Analyze stakeholder's underlying need and negotiate appropriate communication frequency</w:t>
+      </w:r>
+    </w:p>
+    <w:p>
+      <w:r>
+        <w:t>Explanation: Balance stakeholder needs with team productivity; understand the "why" behind demands</w:t>
+      </w:r>
+    </w:p>
+    <w:p>
+      <w:pPr>
+        <w:pStyle w:val="ListBullet"/>
+      </w:pPr>
+      <w:r>
+        <w:rPr>
+          <w:b/>
+        </w:rPr>
+        <w:t>Question 4:</w:t>
+      </w:r>
+      <w:r>
+        <w:t xml:space="preserve"> Your global project has stakeholders in 5 time zones. Most effective communication approach?</w:t>
+      </w:r>
+    </w:p>
+    <w:p>
+      <w:r>
+        <w:t>Answer: Establish core hours for critical meetings and use asynchronous tools for routine updates</w:t>
+      </w:r>
+    </w:p>
+    <w:p>
+      <w:r>
+        <w:t>Explanation: Balances inclusion with practical constraints</w:t>
+      </w:r>
+    </w:p>
+    <w:p>
+      <w:pPr>
+        <w:pStyle w:val="ListBullet"/>
+      </w:pPr>
+      <w:r>
+        <w:rPr>
+          <w:b/>
+        </w:rPr>
+        <w:t>Question 5:</w:t>
+      </w:r>
+      <w:r>
+        <w:t xml:space="preserve"> Two high-power stakeholders have conflicting requirements. Your approach?</w:t>
+      </w:r>
+    </w:p>
+    <w:p>
+      <w:r>
+        <w:t>Answer: Facilitate joint session to find common ground and document agreed compromises</w:t>
+      </w:r>
+    </w:p>
+    <w:p>
+      <w:r>
+        <w:t>Explanation: Don't choose sides; help stakeholders resolve conflicts directly</w:t>
+      </w:r>
+    </w:p>
+    <w:p>
+      <w:pPr>
+        <w:pStyle w:val="ListBullet"/>
+      </w:pPr>
+      <w:r>
+        <w:t>--</w:t>
+      </w:r>
+    </w:p>
+    <w:p>
+      <w:pPr>
+        <w:pStyle w:val="Heading2"/>
+      </w:pPr>
+      <w:r>
+        <w:t>✅ Topic 7 of 8: Risk Management (⏱️ 12 hrs, 🎯 10-15% of Exam)</w:t>
+      </w:r>
+    </w:p>
+    <w:p>
+      <w:pPr>
+        <w:pStyle w:val="Heading3"/>
+      </w:pPr>
+      <w:r>
+        <w:t>1. Overview</w:t>
+      </w:r>
+    </w:p>
+    <w:p>
+      <w:r>
+        <w:t>Risk management is a proactive discipline that identifies and addresses uncertainties before they impact projects. The exam emphasizes both threats (negative risks) and opportunities (positive risks), testing your ability to identify, analyze, respond to, and monitor risks throughout the project lifecycle. Effective risk management can make the difference between project success and failure.</w:t>
+      </w:r>
+    </w:p>
+    <w:p>
+      <w:pPr>
+        <w:pStyle w:val="Heading3"/>
+      </w:pPr>
+      <w:r>
+        <w:t>2. Key Subtopics</w:t>
+      </w:r>
+    </w:p>
+    <w:p>
+      <w:pPr>
+        <w:pStyle w:val="ListBullet"/>
+      </w:pPr>
+      <w:r>
+        <w:rPr>
+          <w:b/>
+        </w:rPr>
+        <w:t>Risk Planning and Identification</w:t>
+      </w:r>
+      <w:r>
+        <w:t xml:space="preserve"> establishes the risk management approach and discovers potential risks through various techniques, creating a comprehensive risk register.</w:t>
+      </w:r>
+    </w:p>
+    <w:p>
+      <w:pPr>
+        <w:pStyle w:val="ListBullet"/>
+      </w:pPr>
+      <w:r>
+        <w:rPr>
+          <w:b/>
+        </w:rPr>
+        <w:t>Qualitative and Quantitative Analysis</w:t>
+      </w:r>
+      <w:r>
+        <w:t xml:space="preserve"> prioritizes risks based on probability and impact, with quantitative analysis providing numerical estimates for high-priority risks.</w:t>
+      </w:r>
+    </w:p>
+    <w:p>
+      <w:pPr>
+        <w:pStyle w:val="ListBullet"/>
+      </w:pPr>
+      <w:r>
+        <w:rPr>
+          <w:b/>
+        </w:rPr>
+        <w:t>Risk Response Strategies</w:t>
+      </w:r>
+      <w:r>
+        <w:t xml:space="preserve"> develops specific actions for both threats and opportunities, including contingency planning and reserve allocation.</w:t>
+      </w:r>
+    </w:p>
+    <w:p>
+      <w:pPr>
+        <w:pStyle w:val="ListBullet"/>
+      </w:pPr>
+      <w:r>
+        <w:rPr>
+          <w:b/>
+        </w:rPr>
+        <w:t>Risk Monitoring and Control</w:t>
+      </w:r>
+      <w:r>
+        <w:t xml:space="preserve"> tracks identified risks, watches for new risks, and ensures response strategies remain effective throughout the project.</w:t>
+      </w:r>
+    </w:p>
+    <w:p>
+      <w:pPr>
+        <w:pStyle w:val="Heading3"/>
+      </w:pPr>
+      <w:r>
+        <w:t>3. Detailed Learning Content</w:t>
+      </w:r>
+    </w:p>
+    <w:p>
+      <w:pPr>
+        <w:pStyle w:val="ListBullet"/>
+      </w:pPr>
+      <w:r>
+        <w:rPr>
+          <w:b/>
+        </w:rPr>
+        <w:t>Risk Identification Techniques</w:t>
+      </w:r>
+      <w:r>
+        <w:t>:</w:t>
+      </w:r>
+    </w:p>
+    <w:p>
+      <w:pPr>
+        <w:pStyle w:val="ListBullet"/>
+      </w:pPr>
+      <w:r>
+        <w:t>Brainstorming: Team generates risks without judgment</w:t>
+      </w:r>
+    </w:p>
+    <w:p>
+      <w:pPr>
+        <w:pStyle w:val="ListBullet"/>
+      </w:pPr>
+      <w:r>
+        <w:t>Delphi Technique: Anonymous expert input through multiple rounds</w:t>
+      </w:r>
+    </w:p>
+    <w:p>
+      <w:pPr>
+        <w:pStyle w:val="ListBullet"/>
+      </w:pPr>
+      <w:r>
+        <w:t>SWOT Analysis: Examines Strengths/Weaknesses (internal) and Opportunities/Threats (external)</w:t>
+      </w:r>
+    </w:p>
+    <w:p>
+      <w:pPr>
+        <w:pStyle w:val="ListBullet"/>
+      </w:pPr>
+      <w:r>
+        <w:t>Checklist Analysis: Uses historical risk lists from similar projects</w:t>
+      </w:r>
+    </w:p>
+    <w:p>
+      <w:pPr>
+        <w:pStyle w:val="ListBullet"/>
+      </w:pPr>
+      <w:r>
+        <w:t>Root Cause Analysis: Identifies underlying causes that could generate multiple risks</w:t>
+      </w:r>
+    </w:p>
+    <w:p>
+      <w:r>
+        <w:t>Example Risk Register Entry: "Risk: Key technical resource may leave project. Probability: 40%, Impact: High (3-week delay), Response: Cross-train backup resource, offer retention incentive"</w:t>
+      </w:r>
+    </w:p>
+    <w:p>
+      <w:pPr>
+        <w:pStyle w:val="ListBullet"/>
+      </w:pPr>
+      <w:r>
+        <w:rPr>
+          <w:b/>
+        </w:rPr>
+        <w:t>Probability and Impact Matrix</w:t>
+      </w:r>
+      <w:r>
+        <w:t>: Typically 5x5 grid plotting probability (0.1 to 0.9) against impact (0.1 to 0.9). Risk score = Probability × Impact. Thresholds determine High (&gt;0.50), Medium (0.20-0.50), Low (&lt;0.20) risks. Organization's risk appetite influences thresholds.</w:t>
+      </w:r>
+    </w:p>
+    <w:p>
+      <w:pPr>
+        <w:pStyle w:val="ListBullet"/>
+      </w:pPr>
+      <w:r>
+        <w:rPr>
+          <w:b/>
+        </w:rPr>
+        <w:t>Response Strategies for Threats</w:t>
+      </w:r>
+      <w:r>
+        <w:t>:</w:t>
+      </w:r>
+    </w:p>
+    <w:p>
+      <w:pPr>
+        <w:pStyle w:val="ListBullet"/>
+      </w:pPr>
+      <w:r>
+        <w:t>Avoid: Change project plan to eliminate risk (use proven technology instead of cutting-edge)</w:t>
+      </w:r>
+    </w:p>
+    <w:p>
+      <w:pPr>
+        <w:pStyle w:val="ListBullet"/>
+      </w:pPr>
+      <w:r>
+        <w:t>Transfer: Shift impact to third party (insurance, warranties, fixed-price contracts)</w:t>
+      </w:r>
+    </w:p>
+    <w:p>
+      <w:pPr>
+        <w:pStyle w:val="ListBullet"/>
+      </w:pPr>
+      <w:r>
+        <w:t>Mitigate: Reduce probability or impact (add testing phases, hire experienced staff)</w:t>
+      </w:r>
+    </w:p>
+    <w:p>
+      <w:pPr>
+        <w:pStyle w:val="ListBullet"/>
+      </w:pPr>
+      <w:r>
+        <w:t>Accept: Acknowledge risk without action (for low-priority risks or when cost of response exceeds impact)</w:t>
+      </w:r>
+    </w:p>
+    <w:p>
+      <w:pPr>
+        <w:pStyle w:val="ListBullet"/>
+      </w:pPr>
+      <w:r>
+        <w:rPr>
+          <w:b/>
+        </w:rPr>
+        <w:t>Response Strategies for Opportunities</w:t>
+      </w:r>
+      <w:r>
+        <w:t>:</w:t>
+      </w:r>
+    </w:p>
+    <w:p>
+      <w:pPr>
+        <w:pStyle w:val="ListBullet"/>
+      </w:pPr>
+      <w:r>
+        <w:t>Exploit: Ensure opportunity occurs (assign best team to critical feature)</w:t>
+      </w:r>
+    </w:p>
+    <w:p>
+      <w:pPr>
+        <w:pStyle w:val="ListBullet"/>
+      </w:pPr>
+      <w:r>
+        <w:t>Share: Partner with others better positioned to capture opportunity</w:t>
+      </w:r>
+    </w:p>
+    <w:p>
+      <w:pPr>
+        <w:pStyle w:val="ListBullet"/>
+      </w:pPr>
+      <w:r>
+        <w:t>Enhance: Increase probability or positive impact</w:t>
+      </w:r>
+    </w:p>
+    <w:p>
+      <w:pPr>
+        <w:pStyle w:val="ListBullet"/>
+      </w:pPr>
+      <w:r>
+        <w:t>Accept: Be ready to take advantage if opportunity occurs</w:t>
+      </w:r>
+    </w:p>
+    <w:p>
+      <w:pPr>
+        <w:pStyle w:val="ListBullet"/>
+      </w:pPr>
+      <w:r>
+        <w:rPr>
+          <w:b/>
+        </w:rPr>
+        <w:t>Contingency Planning</w:t>
+      </w:r>
+      <w:r>
+        <w:t>: Develop specific actions triggered by risk events. Include clear triggers: "If vendor delivery delays by &gt;5 days, execute contingency plan A: overtime authorization for internal team." Contingency reserves (time and cost) should be calculated based on risk exposure.</w:t>
+      </w:r>
+    </w:p>
+    <w:p>
+      <w:pPr>
+        <w:pStyle w:val="Heading3"/>
+      </w:pPr>
+      <w:r>
+        <w:t>4. Study Strategies &amp; Techniques</w:t>
+      </w:r>
+    </w:p>
+    <w:p>
+      <w:r>
+        <w:t>Create risk registers for different project types. Practice calculating EMV (Expected Monetary Value) for quantitative analysis. Develop risk response strategies for common scenarios. Study the difference between contingency reserves (for known risks) and management reserves (for unknown risks).</w:t>
+      </w:r>
+    </w:p>
+    <w:p>
+      <w:pPr>
+        <w:pStyle w:val="Heading3"/>
+      </w:pPr>
+      <w:r>
+        <w:t>6. High-Quality Resources (with Links)</w:t>
+      </w:r>
+    </w:p>
+    <w:p>
+      <w:r>
+        <w:t>[PMI Practice Standard for Project Risk Management](https://www.pmi.org/pmbok-guide-standards/practice-guides/risk-management) – Comprehensive risk management framework</w:t>
+      </w:r>
+    </w:p>
+    <w:p>
+      <w:r>
+        <w:t>[Risk Management Professional (PMI-RMP) Resources](https://www.pmi.org/certifications/risk-management-rmp) – Advanced risk management materials</w:t>
+      </w:r>
+    </w:p>
+    <w:p>
+      <w:r>
+        <w:t>[David Hillson's Risk Doctor Website](https://www.risk-doctor.com/) – Leading risk management thought leader</w:t>
+      </w:r>
+    </w:p>
+    <w:p>
+      <w:r>
+        <w:t>[Monte Carlo Simulation Tutorial](https://www.palisade.com/risk/) – Quantitative risk analysis tool</w:t>
+      </w:r>
+    </w:p>
+    <w:p>
+      <w:pPr>
+        <w:pStyle w:val="Heading3"/>
+      </w:pPr>
+      <w:r>
+        <w:t>7. Practice Tools or Platforms</w:t>
+      </w:r>
+    </w:p>
+    <w:p>
+      <w:pPr>
+        <w:pStyle w:val="ListBullet"/>
+      </w:pPr>
+      <w:r>
+        <w:t>Risk register templates from PMI or consulting firms</w:t>
+      </w:r>
+    </w:p>
+    <w:p>
+      <w:pPr>
+        <w:pStyle w:val="ListBullet"/>
+      </w:pPr>
+      <w:r>
+        <w:t>@RISK or Crystal Ball for Monte Carlo simulation</w:t>
+      </w:r>
+    </w:p>
+    <w:p>
+      <w:pPr>
+        <w:pStyle w:val="ListBullet"/>
+      </w:pPr>
+      <w:r>
+        <w:t>Decision tree analysis software</w:t>
+      </w:r>
+    </w:p>
+    <w:p>
+      <w:pPr>
+        <w:pStyle w:val="ListBullet"/>
+      </w:pPr>
+      <w:r>
+        <w:t>Risk breakdown structure (RBS) templates</w:t>
+      </w:r>
+    </w:p>
+    <w:p>
+      <w:pPr>
+        <w:pStyle w:val="Heading3"/>
+      </w:pPr>
+      <w:r>
+        <w:t>8. Mini Quiz / Self-Test</w:t>
+      </w:r>
+    </w:p>
+    <w:p>
+      <w:pPr>
+        <w:pStyle w:val="ListBullet"/>
+      </w:pPr>
+      <w:r>
+        <w:rPr>
+          <w:b/>
+        </w:rPr>
+        <w:t>Question 1:</w:t>
+      </w:r>
+      <w:r>
+        <w:t xml:space="preserve"> A risk has 30% probability and $50,000 impact. What is the EMV?</w:t>
+      </w:r>
+    </w:p>
+    <w:p>
+      <w:r>
+        <w:t>Answer: EMV = 0.30 × $50,000 = $15,000</w:t>
+      </w:r>
+    </w:p>
+    <w:p>
+      <w:r>
+        <w:t>Explanation: Expected Monetary Value represents the average outcome if this situation occurred many times</w:t>
+      </w:r>
+    </w:p>
+    <w:p>
+      <w:pPr>
+        <w:pStyle w:val="ListBullet"/>
+      </w:pPr>
+      <w:r>
+        <w:rPr>
+          <w:b/>
+        </w:rPr>
+        <w:t>Question 2:</w:t>
+      </w:r>
+      <w:r>
+        <w:t xml:space="preserve"> Your project identifies a regulatory risk that could stop the project entirely. Best response strategy?</w:t>
+      </w:r>
+    </w:p>
+    <w:p>
+      <w:r>
+        <w:t>Answer: Avoid by ensuring full regulatory compliance before proceeding</w:t>
+      </w:r>
+    </w:p>
+    <w:p>
+      <w:r>
+        <w:t>Explanation: When impact is project failure, avoidance is typically the only acceptable strategy</w:t>
+      </w:r>
+    </w:p>
+    <w:p>
+      <w:pPr>
+        <w:pStyle w:val="ListBullet"/>
+      </w:pPr>
+      <w:r>
+        <w:rPr>
+          <w:b/>
+        </w:rPr>
+        <w:t>Question 3:</w:t>
+      </w:r>
+      <w:r>
+        <w:t xml:space="preserve"> A positive risk (opportunity) emerges to finish 2 weeks early. You want to ensure this happens. Which strategy?</w:t>
+      </w:r>
+    </w:p>
+    <w:p>
+      <w:r>
+        <w:t>Answer: Exploit the opportunity by adding resources to critical path activities</w:t>
+      </w:r>
+    </w:p>
+    <w:p>
+      <w:r>
+        <w:t>Explanation: Exploit ensures the opportunity is realized, appropriate for high-value opportunities</w:t>
+      </w:r>
+    </w:p>
+    <w:p>
+      <w:pPr>
+        <w:pStyle w:val="ListBullet"/>
+      </w:pPr>
+      <w:r>
+        <w:rPr>
+          <w:b/>
+        </w:rPr>
+        <w:t>Question 4:</w:t>
+      </w:r>
+      <w:r>
+        <w:t xml:space="preserve"> When should you use quantitative risk analysis versus qualitative?</w:t>
+      </w:r>
+    </w:p>
+    <w:p>
+      <w:r>
+        <w:t>Answer: Use quantitative for high-priority risks when you need numerical cost/schedule impact estimates</w:t>
+      </w:r>
+    </w:p>
+    <w:p>
+      <w:r>
+        <w:t>Explanation: Quantitative analysis is time-consuming; reserve for risks that justify the effort</w:t>
+      </w:r>
+    </w:p>
+    <w:p>
+      <w:pPr>
+        <w:pStyle w:val="ListBullet"/>
+      </w:pPr>
+      <w:r>
+        <w:rPr>
+          <w:b/>
+        </w:rPr>
+        <w:t>Question 5:</w:t>
+      </w:r>
+      <w:r>
+        <w:t xml:space="preserve"> Your risk response strategy isn't working as planned. What should you do?</w:t>
+      </w:r>
+    </w:p>
+    <w:p>
+      <w:r>
+        <w:t>Answer: Implement risk reassessment and develop alternative response strategies</w:t>
+      </w:r>
+    </w:p>
+    <w:p>
+      <w:r>
+        <w:t>Explanation: Risk management is iterative; strategies must be adjusted based on effectiveness</w:t>
+      </w:r>
+    </w:p>
+    <w:p>
+      <w:pPr>
+        <w:pStyle w:val="ListBullet"/>
+      </w:pPr>
+      <w:r>
+        <w:t>--</w:t>
+      </w:r>
+    </w:p>
+    <w:p>
+      <w:pPr>
+        <w:pStyle w:val="Heading2"/>
+      </w:pPr>
+      <w:r>
+        <w:t>✅ Topic 8 of 8: Ethics &amp; Professional Responsibility (⏱️ 5 hrs, 🎯 5% of Exam)</w:t>
+      </w:r>
+    </w:p>
+    <w:p>
+      <w:pPr>
+        <w:pStyle w:val="Heading3"/>
+      </w:pPr>
+      <w:r>
+        <w:t>1. Overview</w:t>
+      </w:r>
+    </w:p>
+    <w:p>
+      <w:r>
+        <w:t>PMI's Code of Ethics and Professional Conduct guides project managers in making ethical decisions. While only 5% of exam questions directly address ethics, ethical considerations are woven throughout all domains. The code's four values - Responsibility, Respect, Fairness, and Honesty - apply to all professional activities. Understanding these principles helps navigate complex project situations and maintain professional integrity.</w:t>
+      </w:r>
+    </w:p>
+    <w:p>
+      <w:pPr>
+        <w:pStyle w:val="Heading3"/>
+      </w:pPr>
+      <w:r>
+        <w:t>2. Key Subtopics</w:t>
+      </w:r>
+    </w:p>
+    <w:p>
+      <w:pPr>
+        <w:pStyle w:val="ListBullet"/>
+      </w:pPr>
+      <w:r>
+        <w:rPr>
+          <w:b/>
+        </w:rPr>
+        <w:t>Responsibility</w:t>
+      </w:r>
+      <w:r>
+        <w:t xml:space="preserve"> encompasses ownership of decisions and actions, including accepting assignments only when qualified and protecting confidential information.</w:t>
+      </w:r>
+    </w:p>
+    <w:p>
+      <w:pPr>
+        <w:pStyle w:val="ListBullet"/>
+      </w:pPr>
+      <w:r>
+        <w:rPr>
+          <w:b/>
+        </w:rPr>
+        <w:t>Respect</w:t>
+      </w:r>
+      <w:r>
+        <w:t xml:space="preserve"> involves treating others professionally, understanding cultural differences, and maintaining a collaborative environment even during conflicts.</w:t>
+      </w:r>
+    </w:p>
+    <w:p>
+      <w:pPr>
+        <w:pStyle w:val="ListBullet"/>
+      </w:pPr>
+      <w:r>
+        <w:rPr>
+          <w:b/>
+        </w:rPr>
+        <w:t>Fairness</w:t>
+      </w:r>
+      <w:r>
+        <w:t xml:space="preserve"> requires objectivity in decision-making, avoiding conflicts of interest, and ensuring equal opportunity without favoritism or discrimination.</w:t>
+      </w:r>
+    </w:p>
+    <w:p>
+      <w:pPr>
+        <w:pStyle w:val="ListBullet"/>
+      </w:pPr>
+      <w:r>
+        <w:rPr>
+          <w:b/>
+        </w:rPr>
+        <w:t>Honesty</w:t>
+      </w:r>
+      <w:r>
+        <w:t xml:space="preserve"> demands truthful communication, accurate reporting, and creating environments where others can be truthful without fear of reprisal.</w:t>
+      </w:r>
+    </w:p>
+    <w:p>
+      <w:pPr>
+        <w:pStyle w:val="Heading3"/>
+      </w:pPr>
+      <w:r>
+        <w:t>3. Detailed Learning Content</w:t>
+      </w:r>
+    </w:p>
+    <w:p>
+      <w:pPr>
+        <w:pStyle w:val="ListBullet"/>
+      </w:pPr>
+      <w:r>
+        <w:rPr>
+          <w:b/>
+        </w:rPr>
+        <w:t>Responsibility in Practice</w:t>
+      </w:r>
+      <w:r>
+        <w:t>: You discover your qualifications don't fully match a project's needs. Ethical response: Inform the sponsor of specific gaps and propose solutions (training, consultants, or co-management). Never overstate capabilities. If assigned anyway, document concerns and mitigation plans. Example: A PM without healthcare experience assigned to hospital system implementation should disclose this and partner with subject matter experts.</w:t>
+      </w:r>
+    </w:p>
+    <w:p>
+      <w:pPr>
+        <w:pStyle w:val="ListBullet"/>
+      </w:pPr>
+      <w:r>
+        <w:rPr>
+          <w:b/>
+        </w:rPr>
+        <w:t>Respect Across Cultures</w:t>
+      </w:r>
+      <w:r>
+        <w:t>: Global projects require cultural sensitivity. Research communication styles, decision-making processes, and business etiquette. Example: In high-context cultures (Japan, Middle East), relationship building precedes business discussions. In low-context cultures (Germany, US), direct communication is valued. Adjust your style while maintaining authenticity.</w:t>
+      </w:r>
+    </w:p>
+    <w:p>
+      <w:pPr>
+        <w:pStyle w:val="ListBullet"/>
+      </w:pPr>
+      <w:r>
+        <w:rPr>
+          <w:b/>
+        </w:rPr>
+        <w:t>Fairness in Procurement</w:t>
+      </w:r>
+      <w:r>
+        <w:t>: When selecting vendors, use objective criteria documented in advance. If a friend's company bids, disclose the relationship and recuse yourself from selection. Document all interactions. Example: Create weighted scoring matrix for vendor selection, have multiple reviewers score independently, document rationale for final selection.</w:t>
+      </w:r>
+    </w:p>
+    <w:p>
+      <w:pPr>
+        <w:pStyle w:val="ListBullet"/>
+      </w:pPr>
+      <w:r>
+        <w:rPr>
+          <w:b/>
+        </w:rPr>
+        <w:t>Honesty in Reporting</w:t>
+      </w:r>
+      <w:r>
+        <w:t>: Project is behind schedule due to sponsor's late decisions. Report accurately without blame: "Project is 2 weeks behind schedule. Contributing factors include 10-day delay in sponsor approval of requirements. Recovery plan includes..." Never hide bad news or misrepresent status.</w:t>
+      </w:r>
+    </w:p>
+    <w:p>
+      <w:pPr>
+        <w:pStyle w:val="ListBullet"/>
+      </w:pPr>
+      <w:r>
+        <w:rPr>
+          <w:b/>
+        </w:rPr>
+        <w:t>Mandatory vs Aspirational Standards</w:t>
+      </w:r>
+      <w:r>
+        <w:t>: Mandatory standards use "shall" language - violations can result in PMI sanctions. Aspirational standards use "should" language - represent ideal behavior. Example: "We shall not engage in violence" (mandatory) vs "We should be respectful of others" (aspirational).</w:t>
+      </w:r>
+    </w:p>
+    <w:p>
+      <w:pPr>
+        <w:pStyle w:val="Heading3"/>
+      </w:pPr>
+      <w:r>
+        <w:t>4. Study Strategies &amp; Techniques</w:t>
+      </w:r>
+    </w:p>
+    <w:p>
+      <w:r>
+        <w:t>Read PMI Code of Ethics thoroughly, noting mandatory vs aspirational language. Create ethical decision trees for common scenarios. Discuss ethical dilemmas with peers to understand different perspectives. Remember: when in doubt, choose the most transparent and honest option.</w:t>
+      </w:r>
+    </w:p>
+    <w:p>
+      <w:pPr>
+        <w:pStyle w:val="Heading3"/>
+      </w:pPr>
+      <w:r>
+        <w:t>6. High-Quality Resources (with Links)</w:t>
+      </w:r>
+    </w:p>
+    <w:p>
+      <w:r>
+        <w:t>[PMI Code of Ethics and Professional Conduct](https://www.pmi.org/about/ethics/code) – Official PMI ethics code</w:t>
+      </w:r>
+    </w:p>
+    <w:p>
+      <w:r>
+        <w:t>[PMI Ethical Decision-Making Framework](https://www.pmi.org/learning/library/ethical-decision-making-framework-6539) – Structured approach to ethical dilemmas</w:t>
+      </w:r>
+    </w:p>
+    <w:p>
+      <w:r>
+        <w:t>[Ethics &amp; Compliance Initiative](https://www.ethics.org/) – Broader business ethics resources</w:t>
+      </w:r>
+    </w:p>
+    <w:p>
+      <w:r>
+        <w:t>[Project Management Ethics Blog](http://www.projectmanagementethics.com/) – Real-world ethical scenarios</w:t>
+      </w:r>
+    </w:p>
+    <w:p>
+      <w:pPr>
+        <w:pStyle w:val="Heading3"/>
+      </w:pPr>
+      <w:r>
+        <w:t>7. Practice Tools or Platforms</w:t>
+      </w:r>
+    </w:p>
+    <w:p>
+      <w:pPr>
+        <w:pStyle w:val="ListBullet"/>
+      </w:pPr>
+      <w:r>
+        <w:t>PMI Ethics Case Studies and scenarios</w:t>
+      </w:r>
+    </w:p>
+    <w:p>
+      <w:pPr>
+        <w:pStyle w:val="ListBullet"/>
+      </w:pPr>
+      <w:r>
+        <w:t>Ethics self-assessment tools</w:t>
+      </w:r>
+    </w:p>
+    <w:p>
+      <w:pPr>
+        <w:pStyle w:val="ListBullet"/>
+      </w:pPr>
+      <w:r>
+        <w:t>Cultural intelligence assessments</w:t>
+      </w:r>
+    </w:p>
+    <w:p>
+      <w:pPr>
+        <w:pStyle w:val="ListBullet"/>
+      </w:pPr>
+      <w:r>
+        <w:t>Conflict of interest disclosure templates</w:t>
+      </w:r>
+    </w:p>
+    <w:p>
+      <w:pPr>
+        <w:pStyle w:val="Heading3"/>
+      </w:pPr>
+      <w:r>
+        <w:t>8. Mini Quiz / Self-Test</w:t>
+      </w:r>
+    </w:p>
+    <w:p>
+      <w:pPr>
+        <w:pStyle w:val="ListBullet"/>
+      </w:pPr>
+      <w:r>
+        <w:rPr>
+          <w:b/>
+        </w:rPr>
+        <w:t>Question 1:</w:t>
+      </w:r>
+      <w:r>
+        <w:t xml:space="preserve"> You discover a team member padding estimates. Your ethical obligation?</w:t>
+      </w:r>
+    </w:p>
+    <w:p>
+      <w:r>
+        <w:t>Answer: Discuss with the team member privately first, then escalate if behavior continues</w:t>
+      </w:r>
+    </w:p>
+    <w:p>
+      <w:r>
+        <w:t>Explanation: Address directly while respecting the individual; escalate if necessary to protect project integrity</w:t>
+      </w:r>
+    </w:p>
+    <w:p>
+      <w:pPr>
+        <w:pStyle w:val="ListBullet"/>
+      </w:pPr>
+      <w:r>
+        <w:rPr>
+          <w:b/>
+        </w:rPr>
+        <w:t>Question 2:</w:t>
+      </w:r>
+      <w:r>
+        <w:t xml:space="preserve"> A vendor offers tickets to a sporting event. What should you do?</w:t>
+      </w:r>
+    </w:p>
+    <w:p>
+      <w:r>
+        <w:t>Answer: Decline if the value exceeds organizational gift policy or could appear to influence decisions</w:t>
+      </w:r>
+    </w:p>
+    <w:p>
+      <w:r>
+        <w:t>Explanation: Avoid even the appearance of conflict of interest</w:t>
+      </w:r>
+    </w:p>
+    <w:p>
+      <w:pPr>
+        <w:pStyle w:val="ListBullet"/>
+      </w:pPr>
+      <w:r>
+        <w:rPr>
+          <w:b/>
+        </w:rPr>
+        <w:t>Question 3:</w:t>
+      </w:r>
+      <w:r>
+        <w:t xml:space="preserve"> You're asked to sign off on work you haven't reviewed. Correct response?</w:t>
+      </w:r>
+    </w:p>
+    <w:p>
+      <w:r>
+        <w:t>Answer: Decline and explain you need time to properly review before approval</w:t>
+      </w:r>
+    </w:p>
+    <w:p>
+      <w:r>
+        <w:t>Explanation: Honesty requires not attesting to work you haven't verified</w:t>
+      </w:r>
+    </w:p>
+    <w:p>
+      <w:pPr>
+        <w:pStyle w:val="ListBullet"/>
+      </w:pPr>
+      <w:r>
+        <w:rPr>
+          <w:b/>
+        </w:rPr>
+        <w:t>Question 4:</w:t>
+      </w:r>
+      <w:r>
+        <w:t xml:space="preserve"> You overhear confidential information about a competitor's bid. Your action?</w:t>
+      </w:r>
+    </w:p>
+    <w:p>
+      <w:r>
+        <w:t>Answer: Inform appropriate parties that you've been exposed to confidential information</w:t>
+      </w:r>
+    </w:p>
+    <w:p>
+      <w:r>
+        <w:t>Explanation: Fairness requires not using illegitimately obtained information</w:t>
+      </w:r>
+    </w:p>
+    <w:p>
+      <w:pPr>
+        <w:pStyle w:val="ListBullet"/>
+      </w:pPr>
+      <w:r>
+        <w:rPr>
+          <w:b/>
+        </w:rPr>
+        <w:t>Question 5:</w:t>
+      </w:r>
+      <w:r>
+        <w:t xml:space="preserve"> Cultural norms in the project location include gift-giving to officials. How do you proceed?</w:t>
+      </w:r>
+    </w:p>
+    <w:p>
+      <w:r>
+        <w:t>Answer: Research legal requirements and company policy, seeking guidance from legal/compliance teams</w:t>
+      </w:r>
+    </w:p>
+    <w:p>
+      <w:r>
+        <w:t>Explanation: Respect cultural norms while adhering to legal and ethical standards</w:t>
+      </w:r>
+    </w:p>
+    <w:p>
+      <w:pPr>
+        <w:pStyle w:val="ListBullet"/>
+      </w:pPr>
+      <w:r>
+        <w:t>--</w:t>
+      </w:r>
+    </w:p>
+    <w:p>
+      <w:pPr>
+        <w:pStyle w:val="Heading2"/>
+      </w:pPr>
+      <w:r>
+        <w:t>📌 Quick Reference &amp; Formula Sheet</w:t>
+      </w:r>
+    </w:p>
+    <w:p>
+      <w:pPr>
+        <w:pStyle w:val="Heading3"/>
+      </w:pPr>
+      <w:r>
+        <w:t>Essential EVM Formulas</w:t>
+      </w:r>
+    </w:p>
+    <w:p>
+      <w:pPr>
+        <w:pStyle w:val="ListBullet"/>
+      </w:pPr>
+      <w:r>
+        <w:rPr>
+          <w:b/>
+        </w:rPr>
+        <w:t>Basic Metrics:</w:t>
+      </w:r>
+    </w:p>
+    <w:p>
+      <w:pPr>
+        <w:pStyle w:val="ListBullet"/>
+      </w:pPr>
+      <w:r>
+        <w:t>PV = Planned Value (budgeted cost of work scheduled)</w:t>
+      </w:r>
+    </w:p>
+    <w:p>
+      <w:pPr>
+        <w:pStyle w:val="ListBullet"/>
+      </w:pPr>
+      <w:r>
+        <w:t>EV = Earned Value (budgeted cost of work performed)</w:t>
+      </w:r>
+    </w:p>
+    <w:p>
+      <w:pPr>
+        <w:pStyle w:val="ListBullet"/>
+      </w:pPr>
+      <w:r>
+        <w:t>AC = Actual Cost (actual cost of work performed)</w:t>
+      </w:r>
+    </w:p>
+    <w:p>
+      <w:pPr>
+        <w:pStyle w:val="ListBullet"/>
+      </w:pPr>
+      <w:r>
+        <w:t>BAC = Budget at Completion (total planned budget)</w:t>
+      </w:r>
+    </w:p>
+    <w:p>
+      <w:pPr>
+        <w:pStyle w:val="ListBullet"/>
+      </w:pPr>
+      <w:r>
+        <w:rPr>
+          <w:b/>
+        </w:rPr>
+        <w:t>Variance Analysis:</w:t>
+      </w:r>
+    </w:p>
+    <w:p>
+      <w:pPr>
+        <w:pStyle w:val="ListBullet"/>
+      </w:pPr>
+      <w:r>
+        <w:t>CV = EV - AC (negative = over budget)</w:t>
+      </w:r>
+    </w:p>
+    <w:p>
+      <w:pPr>
+        <w:pStyle w:val="ListBullet"/>
+      </w:pPr>
+      <w:r>
+        <w:t>SV = EV - PV (negative = behind schedule)</w:t>
+      </w:r>
+    </w:p>
+    <w:p>
+      <w:pPr>
+        <w:pStyle w:val="ListBullet"/>
+      </w:pPr>
+      <w:r>
+        <w:t>CPI = EV / AC (&lt;1 = over budget)</w:t>
+      </w:r>
+    </w:p>
+    <w:p>
+      <w:pPr>
+        <w:pStyle w:val="ListBullet"/>
+      </w:pPr>
+      <w:r>
+        <w:t>SPI = EV / PV (&lt;1 = behind schedule)</w:t>
+      </w:r>
+    </w:p>
+    <w:p>
+      <w:pPr>
+        <w:pStyle w:val="ListBullet"/>
+      </w:pPr>
+      <w:r>
+        <w:rPr>
+          <w:b/>
+        </w:rPr>
+        <w:t>Forecasting:</w:t>
+      </w:r>
+    </w:p>
+    <w:p>
+      <w:pPr>
+        <w:pStyle w:val="ListBullet"/>
+      </w:pPr>
+      <w:r>
+        <w:t>EAC = AC + New_ETC (re-estimate)</w:t>
+      </w:r>
+    </w:p>
+    <w:p>
+      <w:pPr>
+        <w:pStyle w:val="ListBullet"/>
+      </w:pPr>
+      <w:r>
+        <w:t>EAC = AC + (BAC - EV) (original rate)</w:t>
+      </w:r>
+    </w:p>
+    <w:p>
+      <w:pPr>
+        <w:pStyle w:val="ListBullet"/>
+      </w:pPr>
+      <w:r>
+        <w:t>EAC = BAC / CPI (current CPI continues)</w:t>
+      </w:r>
+    </w:p>
+    <w:p>
+      <w:pPr>
+        <w:pStyle w:val="ListBullet"/>
+      </w:pPr>
+      <w:r>
+        <w:t>EAC = AC + [(BAC-EV)/(CPI×SPI)] (both variances continue)</w:t>
+      </w:r>
+    </w:p>
+    <w:p>
+      <w:pPr>
+        <w:pStyle w:val="ListBullet"/>
+      </w:pPr>
+      <w:r>
+        <w:t>ETC = EAC - AC</w:t>
+      </w:r>
+    </w:p>
+    <w:p>
+      <w:pPr>
+        <w:pStyle w:val="ListBullet"/>
+      </w:pPr>
+      <w:r>
+        <w:t>VAC = BAC - EAC</w:t>
+      </w:r>
+    </w:p>
+    <w:p>
+      <w:pPr>
+        <w:pStyle w:val="ListBullet"/>
+      </w:pPr>
+      <w:r>
+        <w:t>TCPI = (BAC - EV) / (BAC - AC) or (BAC - EV) / (EAC - AC)</w:t>
+      </w:r>
+    </w:p>
+    <w:p>
+      <w:pPr>
+        <w:pStyle w:val="Heading3"/>
+      </w:pPr>
+      <w:r>
+        <w:t>Schedule Calculations</w:t>
+      </w:r>
+    </w:p>
+    <w:p>
+      <w:pPr>
+        <w:pStyle w:val="ListBullet"/>
+      </w:pPr>
+      <w:r>
+        <w:t>Forward Pass: ES + Duration = EF</w:t>
+      </w:r>
+    </w:p>
+    <w:p>
+      <w:pPr>
+        <w:pStyle w:val="ListBullet"/>
+      </w:pPr>
+      <w:r>
+        <w:t>Backward Pass: LF - Duration = LS</w:t>
+      </w:r>
+    </w:p>
+    <w:p>
+      <w:pPr>
+        <w:pStyle w:val="ListBullet"/>
+      </w:pPr>
+      <w:r>
+        <w:t>Float = LS - ES = LF - EF</w:t>
+      </w:r>
+    </w:p>
+    <w:p>
+      <w:pPr>
+        <w:pStyle w:val="ListBullet"/>
+      </w:pPr>
+      <w:r>
+        <w:t>Critical Path = path with zero float</w:t>
+      </w:r>
+    </w:p>
+    <w:p>
+      <w:pPr>
+        <w:pStyle w:val="Heading3"/>
+      </w:pPr>
+      <w:r>
+        <w:t>Other Key Formulas</w:t>
+      </w:r>
+    </w:p>
+    <w:p>
+      <w:pPr>
+        <w:pStyle w:val="ListBullet"/>
+      </w:pPr>
+      <w:r>
+        <w:t>PERT = (O + 4M + P) / 6</w:t>
+      </w:r>
+    </w:p>
+    <w:p>
+      <w:pPr>
+        <w:pStyle w:val="ListBullet"/>
+      </w:pPr>
+      <w:r>
+        <w:t>Standard Deviation = (P - O) / 6</w:t>
+      </w:r>
+    </w:p>
+    <w:p>
+      <w:pPr>
+        <w:pStyle w:val="ListBullet"/>
+      </w:pPr>
+      <w:r>
+        <w:t>Communication Channels = n(n-1) / 2</w:t>
+      </w:r>
+    </w:p>
+    <w:p>
+      <w:pPr>
+        <w:pStyle w:val="Heading3"/>
+      </w:pPr>
+      <w:r>
+        <w:t>Risk Response Strategies</w:t>
+      </w:r>
+    </w:p>
+    <w:p>
+      <w:pPr>
+        <w:pStyle w:val="ListBullet"/>
+      </w:pPr>
+      <w:r>
+        <w:rPr>
+          <w:b/>
+        </w:rPr>
+        <w:t>Threats:</w:t>
+      </w:r>
+      <w:r>
+        <w:t xml:space="preserve"> Avoid, Transfer, Mitigate, Accept</w:t>
+      </w:r>
+    </w:p>
+    <w:p>
+      <w:pPr>
+        <w:pStyle w:val="ListBullet"/>
+      </w:pPr>
+      <w:r>
+        <w:rPr>
+          <w:b/>
+        </w:rPr>
+        <w:t>Opportunities:</w:t>
+      </w:r>
+      <w:r>
+        <w:t xml:space="preserve"> Exploit, Share, Enhance, Accept</w:t>
+      </w:r>
+    </w:p>
+    <w:p>
+      <w:pPr>
+        <w:pStyle w:val="Heading3"/>
+      </w:pPr>
+      <w:r>
+        <w:t>Common Mistakes to Avoid</w:t>
+      </w:r>
+    </w:p>
+    <w:p>
+      <w:pPr>
+        <w:pStyle w:val="ListNumber"/>
+      </w:pPr>
+      <w:r>
+        <w:t xml:space="preserve">1. </w:t>
+      </w:r>
+      <w:r>
+        <w:rPr>
+          <w:b/>
+        </w:rPr>
+        <w:t>Choosing Escalation Too Quickly</w:t>
+      </w:r>
+      <w:r>
+        <w:t xml:space="preserve"> - Try collaboration and problem-solving first</w:t>
+      </w:r>
+    </w:p>
+    <w:p>
+      <w:pPr>
+        <w:pStyle w:val="ListNumber"/>
+      </w:pPr>
+      <w:r>
+        <w:t xml:space="preserve">2. </w:t>
+      </w:r>
+      <w:r>
+        <w:rPr>
+          <w:b/>
+        </w:rPr>
+        <w:t>Ignoring Team Input</w:t>
+      </w:r>
+      <w:r>
+        <w:t xml:space="preserve"> - Servant leadership means facilitating, not dictating</w:t>
+      </w:r>
+    </w:p>
+    <w:p>
+      <w:pPr>
+        <w:pStyle w:val="ListNumber"/>
+      </w:pPr>
+      <w:r>
+        <w:t xml:space="preserve">3. </w:t>
+      </w:r>
+      <w:r>
+        <w:rPr>
+          <w:b/>
+        </w:rPr>
+        <w:t>Skipping Change Control</w:t>
+      </w:r>
+      <w:r>
+        <w:t xml:space="preserve"> - All changes need formal approval, regardless of size</w:t>
+      </w:r>
+    </w:p>
+    <w:p>
+      <w:pPr>
+        <w:pStyle w:val="ListNumber"/>
+      </w:pPr>
+      <w:r>
+        <w:t xml:space="preserve">4. </w:t>
+      </w:r>
+      <w:r>
+        <w:rPr>
+          <w:b/>
+        </w:rPr>
+        <w:t>Focusing on Blame</w:t>
+      </w:r>
+      <w:r>
+        <w:t xml:space="preserve"> - Focus on solutions and prevention, not fault-finding</w:t>
+      </w:r>
+    </w:p>
+    <w:p>
+      <w:pPr>
+        <w:pStyle w:val="ListNumber"/>
+      </w:pPr>
+      <w:r>
+        <w:t xml:space="preserve">5. </w:t>
+      </w:r>
+      <w:r>
+        <w:rPr>
+          <w:b/>
+        </w:rPr>
+        <w:t>Over-Managing in Agile</w:t>
+      </w:r>
+      <w:r>
+        <w:t xml:space="preserve"> - Trust the team to self-organize with guidance</w:t>
+      </w:r>
+    </w:p>
+    <w:p>
+      <w:pPr>
+        <w:pStyle w:val="ListNumber"/>
+      </w:pPr>
+      <w:r>
+        <w:t xml:space="preserve">6. </w:t>
+      </w:r>
+      <w:r>
+        <w:rPr>
+          <w:b/>
+        </w:rPr>
+        <w:t>Memorizing ITTOs</w:t>
+      </w:r>
+      <w:r>
+        <w:t xml:space="preserve"> - Understand process flow and logic instead</w:t>
+      </w:r>
+    </w:p>
+    <w:p>
+      <w:pPr>
+        <w:pStyle w:val="ListNumber"/>
+      </w:pPr>
+      <w:r>
+        <w:t xml:space="preserve">7. </w:t>
+      </w:r>
+      <w:r>
+        <w:rPr>
+          <w:b/>
+        </w:rPr>
+        <w:t>Selecting Emotional Answers</w:t>
+      </w:r>
+      <w:r>
+        <w:t xml:space="preserve"> - Choose professional, measured responses</w:t>
+      </w:r>
+    </w:p>
+    <w:p>
+      <w:pPr>
+        <w:pStyle w:val="ListNumber"/>
+      </w:pPr>
+      <w:r>
+        <w:t xml:space="preserve">8. </w:t>
+      </w:r>
+      <w:r>
+        <w:rPr>
+          <w:b/>
+        </w:rPr>
+        <w:t>Assuming One Size Fits All</w:t>
+      </w:r>
+      <w:r>
+        <w:t xml:space="preserve"> - Tailor approach to project context</w:t>
+      </w:r>
+    </w:p>
+    <w:p>
+      <w:pPr>
+        <w:pStyle w:val="ListNumber"/>
+      </w:pPr>
+      <w:r>
+        <w:t xml:space="preserve">9. </w:t>
+      </w:r>
+      <w:r>
+        <w:rPr>
+          <w:b/>
+        </w:rPr>
+        <w:t>Neglecting Stakeholders</w:t>
+      </w:r>
+      <w:r>
+        <w:t xml:space="preserve"> - Continuous engagement prevents surprises</w:t>
+      </w:r>
+    </w:p>
+    <w:p>
+      <w:pPr>
+        <w:pStyle w:val="ListNumber"/>
+      </w:pPr>
+      <w:r>
+        <w:t xml:space="preserve">10. </w:t>
+      </w:r>
+      <w:r>
+        <w:rPr>
+          <w:b/>
+        </w:rPr>
+        <w:t>Reporting Only Good News</w:t>
+      </w:r>
+      <w:r>
+        <w:t xml:space="preserve"> - Transparency builds trust and enables help</w:t>
+      </w:r>
+    </w:p>
+    <w:p>
+      <w:pPr>
+        <w:pStyle w:val="Heading3"/>
+      </w:pPr>
+      <w:r>
+        <w:t>Last-Minute Reminders</w:t>
+      </w:r>
+    </w:p>
+    <w:p>
+      <w:pPr>
+        <w:pStyle w:val="ListBullet"/>
+      </w:pPr>
+      <w:r>
+        <w:t>Read questions carefully - look for "FIRST," "BEST," "EXCEPT"</w:t>
+      </w:r>
+    </w:p>
+    <w:p>
+      <w:pPr>
+        <w:pStyle w:val="ListBullet"/>
+      </w:pPr>
+      <w:r>
+        <w:t>Eliminate obviously wrong answers first</w:t>
+      </w:r>
+    </w:p>
+    <w:p>
+      <w:pPr>
+        <w:pStyle w:val="ListBullet"/>
+      </w:pPr>
+      <w:r>
+        <w:t>Consider PMI perspective: collaborative, ethical, professional</w:t>
+      </w:r>
+    </w:p>
+    <w:p>
+      <w:pPr>
+        <w:pStyle w:val="ListBullet"/>
+      </w:pPr>
+      <w:r>
+        <w:t>When stuck between two answers, choose the more proactive option</w:t>
+      </w:r>
+    </w:p>
+    <w:p>
+      <w:pPr>
+        <w:pStyle w:val="ListBullet"/>
+      </w:pPr>
+      <w:r>
+        <w:t>Take both breaks during the exam to maintain focus</w:t>
+      </w:r>
+    </w:p>
+    <w:p>
+      <w:pPr>
+        <w:pStyle w:val="ListBullet"/>
+      </w:pPr>
+      <w:r>
+        <w:t>Trust your preparation and first instinct</w:t>
+      </w:r>
+    </w:p>
+    <w:p>
+      <w:r>
+        <w:t>Good luck with your PMP journey! Remember: the exam tests your judgment as much as your knowledge. Think like an experienced, ethical, collaborative project manager and you'll succeed.</w:t>
       </w:r>
     </w:p>
     <w:sectPr>
